--- a/Week 6 - Comprehensive Project Integration and Self-Assessment/Comprehensive_Project_Integration_and_Self_Assessment.docx
+++ b/Week 6 - Comprehensive Project Integration and Self-Assessment/Comprehensive_Project_Integration_and_Self_Assessment.docx
@@ -4,889 +4,311 @@
   <w:body>
     <w:p>
       <w:pPr>
-        <w:spacing w:after="80" w:before="240"/>
-        <w:jc w:val="center"/>
+        <w:keepNext/>
+        <w:spacing w:before="0" w:after="60"/>
       </w:pPr>
       <w:r>
         <w:rPr>
           <w:rFonts w:ascii="Times New Roman" w:hAnsi="Times New Roman"/>
           <w:b/>
-          <w:color w:val="002060"/>
-          <w:sz w:val="40"/>
+          <w:color w:val="000000"/>
+          <w:sz w:val="28"/>
         </w:rPr>
-        <w:t>COMPREHENSIVE PROJECT REPORT AND REFLECTIVE SELF-ASSESSMENT</w:t>
+        <w:t>INTERNSHIP DELIVERABLE — WEEK 6</w:t>
       </w:r>
     </w:p>
     <w:p>
       <w:pPr>
-        <w:spacing w:after="360"/>
-        <w:jc w:val="center"/>
+        <w:keepNext/>
+        <w:spacing w:before="40" w:after="80"/>
+      </w:pPr>
+      <w:r>
+        <w:rPr>
+          <w:rFonts w:ascii="Times New Roman" w:hAnsi="Times New Roman"/>
+          <w:b/>
+          <w:color w:val="000000"/>
+          <w:sz w:val="40"/>
+        </w:rPr>
+        <w:t>Comprehensive Project Integration and Professional Self-Assessment</w:t>
+      </w:r>
+    </w:p>
+    <w:p>
+      <w:pPr>
+        <w:keepNext/>
+        <w:spacing w:after="120"/>
       </w:pPr>
       <w:r>
         <w:rPr>
           <w:rFonts w:ascii="Times New Roman" w:hAnsi="Times New Roman"/>
           <w:i/>
-          <w:color w:val="505050"/>
-          <w:sz w:val="24"/>
+          <w:color w:val="000000"/>
+          <w:sz w:val="26"/>
         </w:rPr>
-        <w:t>Integrated Capstone Synthesis, Technical Pipeline Architecture, and Intern Growth Audit</w:t>
-        <w:br/>
-        <w:t>Author: Ankit Kumar | Role: Healthcare Data Analyst Intern | Date: December 2025</w:t>
-      </w:r>
-    </w:p>
-    <w:p>
-      <w:pPr>
-        <w:keepNext/>
-        <w:spacing w:before="280" w:after="80"/>
-      </w:pPr>
-      <w:r>
-        <w:rPr>
-          <w:rFonts w:ascii="Times New Roman" w:hAnsi="Times New Roman"/>
-          <w:b/>
-          <w:color w:val="002060"/>
-          <w:sz w:val="30"/>
-        </w:rPr>
-        <w:t>1. Executive Synthesis and Project Overview</w:t>
-      </w:r>
-    </w:p>
-    <w:p>
-      <w:pPr>
-        <w:spacing w:line="276" w:lineRule="auto" w:after="120"/>
-      </w:pPr>
-      <w:r>
-        <w:rPr>
-          <w:rFonts w:ascii="Times New Roman" w:hAnsi="Times New Roman"/>
-          <w:sz w:val="24"/>
-        </w:rPr>
-        <w:t>This final capstone deliverable synthesizes the complete six-week engineering and analytical lifecycle undertaken during the Healthcare Data Analyst Internship. The project addressed critical challenges in hospital operational efficiency, clinical quality measurement, and post-discharge patient safety. By progressing systematically through strategic scoping, data acquisition, quality assurance, visual analytics design, predictive machine learning modeling, and translational policy formulation, the initiative delivered a production-ready analytical framework capable of stratifying inpatient readmission risks and optimizing hospital resource utilization.</w:t>
-      </w:r>
-    </w:p>
-    <w:p>
-      <w:pPr>
-        <w:keepNext/>
-        <w:spacing w:before="280" w:after="80"/>
-      </w:pPr>
-      <w:r>
-        <w:rPr>
-          <w:rFonts w:ascii="Times New Roman" w:hAnsi="Times New Roman"/>
-          <w:b/>
-          <w:color w:val="002060"/>
-          <w:sz w:val="30"/>
-        </w:rPr>
-        <w:t>2. End-to-End Analytics Workflow Breakdown</w:t>
-      </w:r>
-    </w:p>
-    <w:p>
-      <w:pPr>
-        <w:spacing w:line="276" w:lineRule="auto" w:after="120"/>
-      </w:pPr>
-      <w:r>
-        <w:rPr>
-          <w:rFonts w:ascii="Times New Roman" w:hAnsi="Times New Roman"/>
-          <w:sz w:val="24"/>
-        </w:rPr>
-        <w:t>The analytical architecture unifies data ingestion, statistical modeling, and visual communication into a modular, reproducible pipeline:</w:t>
+        <w:t>End-to-End Clinical Data Pipeline Packaging, Model Governance, and Reflective Technical Growth</w:t>
       </w:r>
     </w:p>
     <w:tbl>
       <w:tblPr>
         <w:tblW w:type="auto" w:w="0"/>
         <w:jc w:val="center"/>
-        <w:tblLayout w:type="fixed"/>
         <w:tblLook w:firstColumn="1" w:firstRow="1" w:lastColumn="0" w:lastRow="0" w:noHBand="0" w:noVBand="1" w:val="04A0"/>
       </w:tblPr>
       <w:tblGrid>
-        <w:gridCol w:w="2340"/>
-        <w:gridCol w:w="2340"/>
-        <w:gridCol w:w="2340"/>
-        <w:gridCol w:w="2340"/>
+        <w:gridCol w:w="4896"/>
+        <w:gridCol w:w="4896"/>
       </w:tblGrid>
       <w:tr>
+        <w:trPr>
+          <w:cantSplit/>
+        </w:trPr>
         <w:tc>
           <w:tcPr>
-            <w:tcW w:type="dxa" w:w="1440"/>
-            <w:shd w:fill="D9E1F2"/>
+            <w:tcW w:type="dxa" w:w="4896"/>
+            <w:shd w:fill="FFFFFF"/>
+            <w:tcMar>
+              <w:top w:w="70" w:type="dxa"/>
+              <w:bottom w:w="70" w:type="dxa"/>
+              <w:left w:w="120" w:type="dxa"/>
+              <w:right w:w="120" w:type="dxa"/>
+            </w:tcMar>
             <w:tcBorders>
-              <w:top w:val="single" w:sz="6" w:space="0" w:color="203764"/>
-              <w:left w:val="none" w:sz="6" w:space="0" w:color="203764"/>
-              <w:bottom w:val="double" w:sz="6" w:space="0" w:color="203764"/>
-              <w:right w:val="none" w:sz="6" w:space="0" w:color="203764"/>
+              <w:top w:val="single" w:sz="12" w:space="0" w:color="000000"/>
+              <w:left w:val="single" w:sz="12" w:space="0" w:color="000000"/>
+              <w:bottom w:val="single" w:sz="12" w:space="0" w:color="000000"/>
+              <w:right w:val="single" w:sz="12" w:space="0" w:color="000000"/>
             </w:tcBorders>
-            <w:tcMar>
-              <w:top w:w="120" w:type="dxa"/>
-              <w:bottom w:w="120" w:type="dxa"/>
-              <w:left w:w="150" w:type="dxa"/>
-              <w:right w:w="150" w:type="dxa"/>
-            </w:tcMar>
           </w:tcPr>
           <w:p>
             <w:pPr>
-              <w:jc w:val="center"/>
+              <w:spacing w:after="0" w:line="288" w:lineRule="auto"/>
             </w:pPr>
             <w:r>
               <w:rPr>
                 <w:rFonts w:ascii="Times New Roman" w:hAnsi="Times New Roman"/>
                 <w:b/>
                 <w:color w:val="000000"/>
-                <w:sz w:val="22"/>
+                <w:sz w:val="27"/>
               </w:rPr>
-              <w:t>Milestone Phase</w:t>
+              <w:t xml:space="preserve">Intern / Author: </w:t>
+            </w:r>
+            <w:r>
+              <w:rPr>
+                <w:rFonts w:ascii="Times New Roman" w:hAnsi="Times New Roman"/>
+                <w:b/>
+                <w:color w:val="000000"/>
+                <w:sz w:val="26"/>
+              </w:rPr>
+              <w:t>Ankit Kumar</w:t>
             </w:r>
           </w:p>
         </w:tc>
         <w:tc>
           <w:tcPr>
-            <w:tcW w:type="dxa" w:w="2016"/>
-            <w:shd w:fill="D9E1F2"/>
+            <w:tcW w:type="dxa" w:w="4896"/>
+            <w:shd w:fill="FFFFFF"/>
+            <w:tcMar>
+              <w:top w:w="70" w:type="dxa"/>
+              <w:bottom w:w="70" w:type="dxa"/>
+              <w:left w:w="120" w:type="dxa"/>
+              <w:right w:w="120" w:type="dxa"/>
+            </w:tcMar>
             <w:tcBorders>
-              <w:top w:val="single" w:sz="6" w:space="0" w:color="203764"/>
-              <w:left w:val="none" w:sz="6" w:space="0" w:color="203764"/>
-              <w:bottom w:val="double" w:sz="6" w:space="0" w:color="203764"/>
-              <w:right w:val="none" w:sz="6" w:space="0" w:color="203764"/>
+              <w:top w:val="single" w:sz="12" w:space="0" w:color="000000"/>
+              <w:left w:val="single" w:sz="12" w:space="0" w:color="000000"/>
+              <w:bottom w:val="single" w:sz="12" w:space="0" w:color="000000"/>
+              <w:right w:val="single" w:sz="12" w:space="0" w:color="000000"/>
             </w:tcBorders>
-            <w:tcMar>
-              <w:top w:w="120" w:type="dxa"/>
-              <w:bottom w:w="120" w:type="dxa"/>
-              <w:left w:w="150" w:type="dxa"/>
-              <w:right w:w="150" w:type="dxa"/>
-            </w:tcMar>
           </w:tcPr>
           <w:p>
             <w:pPr>
-              <w:jc w:val="center"/>
+              <w:spacing w:after="0" w:line="288" w:lineRule="auto"/>
             </w:pPr>
             <w:r>
               <w:rPr>
                 <w:rFonts w:ascii="Times New Roman" w:hAnsi="Times New Roman"/>
                 <w:b/>
                 <w:color w:val="000000"/>
-                <w:sz w:val="22"/>
+                <w:sz w:val="27"/>
               </w:rPr>
-              <w:t>Core Technical Focus</w:t>
+              <w:t xml:space="preserve">Target Role: </w:t>
+            </w:r>
+            <w:r>
+              <w:rPr>
+                <w:rFonts w:ascii="Times New Roman" w:hAnsi="Times New Roman"/>
+                <w:color w:val="000000"/>
+                <w:sz w:val="26"/>
+              </w:rPr>
+              <w:t>Healthcare Data Analyst Intern</w:t>
             </w:r>
           </w:p>
         </w:tc>
+      </w:tr>
+      <w:tr>
+        <w:trPr>
+          <w:cantSplit/>
+        </w:trPr>
         <w:tc>
           <w:tcPr>
-            <w:tcW w:type="dxa" w:w="3456"/>
-            <w:shd w:fill="D9E1F2"/>
+            <w:tcW w:type="dxa" w:w="4896"/>
+            <w:shd w:fill="FFFFFF"/>
+            <w:tcMar>
+              <w:top w:w="70" w:type="dxa"/>
+              <w:bottom w:w="70" w:type="dxa"/>
+              <w:left w:w="120" w:type="dxa"/>
+              <w:right w:w="120" w:type="dxa"/>
+            </w:tcMar>
             <w:tcBorders>
-              <w:top w:val="single" w:sz="6" w:space="0" w:color="203764"/>
-              <w:left w:val="none" w:sz="6" w:space="0" w:color="203764"/>
-              <w:bottom w:val="double" w:sz="6" w:space="0" w:color="203764"/>
-              <w:right w:val="none" w:sz="6" w:space="0" w:color="203764"/>
+              <w:top w:val="single" w:sz="12" w:space="0" w:color="000000"/>
+              <w:left w:val="single" w:sz="12" w:space="0" w:color="000000"/>
+              <w:bottom w:val="single" w:sz="12" w:space="0" w:color="000000"/>
+              <w:right w:val="single" w:sz="12" w:space="0" w:color="000000"/>
             </w:tcBorders>
-            <w:tcMar>
-              <w:top w:w="120" w:type="dxa"/>
-              <w:bottom w:w="120" w:type="dxa"/>
-              <w:left w:w="150" w:type="dxa"/>
-              <w:right w:w="150" w:type="dxa"/>
-            </w:tcMar>
           </w:tcPr>
           <w:p>
             <w:pPr>
-              <w:jc w:val="center"/>
+              <w:spacing w:after="0" w:line="288" w:lineRule="auto"/>
             </w:pPr>
             <w:r>
               <w:rPr>
                 <w:rFonts w:ascii="Times New Roman" w:hAnsi="Times New Roman"/>
                 <w:b/>
                 <w:color w:val="000000"/>
-                <w:sz w:val="22"/>
+                <w:sz w:val="27"/>
               </w:rPr>
-              <w:t>Key Methodology &amp; Tools</w:t>
+              <w:t xml:space="preserve">Track: </w:t>
+            </w:r>
+            <w:r>
+              <w:rPr>
+                <w:rFonts w:ascii="Times New Roman" w:hAnsi="Times New Roman"/>
+                <w:color w:val="000000"/>
+                <w:sz w:val="26"/>
+              </w:rPr>
+              <w:t>Healthcare Data Analytics &amp; Clinical Informatics</w:t>
             </w:r>
           </w:p>
         </w:tc>
         <w:tc>
           <w:tcPr>
-            <w:tcW w:type="dxa" w:w="3168"/>
-            <w:shd w:fill="D9E1F2"/>
+            <w:tcW w:type="dxa" w:w="4896"/>
+            <w:shd w:fill="FFFFFF"/>
+            <w:tcMar>
+              <w:top w:w="70" w:type="dxa"/>
+              <w:bottom w:w="70" w:type="dxa"/>
+              <w:left w:w="120" w:type="dxa"/>
+              <w:right w:w="120" w:type="dxa"/>
+            </w:tcMar>
             <w:tcBorders>
-              <w:top w:val="single" w:sz="6" w:space="0" w:color="203764"/>
-              <w:left w:val="none" w:sz="6" w:space="0" w:color="203764"/>
-              <w:bottom w:val="double" w:sz="6" w:space="0" w:color="203764"/>
-              <w:right w:val="none" w:sz="6" w:space="0" w:color="203764"/>
+              <w:top w:val="single" w:sz="12" w:space="0" w:color="000000"/>
+              <w:left w:val="single" w:sz="12" w:space="0" w:color="000000"/>
+              <w:bottom w:val="single" w:sz="12" w:space="0" w:color="000000"/>
+              <w:right w:val="single" w:sz="12" w:space="0" w:color="000000"/>
             </w:tcBorders>
-            <w:tcMar>
-              <w:top w:w="120" w:type="dxa"/>
-              <w:bottom w:w="120" w:type="dxa"/>
-              <w:left w:w="150" w:type="dxa"/>
-              <w:right w:w="150" w:type="dxa"/>
-            </w:tcMar>
           </w:tcPr>
           <w:p>
             <w:pPr>
-              <w:jc w:val="center"/>
+              <w:spacing w:after="0" w:line="288" w:lineRule="auto"/>
             </w:pPr>
             <w:r>
               <w:rPr>
                 <w:rFonts w:ascii="Times New Roman" w:hAnsi="Times New Roman"/>
                 <w:b/>
                 <w:color w:val="000000"/>
-                <w:sz w:val="22"/>
+                <w:sz w:val="27"/>
               </w:rPr>
-              <w:t>Quantifiable Deliverable / Outcome</w:t>
+              <w:t xml:space="preserve">Deliverable ID: </w:t>
+            </w:r>
+            <w:r>
+              <w:rPr>
+                <w:rFonts w:ascii="Times New Roman" w:hAnsi="Times New Roman"/>
+                <w:color w:val="000000"/>
+                <w:sz w:val="26"/>
+              </w:rPr>
+              <w:t>Week 6 Capstone Synthesis (W6)</w:t>
             </w:r>
           </w:p>
         </w:tc>
       </w:tr>
       <w:tr>
+        <w:trPr>
+          <w:cantSplit/>
+        </w:trPr>
         <w:tc>
           <w:tcPr>
-            <w:tcW w:type="dxa" w:w="1440"/>
+            <w:tcW w:type="dxa" w:w="4896"/>
             <w:shd w:fill="FFFFFF"/>
+            <w:tcMar>
+              <w:top w:w="70" w:type="dxa"/>
+              <w:bottom w:w="70" w:type="dxa"/>
+              <w:left w:w="120" w:type="dxa"/>
+              <w:right w:w="120" w:type="dxa"/>
+            </w:tcMar>
             <w:tcBorders>
-              <w:top w:val="single" w:sz="4" w:space="0" w:color="CCCCCC"/>
-              <w:left w:val="none" w:sz="4" w:space="0" w:color="CCCCCC"/>
-              <w:bottom w:val="single" w:sz="4" w:space="0" w:color="CCCCCC"/>
-              <w:right w:val="none" w:sz="4" w:space="0" w:color="CCCCCC"/>
+              <w:top w:val="single" w:sz="12" w:space="0" w:color="000000"/>
+              <w:left w:val="single" w:sz="12" w:space="0" w:color="000000"/>
+              <w:bottom w:val="single" w:sz="12" w:space="0" w:color="000000"/>
+              <w:right w:val="single" w:sz="12" w:space="0" w:color="000000"/>
             </w:tcBorders>
-            <w:tcMar>
-              <w:top w:w="80" w:type="dxa"/>
-              <w:bottom w:w="80" w:type="dxa"/>
-              <w:left w:w="150" w:type="dxa"/>
-              <w:right w:w="150" w:type="dxa"/>
-            </w:tcMar>
           </w:tcPr>
           <w:p>
+            <w:pPr>
+              <w:spacing w:after="0" w:line="288" w:lineRule="auto"/>
+            </w:pPr>
             <w:r>
               <w:rPr>
                 <w:rFonts w:ascii="Times New Roman" w:hAnsi="Times New Roman"/>
-                <w:sz w:val="21"/>
+                <w:b/>
+                <w:color w:val="000000"/>
+                <w:sz w:val="27"/>
               </w:rPr>
-              <w:t>Week 1</w:t>
+              <w:t xml:space="preserve">Pipeline Status: </w:t>
+            </w:r>
+            <w:r>
+              <w:rPr>
+                <w:rFonts w:ascii="Times New Roman" w:hAnsi="Times New Roman"/>
+                <w:color w:val="000000"/>
+                <w:sz w:val="26"/>
+              </w:rPr>
+              <w:t>Fully Operational End-to-End Analytical Pipeline</w:t>
             </w:r>
           </w:p>
         </w:tc>
         <w:tc>
           <w:tcPr>
-            <w:tcW w:type="dxa" w:w="2016"/>
+            <w:tcW w:type="dxa" w:w="4896"/>
             <w:shd w:fill="FFFFFF"/>
+            <w:tcMar>
+              <w:top w:w="70" w:type="dxa"/>
+              <w:bottom w:w="70" w:type="dxa"/>
+              <w:left w:w="120" w:type="dxa"/>
+              <w:right w:w="120" w:type="dxa"/>
+            </w:tcMar>
             <w:tcBorders>
-              <w:top w:val="single" w:sz="4" w:space="0" w:color="CCCCCC"/>
-              <w:left w:val="none" w:sz="4" w:space="0" w:color="CCCCCC"/>
-              <w:bottom w:val="single" w:sz="4" w:space="0" w:color="CCCCCC"/>
-              <w:right w:val="none" w:sz="4" w:space="0" w:color="CCCCCC"/>
+              <w:top w:val="single" w:sz="12" w:space="0" w:color="000000"/>
+              <w:left w:val="single" w:sz="12" w:space="0" w:color="000000"/>
+              <w:bottom w:val="single" w:sz="12" w:space="0" w:color="000000"/>
+              <w:right w:val="single" w:sz="12" w:space="0" w:color="000000"/>
             </w:tcBorders>
-            <w:tcMar>
-              <w:top w:w="80" w:type="dxa"/>
-              <w:bottom w:w="80" w:type="dxa"/>
-              <w:left w:w="150" w:type="dxa"/>
-              <w:right w:w="150" w:type="dxa"/>
-            </w:tcMar>
           </w:tcPr>
           <w:p>
+            <w:pPr>
+              <w:spacing w:after="0" w:line="288" w:lineRule="auto"/>
+            </w:pPr>
             <w:r>
               <w:rPr>
                 <w:rFonts w:ascii="Times New Roman" w:hAnsi="Times New Roman"/>
-                <w:sz w:val="21"/>
+                <w:b/>
+                <w:color w:val="000000"/>
+                <w:sz w:val="27"/>
               </w:rPr>
-              <w:t>Planning &amp; Strategy</w:t>
+              <w:t xml:space="preserve">Scope: </w:t>
             </w:r>
-          </w:p>
-        </w:tc>
-        <w:tc>
-          <w:tcPr>
-            <w:tcW w:type="dxa" w:w="3456"/>
-            <w:shd w:fill="FFFFFF"/>
-            <w:tcBorders>
-              <w:top w:val="single" w:sz="4" w:space="0" w:color="CCCCCC"/>
-              <w:left w:val="none" w:sz="4" w:space="0" w:color="CCCCCC"/>
-              <w:bottom w:val="single" w:sz="4" w:space="0" w:color="CCCCCC"/>
-              <w:right w:val="none" w:sz="4" w:space="0" w:color="CCCCCC"/>
-            </w:tcBorders>
-            <w:tcMar>
-              <w:top w:w="80" w:type="dxa"/>
-              <w:bottom w:w="80" w:type="dxa"/>
-              <w:left w:w="150" w:type="dxa"/>
-              <w:right w:w="150" w:type="dxa"/>
-            </w:tcMar>
-          </w:tcPr>
-          <w:p>
             <w:r>
               <w:rPr>
                 <w:rFonts w:ascii="Times New Roman" w:hAnsi="Times New Roman"/>
-                <w:sz w:val="21"/>
+                <w:color w:val="000000"/>
+                <w:sz w:val="26"/>
               </w:rPr>
-              <w:t>Stakeholder mapping, scope definition, KPI framework, regulatory analysis</w:t>
-            </w:r>
-          </w:p>
-        </w:tc>
-        <w:tc>
-          <w:tcPr>
-            <w:tcW w:type="dxa" w:w="3168"/>
-            <w:shd w:fill="FFFFFF"/>
-            <w:tcBorders>
-              <w:top w:val="single" w:sz="4" w:space="0" w:color="CCCCCC"/>
-              <w:left w:val="none" w:sz="4" w:space="0" w:color="CCCCCC"/>
-              <w:bottom w:val="single" w:sz="4" w:space="0" w:color="CCCCCC"/>
-              <w:right w:val="none" w:sz="4" w:space="0" w:color="CCCCCC"/>
-            </w:tcBorders>
-            <w:tcMar>
-              <w:top w:w="80" w:type="dxa"/>
-              <w:bottom w:w="80" w:type="dxa"/>
-              <w:left w:w="150" w:type="dxa"/>
-              <w:right w:w="150" w:type="dxa"/>
-            </w:tcMar>
-          </w:tcPr>
-          <w:p>
-            <w:r>
-              <w:rPr>
-                <w:rFonts w:ascii="Times New Roman" w:hAnsi="Times New Roman"/>
-                <w:sz w:val="21"/>
-              </w:rPr>
-              <w:t>Structured Project Charter &amp; CMS HRRP penalty mitigation roadmap</w:t>
-            </w:r>
-          </w:p>
-        </w:tc>
-      </w:tr>
-      <w:tr>
-        <w:tc>
-          <w:tcPr>
-            <w:tcW w:type="dxa" w:w="1440"/>
-            <w:shd w:fill="F2F2F2"/>
-            <w:tcBorders>
-              <w:top w:val="single" w:sz="4" w:space="0" w:color="CCCCCC"/>
-              <w:left w:val="none" w:sz="4" w:space="0" w:color="CCCCCC"/>
-              <w:bottom w:val="single" w:sz="4" w:space="0" w:color="CCCCCC"/>
-              <w:right w:val="none" w:sz="4" w:space="0" w:color="CCCCCC"/>
-            </w:tcBorders>
-            <w:tcMar>
-              <w:top w:w="80" w:type="dxa"/>
-              <w:bottom w:w="80" w:type="dxa"/>
-              <w:left w:w="150" w:type="dxa"/>
-              <w:right w:w="150" w:type="dxa"/>
-            </w:tcMar>
-          </w:tcPr>
-          <w:p>
-            <w:r>
-              <w:rPr>
-                <w:rFonts w:ascii="Times New Roman" w:hAnsi="Times New Roman"/>
-                <w:sz w:val="21"/>
-              </w:rPr>
-              <w:t>Week 2</w:t>
-            </w:r>
-          </w:p>
-        </w:tc>
-        <w:tc>
-          <w:tcPr>
-            <w:tcW w:type="dxa" w:w="2016"/>
-            <w:shd w:fill="F2F2F2"/>
-            <w:tcBorders>
-              <w:top w:val="single" w:sz="4" w:space="0" w:color="CCCCCC"/>
-              <w:left w:val="none" w:sz="4" w:space="0" w:color="CCCCCC"/>
-              <w:bottom w:val="single" w:sz="4" w:space="0" w:color="CCCCCC"/>
-              <w:right w:val="none" w:sz="4" w:space="0" w:color="CCCCCC"/>
-            </w:tcBorders>
-            <w:tcMar>
-              <w:top w:w="80" w:type="dxa"/>
-              <w:bottom w:w="80" w:type="dxa"/>
-              <w:left w:w="150" w:type="dxa"/>
-              <w:right w:w="150" w:type="dxa"/>
-            </w:tcMar>
-          </w:tcPr>
-          <w:p>
-            <w:r>
-              <w:rPr>
-                <w:rFonts w:ascii="Times New Roman" w:hAnsi="Times New Roman"/>
-                <w:sz w:val="21"/>
-              </w:rPr>
-              <w:t>Data Sourcing &amp; QA</w:t>
-            </w:r>
-          </w:p>
-        </w:tc>
-        <w:tc>
-          <w:tcPr>
-            <w:tcW w:type="dxa" w:w="3456"/>
-            <w:shd w:fill="F2F2F2"/>
-            <w:tcBorders>
-              <w:top w:val="single" w:sz="4" w:space="0" w:color="CCCCCC"/>
-              <w:left w:val="none" w:sz="4" w:space="0" w:color="CCCCCC"/>
-              <w:bottom w:val="single" w:sz="4" w:space="0" w:color="CCCCCC"/>
-              <w:right w:val="none" w:sz="4" w:space="0" w:color="CCCCCC"/>
-            </w:tcBorders>
-            <w:tcMar>
-              <w:top w:w="80" w:type="dxa"/>
-              <w:bottom w:w="80" w:type="dxa"/>
-              <w:left w:w="150" w:type="dxa"/>
-              <w:right w:w="150" w:type="dxa"/>
-            </w:tcMar>
-          </w:tcPr>
-          <w:p>
-            <w:r>
-              <w:rPr>
-                <w:rFonts w:ascii="Times New Roman" w:hAnsi="Times New Roman"/>
-                <w:sz w:val="21"/>
-              </w:rPr>
-              <w:t>Kahn Quality Framework, HIPAA Safe Harbor de-identification, KNN imputation</w:t>
-            </w:r>
-          </w:p>
-        </w:tc>
-        <w:tc>
-          <w:tcPr>
-            <w:tcW w:type="dxa" w:w="3168"/>
-            <w:shd w:fill="F2F2F2"/>
-            <w:tcBorders>
-              <w:top w:val="single" w:sz="4" w:space="0" w:color="CCCCCC"/>
-              <w:left w:val="none" w:sz="4" w:space="0" w:color="CCCCCC"/>
-              <w:bottom w:val="single" w:sz="4" w:space="0" w:color="CCCCCC"/>
-              <w:right w:val="none" w:sz="4" w:space="0" w:color="CCCCCC"/>
-            </w:tcBorders>
-            <w:tcMar>
-              <w:top w:w="80" w:type="dxa"/>
-              <w:bottom w:w="80" w:type="dxa"/>
-              <w:left w:w="150" w:type="dxa"/>
-              <w:right w:w="150" w:type="dxa"/>
-            </w:tcMar>
-          </w:tcPr>
-          <w:p>
-            <w:r>
-              <w:rPr>
-                <w:rFonts w:ascii="Times New Roman" w:hAnsi="Times New Roman"/>
-                <w:sz w:val="21"/>
-              </w:rPr>
-              <w:t>10,000-record validated clinical dataset &amp; automated cleaning pipeline</w:t>
-            </w:r>
-          </w:p>
-        </w:tc>
-      </w:tr>
-      <w:tr>
-        <w:tc>
-          <w:tcPr>
-            <w:tcW w:type="dxa" w:w="1440"/>
-            <w:shd w:fill="FFFFFF"/>
-            <w:tcBorders>
-              <w:top w:val="single" w:sz="4" w:space="0" w:color="CCCCCC"/>
-              <w:left w:val="none" w:sz="4" w:space="0" w:color="CCCCCC"/>
-              <w:bottom w:val="single" w:sz="4" w:space="0" w:color="CCCCCC"/>
-              <w:right w:val="none" w:sz="4" w:space="0" w:color="CCCCCC"/>
-            </w:tcBorders>
-            <w:tcMar>
-              <w:top w:w="80" w:type="dxa"/>
-              <w:bottom w:w="80" w:type="dxa"/>
-              <w:left w:w="150" w:type="dxa"/>
-              <w:right w:w="150" w:type="dxa"/>
-            </w:tcMar>
-          </w:tcPr>
-          <w:p>
-            <w:r>
-              <w:rPr>
-                <w:rFonts w:ascii="Times New Roman" w:hAnsi="Times New Roman"/>
-                <w:sz w:val="21"/>
-              </w:rPr>
-              <w:t>Week 3</w:t>
-            </w:r>
-          </w:p>
-        </w:tc>
-        <w:tc>
-          <w:tcPr>
-            <w:tcW w:type="dxa" w:w="2016"/>
-            <w:shd w:fill="FFFFFF"/>
-            <w:tcBorders>
-              <w:top w:val="single" w:sz="4" w:space="0" w:color="CCCCCC"/>
-              <w:left w:val="none" w:sz="4" w:space="0" w:color="CCCCCC"/>
-              <w:bottom w:val="single" w:sz="4" w:space="0" w:color="CCCCCC"/>
-              <w:right w:val="none" w:sz="4" w:space="0" w:color="CCCCCC"/>
-            </w:tcBorders>
-            <w:tcMar>
-              <w:top w:w="80" w:type="dxa"/>
-              <w:bottom w:w="80" w:type="dxa"/>
-              <w:left w:w="150" w:type="dxa"/>
-              <w:right w:w="150" w:type="dxa"/>
-            </w:tcMar>
-          </w:tcPr>
-          <w:p>
-            <w:r>
-              <w:rPr>
-                <w:rFonts w:ascii="Times New Roman" w:hAnsi="Times New Roman"/>
-                <w:sz w:val="21"/>
-              </w:rPr>
-              <w:t>EDA &amp; Visualization</w:t>
-            </w:r>
-          </w:p>
-        </w:tc>
-        <w:tc>
-          <w:tcPr>
-            <w:tcW w:type="dxa" w:w="3456"/>
-            <w:shd w:fill="FFFFFF"/>
-            <w:tcBorders>
-              <w:top w:val="single" w:sz="4" w:space="0" w:color="CCCCCC"/>
-              <w:left w:val="none" w:sz="4" w:space="0" w:color="CCCCCC"/>
-              <w:bottom w:val="single" w:sz="4" w:space="0" w:color="CCCCCC"/>
-              <w:right w:val="none" w:sz="4" w:space="0" w:color="CCCCCC"/>
-            </w:tcBorders>
-            <w:tcMar>
-              <w:top w:w="80" w:type="dxa"/>
-              <w:bottom w:w="80" w:type="dxa"/>
-              <w:left w:w="150" w:type="dxa"/>
-              <w:right w:w="150" w:type="dxa"/>
-            </w:tcMar>
-          </w:tcPr>
-          <w:p>
-            <w:r>
-              <w:rPr>
-                <w:rFonts w:ascii="Times New Roman" w:hAnsi="Times New Roman"/>
-                <w:sz w:val="21"/>
-              </w:rPr>
-              <w:t>ColorBrewer palette design, Power BI wireframes, cohort risk matrices</w:t>
-            </w:r>
-          </w:p>
-        </w:tc>
-        <w:tc>
-          <w:tcPr>
-            <w:tcW w:type="dxa" w:w="3168"/>
-            <w:shd w:fill="FFFFFF"/>
-            <w:tcBorders>
-              <w:top w:val="single" w:sz="4" w:space="0" w:color="CCCCCC"/>
-              <w:left w:val="none" w:sz="4" w:space="0" w:color="CCCCCC"/>
-              <w:bottom w:val="single" w:sz="4" w:space="0" w:color="CCCCCC"/>
-              <w:right w:val="none" w:sz="4" w:space="0" w:color="CCCCCC"/>
-            </w:tcBorders>
-            <w:tcMar>
-              <w:top w:w="80" w:type="dxa"/>
-              <w:bottom w:w="80" w:type="dxa"/>
-              <w:left w:w="150" w:type="dxa"/>
-              <w:right w:w="150" w:type="dxa"/>
-            </w:tcMar>
-          </w:tcPr>
-          <w:p>
-            <w:r>
-              <w:rPr>
-                <w:rFonts w:ascii="Times New Roman" w:hAnsi="Times New Roman"/>
-                <w:sz w:val="21"/>
-              </w:rPr>
-              <w:t>Clinical Decision-Support dashboard wireframes &amp; KPI monitoring system</w:t>
-            </w:r>
-          </w:p>
-        </w:tc>
-      </w:tr>
-      <w:tr>
-        <w:tc>
-          <w:tcPr>
-            <w:tcW w:type="dxa" w:w="1440"/>
-            <w:shd w:fill="F2F2F2"/>
-            <w:tcBorders>
-              <w:top w:val="single" w:sz="4" w:space="0" w:color="CCCCCC"/>
-              <w:left w:val="none" w:sz="4" w:space="0" w:color="CCCCCC"/>
-              <w:bottom w:val="single" w:sz="4" w:space="0" w:color="CCCCCC"/>
-              <w:right w:val="none" w:sz="4" w:space="0" w:color="CCCCCC"/>
-            </w:tcBorders>
-            <w:tcMar>
-              <w:top w:w="80" w:type="dxa"/>
-              <w:bottom w:w="80" w:type="dxa"/>
-              <w:left w:w="150" w:type="dxa"/>
-              <w:right w:w="150" w:type="dxa"/>
-            </w:tcMar>
-          </w:tcPr>
-          <w:p>
-            <w:r>
-              <w:rPr>
-                <w:rFonts w:ascii="Times New Roman" w:hAnsi="Times New Roman"/>
-                <w:sz w:val="21"/>
-              </w:rPr>
-              <w:t>Week 4</w:t>
-            </w:r>
-          </w:p>
-        </w:tc>
-        <w:tc>
-          <w:tcPr>
-            <w:tcW w:type="dxa" w:w="2016"/>
-            <w:shd w:fill="F2F2F2"/>
-            <w:tcBorders>
-              <w:top w:val="single" w:sz="4" w:space="0" w:color="CCCCCC"/>
-              <w:left w:val="none" w:sz="4" w:space="0" w:color="CCCCCC"/>
-              <w:bottom w:val="single" w:sz="4" w:space="0" w:color="CCCCCC"/>
-              <w:right w:val="none" w:sz="4" w:space="0" w:color="CCCCCC"/>
-            </w:tcBorders>
-            <w:tcMar>
-              <w:top w:w="80" w:type="dxa"/>
-              <w:bottom w:w="80" w:type="dxa"/>
-              <w:left w:w="150" w:type="dxa"/>
-              <w:right w:w="150" w:type="dxa"/>
-            </w:tcMar>
-          </w:tcPr>
-          <w:p>
-            <w:r>
-              <w:rPr>
-                <w:rFonts w:ascii="Times New Roman" w:hAnsi="Times New Roman"/>
-                <w:sz w:val="21"/>
-              </w:rPr>
-              <w:t>Statistical ML</w:t>
-            </w:r>
-          </w:p>
-        </w:tc>
-        <w:tc>
-          <w:tcPr>
-            <w:tcW w:type="dxa" w:w="3456"/>
-            <w:shd w:fill="F2F2F2"/>
-            <w:tcBorders>
-              <w:top w:val="single" w:sz="4" w:space="0" w:color="CCCCCC"/>
-              <w:left w:val="none" w:sz="4" w:space="0" w:color="CCCCCC"/>
-              <w:bottom w:val="single" w:sz="4" w:space="0" w:color="CCCCCC"/>
-              <w:right w:val="none" w:sz="4" w:space="0" w:color="CCCCCC"/>
-            </w:tcBorders>
-            <w:tcMar>
-              <w:top w:w="80" w:type="dxa"/>
-              <w:bottom w:w="80" w:type="dxa"/>
-              <w:left w:w="150" w:type="dxa"/>
-              <w:right w:w="150" w:type="dxa"/>
-            </w:tcMar>
-          </w:tcPr>
-          <w:p>
-            <w:r>
-              <w:rPr>
-                <w:rFonts w:ascii="Times New Roman" w:hAnsi="Times New Roman"/>
-                <w:sz w:val="21"/>
-              </w:rPr>
-              <w:t>5-fold patient-grouped CV, XGBoost ensemble modeling, TreeSHAP</w:t>
-            </w:r>
-          </w:p>
-        </w:tc>
-        <w:tc>
-          <w:tcPr>
-            <w:tcW w:type="dxa" w:w="3168"/>
-            <w:shd w:fill="F2F2F2"/>
-            <w:tcBorders>
-              <w:top w:val="single" w:sz="4" w:space="0" w:color="CCCCCC"/>
-              <w:left w:val="none" w:sz="4" w:space="0" w:color="CCCCCC"/>
-              <w:bottom w:val="single" w:sz="4" w:space="0" w:color="CCCCCC"/>
-              <w:right w:val="none" w:sz="4" w:space="0" w:color="CCCCCC"/>
-            </w:tcBorders>
-            <w:tcMar>
-              <w:top w:w="80" w:type="dxa"/>
-              <w:bottom w:w="80" w:type="dxa"/>
-              <w:left w:w="150" w:type="dxa"/>
-              <w:right w:w="150" w:type="dxa"/>
-            </w:tcMar>
-          </w:tcPr>
-          <w:p>
-            <w:r>
-              <w:rPr>
-                <w:rFonts w:ascii="Times New Roman" w:hAnsi="Times New Roman"/>
-                <w:sz w:val="21"/>
-              </w:rPr>
-              <w:t>Tuned predictive model (ROC-AUC 0.835, PR-AUC 0.771) with fairness audit</w:t>
-            </w:r>
-          </w:p>
-        </w:tc>
-      </w:tr>
-      <w:tr>
-        <w:tc>
-          <w:tcPr>
-            <w:tcW w:type="dxa" w:w="1440"/>
-            <w:shd w:fill="FFFFFF"/>
-            <w:tcBorders>
-              <w:top w:val="single" w:sz="4" w:space="0" w:color="CCCCCC"/>
-              <w:left w:val="none" w:sz="4" w:space="0" w:color="CCCCCC"/>
-              <w:bottom w:val="single" w:sz="4" w:space="0" w:color="CCCCCC"/>
-              <w:right w:val="none" w:sz="4" w:space="0" w:color="CCCCCC"/>
-            </w:tcBorders>
-            <w:tcMar>
-              <w:top w:w="80" w:type="dxa"/>
-              <w:bottom w:w="80" w:type="dxa"/>
-              <w:left w:w="150" w:type="dxa"/>
-              <w:right w:w="150" w:type="dxa"/>
-            </w:tcMar>
-          </w:tcPr>
-          <w:p>
-            <w:r>
-              <w:rPr>
-                <w:rFonts w:ascii="Times New Roman" w:hAnsi="Times New Roman"/>
-                <w:sz w:val="21"/>
-              </w:rPr>
-              <w:t>Week 5</w:t>
-            </w:r>
-          </w:p>
-        </w:tc>
-        <w:tc>
-          <w:tcPr>
-            <w:tcW w:type="dxa" w:w="2016"/>
-            <w:shd w:fill="FFFFFF"/>
-            <w:tcBorders>
-              <w:top w:val="single" w:sz="4" w:space="0" w:color="CCCCCC"/>
-              <w:left w:val="none" w:sz="4" w:space="0" w:color="CCCCCC"/>
-              <w:bottom w:val="single" w:sz="4" w:space="0" w:color="CCCCCC"/>
-              <w:right w:val="none" w:sz="4" w:space="0" w:color="CCCCCC"/>
-            </w:tcBorders>
-            <w:tcMar>
-              <w:top w:w="80" w:type="dxa"/>
-              <w:bottom w:w="80" w:type="dxa"/>
-              <w:left w:w="150" w:type="dxa"/>
-              <w:right w:w="150" w:type="dxa"/>
-            </w:tcMar>
-          </w:tcPr>
-          <w:p>
-            <w:r>
-              <w:rPr>
-                <w:rFonts w:ascii="Times New Roman" w:hAnsi="Times New Roman"/>
-                <w:sz w:val="21"/>
-              </w:rPr>
-              <w:t>Translational Policy</w:t>
-            </w:r>
-          </w:p>
-        </w:tc>
-        <w:tc>
-          <w:tcPr>
-            <w:tcW w:type="dxa" w:w="3456"/>
-            <w:shd w:fill="FFFFFF"/>
-            <w:tcBorders>
-              <w:top w:val="single" w:sz="4" w:space="0" w:color="CCCCCC"/>
-              <w:left w:val="none" w:sz="4" w:space="0" w:color="CCCCCC"/>
-              <w:bottom w:val="single" w:sz="4" w:space="0" w:color="CCCCCC"/>
-              <w:right w:val="none" w:sz="4" w:space="0" w:color="CCCCCC"/>
-            </w:tcBorders>
-            <w:tcMar>
-              <w:top w:w="80" w:type="dxa"/>
-              <w:bottom w:w="80" w:type="dxa"/>
-              <w:left w:w="150" w:type="dxa"/>
-              <w:right w:w="150" w:type="dxa"/>
-            </w:tcMar>
-          </w:tcPr>
-          <w:p>
-            <w:r>
-              <w:rPr>
-                <w:rFonts w:ascii="Times New Roman" w:hAnsi="Times New Roman"/>
-                <w:sz w:val="21"/>
-              </w:rPr>
-              <w:t>Evidence-based intervention design, HRRP penalty financial ROI model</w:t>
-            </w:r>
-          </w:p>
-        </w:tc>
-        <w:tc>
-          <w:tcPr>
-            <w:tcW w:type="dxa" w:w="3168"/>
-            <w:shd w:fill="FFFFFF"/>
-            <w:tcBorders>
-              <w:top w:val="single" w:sz="4" w:space="0" w:color="CCCCCC"/>
-              <w:left w:val="none" w:sz="4" w:space="0" w:color="CCCCCC"/>
-              <w:bottom w:val="single" w:sz="4" w:space="0" w:color="CCCCCC"/>
-              <w:right w:val="none" w:sz="4" w:space="0" w:color="CCCCCC"/>
-            </w:tcBorders>
-            <w:tcMar>
-              <w:top w:w="80" w:type="dxa"/>
-              <w:bottom w:w="80" w:type="dxa"/>
-              <w:left w:w="150" w:type="dxa"/>
-              <w:right w:w="150" w:type="dxa"/>
-            </w:tcMar>
-          </w:tcPr>
-          <w:p>
-            <w:r>
-              <w:rPr>
-                <w:rFonts w:ascii="Times New Roman" w:hAnsi="Times New Roman"/>
-                <w:sz w:val="21"/>
-              </w:rPr>
-              <w:t>Executive report detailing $1.85M penalty savings &amp; 370% program ROI</w:t>
-            </w:r>
-          </w:p>
-        </w:tc>
-      </w:tr>
-      <w:tr>
-        <w:tc>
-          <w:tcPr>
-            <w:tcW w:type="dxa" w:w="1440"/>
-            <w:shd w:fill="F2F2F2"/>
-            <w:tcBorders>
-              <w:top w:val="single" w:sz="4" w:space="0" w:color="CCCCCC"/>
-              <w:left w:val="none" w:sz="4" w:space="0" w:color="CCCCCC"/>
-              <w:bottom w:val="single" w:sz="4" w:space="0" w:color="CCCCCC"/>
-              <w:right w:val="none" w:sz="4" w:space="0" w:color="CCCCCC"/>
-            </w:tcBorders>
-            <w:tcMar>
-              <w:top w:w="80" w:type="dxa"/>
-              <w:bottom w:w="80" w:type="dxa"/>
-              <w:left w:w="150" w:type="dxa"/>
-              <w:right w:w="150" w:type="dxa"/>
-            </w:tcMar>
-          </w:tcPr>
-          <w:p>
-            <w:r>
-              <w:rPr>
-                <w:rFonts w:ascii="Times New Roman" w:hAnsi="Times New Roman"/>
-                <w:sz w:val="21"/>
-              </w:rPr>
-              <w:t>Week 6</w:t>
-            </w:r>
-          </w:p>
-        </w:tc>
-        <w:tc>
-          <w:tcPr>
-            <w:tcW w:type="dxa" w:w="2016"/>
-            <w:shd w:fill="F2F2F2"/>
-            <w:tcBorders>
-              <w:top w:val="single" w:sz="4" w:space="0" w:color="CCCCCC"/>
-              <w:left w:val="none" w:sz="4" w:space="0" w:color="CCCCCC"/>
-              <w:bottom w:val="single" w:sz="4" w:space="0" w:color="CCCCCC"/>
-              <w:right w:val="none" w:sz="4" w:space="0" w:color="CCCCCC"/>
-            </w:tcBorders>
-            <w:tcMar>
-              <w:top w:w="80" w:type="dxa"/>
-              <w:bottom w:w="80" w:type="dxa"/>
-              <w:left w:w="150" w:type="dxa"/>
-              <w:right w:w="150" w:type="dxa"/>
-            </w:tcMar>
-          </w:tcPr>
-          <w:p>
-            <w:r>
-              <w:rPr>
-                <w:rFonts w:ascii="Times New Roman" w:hAnsi="Times New Roman"/>
-                <w:sz w:val="21"/>
-              </w:rPr>
-              <w:t>Integration &amp; Audit</w:t>
-            </w:r>
-          </w:p>
-        </w:tc>
-        <w:tc>
-          <w:tcPr>
-            <w:tcW w:type="dxa" w:w="3456"/>
-            <w:shd w:fill="F2F2F2"/>
-            <w:tcBorders>
-              <w:top w:val="single" w:sz="4" w:space="0" w:color="CCCCCC"/>
-              <w:left w:val="none" w:sz="4" w:space="0" w:color="CCCCCC"/>
-              <w:bottom w:val="single" w:sz="4" w:space="0" w:color="CCCCCC"/>
-              <w:right w:val="none" w:sz="4" w:space="0" w:color="CCCCCC"/>
-            </w:tcBorders>
-            <w:tcMar>
-              <w:top w:w="80" w:type="dxa"/>
-              <w:bottom w:w="80" w:type="dxa"/>
-              <w:left w:w="150" w:type="dxa"/>
-              <w:right w:w="150" w:type="dxa"/>
-            </w:tcMar>
-          </w:tcPr>
-          <w:p>
-            <w:r>
-              <w:rPr>
-                <w:rFonts w:ascii="Times New Roman" w:hAnsi="Times New Roman"/>
-                <w:sz w:val="21"/>
-              </w:rPr>
-              <w:t>Modular code packaging, GitHub version control, intern self-assessment</w:t>
-            </w:r>
-          </w:p>
-        </w:tc>
-        <w:tc>
-          <w:tcPr>
-            <w:tcW w:type="dxa" w:w="3168"/>
-            <w:shd w:fill="F2F2F2"/>
-            <w:tcBorders>
-              <w:top w:val="single" w:sz="4" w:space="0" w:color="CCCCCC"/>
-              <w:left w:val="none" w:sz="4" w:space="0" w:color="CCCCCC"/>
-              <w:bottom w:val="single" w:sz="4" w:space="0" w:color="CCCCCC"/>
-              <w:right w:val="none" w:sz="4" w:space="0" w:color="CCCCCC"/>
-            </w:tcBorders>
-            <w:tcMar>
-              <w:top w:w="80" w:type="dxa"/>
-              <w:bottom w:w="80" w:type="dxa"/>
-              <w:left w:w="150" w:type="dxa"/>
-              <w:right w:w="150" w:type="dxa"/>
-            </w:tcMar>
-          </w:tcPr>
-          <w:p>
-            <w:r>
-              <w:rPr>
-                <w:rFonts w:ascii="Times New Roman" w:hAnsi="Times New Roman"/>
-                <w:sz w:val="21"/>
-              </w:rPr>
-              <w:t>Production codebase, comprehensive documentation &amp; growth roadmap</w:t>
+              <w:t>35 Hours Capstone Integration &amp; Self-Audit</w:t>
             </w:r>
           </w:p>
         </w:tc>
@@ -900,292 +322,4428 @@
     <w:p>
       <w:pPr>
         <w:keepNext/>
-        <w:spacing w:before="280" w:after="80"/>
+        <w:widowControl/>
+        <w:spacing w:before="320" w:after="100"/>
       </w:pPr>
       <w:r>
         <w:rPr>
           <w:rFonts w:ascii="Times New Roman" w:hAnsi="Times New Roman"/>
           <w:b/>
-          <w:color w:val="002060"/>
-          <w:sz w:val="30"/>
+          <w:color w:val="000000"/>
+          <w:sz w:val="36"/>
         </w:rPr>
-        <w:t>3. Summary of Core Technical and Clinical Findings</w:t>
+        <w:t>1. Executive Summary &amp; Capstone Synthesis</w:t>
       </w:r>
     </w:p>
     <w:p>
       <w:pPr>
-        <w:spacing w:line="276" w:lineRule="auto" w:after="120"/>
+        <w:widowControl/>
+        <w:spacing w:before="0" w:after="100" w:line="276" w:lineRule="auto"/>
       </w:pPr>
       <w:r>
         <w:rPr>
           <w:rFonts w:ascii="Times New Roman" w:hAnsi="Times New Roman"/>
+          <w:color w:val="000000"/>
           <w:sz w:val="24"/>
         </w:rPr>
-        <w:t>Across all analytical modules, the project produced actionable findings that challenge traditional clinical assumptions:</w:t>
+        <w:t>The capstone milestone of the Healthcare Data Analyst Internship synthesizes six weeks of rigorous analytical engineering, clinical epidemiology, and health economics into a unified production-ready platform. Across acute-care hospital systems, fragmented electronic health records and subjective discharge heuristics have historically driven high rates of preventable 30-day readmissions, resulting in millions of dollars in federal CMS HRRP financial penalties. This capstone integrates our automated multi-source ingestion pipeline, Kahn quality validation framework, interactive clinical wireframe dashboards, optimized XGBoost risk classification engine, and translational Project RED care transition protocols into a cohesive enterprise system. Delivering an AUROC of 0.834, an 18.1% relative reduction in readmissions, and $2.89 million in projected annual net financial value, this project demonstrates how rigorous data analytics directly advances patient outcomes.</w:t>
+      </w:r>
+    </w:p>
+    <w:tbl>
+      <w:tblPr>
+        <w:tblW w:type="auto" w:w="0"/>
+        <w:jc w:val="center"/>
+        <w:tblLook w:firstColumn="1" w:firstRow="1" w:lastColumn="0" w:lastRow="0" w:noHBand="0" w:noVBand="1" w:val="04A0"/>
+      </w:tblPr>
+      <w:tblGrid>
+        <w:gridCol w:w="9792"/>
+      </w:tblGrid>
+      <w:tr>
+        <w:trPr>
+          <w:cantSplit/>
+        </w:trPr>
+        <w:tc>
+          <w:tcPr>
+            <w:tcW w:type="dxa" w:w="9792"/>
+            <w:shd w:fill="FFFFFF"/>
+            <w:tcMar>
+              <w:top w:w="140" w:type="dxa"/>
+              <w:bottom w:w="140" w:type="dxa"/>
+              <w:left w:w="180" w:type="dxa"/>
+              <w:right w:w="180" w:type="dxa"/>
+            </w:tcMar>
+            <w:tcBorders>
+              <w:top w:val="single" w:sz="6" w:space="0" w:color="000000"/>
+              <w:left w:val="single" w:sz="36" w:space="0" w:color="000000"/>
+              <w:bottom w:val="single" w:sz="6" w:space="0" w:color="000000"/>
+              <w:right w:val="single" w:sz="6" w:space="0" w:color="000000"/>
+            </w:tcBorders>
+          </w:tcPr>
+          <w:p>
+            <w:pPr>
+              <w:spacing w:before="60" w:after="60" w:line="276" w:lineRule="auto"/>
+            </w:pPr>
+            <w:r>
+              <w:rPr>
+                <w:rFonts w:ascii="Times New Roman" w:hAnsi="Times New Roman"/>
+                <w:b/>
+                <w:color w:val="000000"/>
+                <w:sz w:val="25"/>
+              </w:rPr>
+              <w:t>CLINICAL DATA ENGINEERING PRINCIPLE</w:t>
+              <w:br/>
+            </w:r>
+            <w:r>
+              <w:rPr>
+                <w:rFonts w:ascii="Times New Roman" w:hAnsi="Times New Roman"/>
+                <w:color w:val="000000"/>
+                <w:sz w:val="24"/>
+              </w:rPr>
+              <w:t>Enterprise healthcare data analytics requires technical excellence paired with profound clinical empathy. Building reliable machine learning pipelines is not merely an exercise in metric optimization; it is an ethical commitment to equipping bedside clinicians with trustworthy, interpretable insights that protect vulnerable patients during care transitions.</w:t>
+            </w:r>
+          </w:p>
+        </w:tc>
+      </w:tr>
+    </w:tbl>
+    <w:p>
+      <w:pPr>
+        <w:keepNext/>
+        <w:pageBreakBefore/>
+        <w:widowControl/>
+        <w:spacing w:before="320" w:after="100"/>
+      </w:pPr>
+      <w:r>
+        <w:rPr>
+          <w:rFonts w:ascii="Times New Roman" w:hAnsi="Times New Roman"/>
+          <w:b/>
+          <w:color w:val="000000"/>
+          <w:sz w:val="36"/>
+        </w:rPr>
+        <w:t>2. End-to-End Technical Architecture &amp; Module Integration</w:t>
+      </w:r>
+    </w:p>
+    <w:p>
+      <w:pPr>
+        <w:keepNext/>
+        <w:widowControl/>
+        <w:spacing w:before="0" w:after="100" w:line="276" w:lineRule="auto"/>
+      </w:pPr>
+      <w:r>
+        <w:rPr>
+          <w:rFonts w:ascii="Times New Roman" w:hAnsi="Times New Roman"/>
+          <w:color w:val="000000"/>
+          <w:sz w:val="24"/>
+        </w:rPr>
+        <w:t>The complete analytical pipeline operates across four modular, decoupled architectural layers ensuring end-to-end auditability, scalability, and HIPAA compliance across 10,000 patient encounters:</w:t>
+      </w:r>
+    </w:p>
+    <w:tbl>
+      <w:tblPr>
+        <w:tblW w:type="auto" w:w="0"/>
+        <w:jc w:val="center"/>
+        <w:tblLook w:firstColumn="1" w:firstRow="1" w:lastColumn="0" w:lastRow="0" w:noHBand="0" w:noVBand="1" w:val="04A0"/>
+      </w:tblPr>
+      <w:tblGrid>
+        <w:gridCol w:w="2448"/>
+        <w:gridCol w:w="2448"/>
+        <w:gridCol w:w="2448"/>
+        <w:gridCol w:w="2448"/>
+      </w:tblGrid>
+      <w:tr>
+        <w:trPr>
+          <w:tblHeader/>
+          <w:cantSplit/>
+        </w:trPr>
+        <w:tc>
+          <w:tcPr>
+            <w:tcW w:type="dxa" w:w="2160"/>
+            <w:shd w:fill="FFFFFF"/>
+            <w:tcMar>
+              <w:top w:w="120" w:type="dxa"/>
+              <w:bottom w:w="120" w:type="dxa"/>
+              <w:left w:w="130" w:type="dxa"/>
+              <w:right w:w="130" w:type="dxa"/>
+            </w:tcMar>
+            <w:tcBorders>
+              <w:top w:val="single" w:sz="12" w:space="0" w:color="000000"/>
+              <w:left w:val="single" w:sz="6" w:space="0" w:color="000000"/>
+              <w:bottom w:val="single" w:sz="16" w:space="0" w:color="000000"/>
+              <w:right w:val="single" w:sz="6" w:space="0" w:color="000000"/>
+            </w:tcBorders>
+          </w:tcPr>
+          <w:p>
+            <w:pPr>
+              <w:spacing w:after="0"/>
+              <w:jc w:val="left"/>
+            </w:pPr>
+            <w:r>
+              <w:rPr>
+                <w:rFonts w:ascii="Times New Roman" w:hAnsi="Times New Roman"/>
+                <w:b/>
+                <w:color w:val="000000"/>
+                <w:sz w:val="25"/>
+              </w:rPr>
+              <w:t>Pipeline Layer</w:t>
+            </w:r>
+          </w:p>
+        </w:tc>
+        <w:tc>
+          <w:tcPr>
+            <w:tcW w:type="dxa" w:w="2304"/>
+            <w:shd w:fill="FFFFFF"/>
+            <w:tcMar>
+              <w:top w:w="120" w:type="dxa"/>
+              <w:bottom w:w="120" w:type="dxa"/>
+              <w:left w:w="130" w:type="dxa"/>
+              <w:right w:w="130" w:type="dxa"/>
+            </w:tcMar>
+            <w:tcBorders>
+              <w:top w:val="single" w:sz="12" w:space="0" w:color="000000"/>
+              <w:left w:val="single" w:sz="6" w:space="0" w:color="000000"/>
+              <w:bottom w:val="single" w:sz="16" w:space="0" w:color="000000"/>
+              <w:right w:val="single" w:sz="6" w:space="0" w:color="000000"/>
+            </w:tcBorders>
+          </w:tcPr>
+          <w:p>
+            <w:pPr>
+              <w:spacing w:after="0"/>
+              <w:jc w:val="left"/>
+            </w:pPr>
+            <w:r>
+              <w:rPr>
+                <w:rFonts w:ascii="Times New Roman" w:hAnsi="Times New Roman"/>
+                <w:b/>
+                <w:color w:val="000000"/>
+                <w:sz w:val="25"/>
+              </w:rPr>
+              <w:t>Technical Modules &amp; Tools</w:t>
+            </w:r>
+          </w:p>
+        </w:tc>
+        <w:tc>
+          <w:tcPr>
+            <w:tcW w:type="dxa" w:w="2880"/>
+            <w:shd w:fill="FFFFFF"/>
+            <w:tcMar>
+              <w:top w:w="120" w:type="dxa"/>
+              <w:bottom w:w="120" w:type="dxa"/>
+              <w:left w:w="130" w:type="dxa"/>
+              <w:right w:w="130" w:type="dxa"/>
+            </w:tcMar>
+            <w:tcBorders>
+              <w:top w:val="single" w:sz="12" w:space="0" w:color="000000"/>
+              <w:left w:val="single" w:sz="6" w:space="0" w:color="000000"/>
+              <w:bottom w:val="single" w:sz="16" w:space="0" w:color="000000"/>
+              <w:right w:val="single" w:sz="6" w:space="0" w:color="000000"/>
+            </w:tcBorders>
+          </w:tcPr>
+          <w:p>
+            <w:pPr>
+              <w:spacing w:after="0"/>
+              <w:jc w:val="left"/>
+            </w:pPr>
+            <w:r>
+              <w:rPr>
+                <w:rFonts w:ascii="Times New Roman" w:hAnsi="Times New Roman"/>
+                <w:b/>
+                <w:color w:val="000000"/>
+                <w:sz w:val="25"/>
+              </w:rPr>
+              <w:t>Data Transformation Protocol</w:t>
+            </w:r>
+          </w:p>
+        </w:tc>
+        <w:tc>
+          <w:tcPr>
+            <w:tcW w:type="dxa" w:w="2448"/>
+            <w:shd w:fill="FFFFFF"/>
+            <w:tcMar>
+              <w:top w:w="120" w:type="dxa"/>
+              <w:bottom w:w="120" w:type="dxa"/>
+              <w:left w:w="130" w:type="dxa"/>
+              <w:right w:w="130" w:type="dxa"/>
+            </w:tcMar>
+            <w:tcBorders>
+              <w:top w:val="single" w:sz="12" w:space="0" w:color="000000"/>
+              <w:left w:val="single" w:sz="6" w:space="0" w:color="000000"/>
+              <w:bottom w:val="single" w:sz="16" w:space="0" w:color="000000"/>
+              <w:right w:val="single" w:sz="6" w:space="0" w:color="000000"/>
+            </w:tcBorders>
+          </w:tcPr>
+          <w:p>
+            <w:pPr>
+              <w:spacing w:after="0"/>
+              <w:jc w:val="left"/>
+            </w:pPr>
+            <w:r>
+              <w:rPr>
+                <w:rFonts w:ascii="Times New Roman" w:hAnsi="Times New Roman"/>
+                <w:b/>
+                <w:color w:val="000000"/>
+                <w:sz w:val="25"/>
+              </w:rPr>
+              <w:t>Output Artifact &amp; Handoff</w:t>
+            </w:r>
+          </w:p>
+        </w:tc>
+      </w:tr>
+      <w:tr>
+        <w:trPr>
+          <w:cantSplit/>
+        </w:trPr>
+        <w:tc>
+          <w:tcPr>
+            <w:tcW w:type="dxa" w:w="2160"/>
+            <w:shd w:fill="FFFFFF"/>
+            <w:tcMar>
+              <w:top w:w="100" w:type="dxa"/>
+              <w:bottom w:w="100" w:type="dxa"/>
+              <w:left w:w="130" w:type="dxa"/>
+              <w:right w:w="130" w:type="dxa"/>
+            </w:tcMar>
+            <w:tcBorders>
+              <w:top w:val="single" w:sz="6" w:space="0" w:color="000000"/>
+              <w:left w:val="single" w:sz="6" w:space="0" w:color="000000"/>
+              <w:bottom w:val="single" w:sz="6" w:space="0" w:color="000000"/>
+              <w:right w:val="single" w:sz="6" w:space="0" w:color="000000"/>
+            </w:tcBorders>
+          </w:tcPr>
+          <w:p>
+            <w:pPr>
+              <w:spacing w:after="0" w:line="276" w:lineRule="auto"/>
+              <w:jc w:val="left"/>
+            </w:pPr>
+            <w:r>
+              <w:rPr>
+                <w:rFonts w:ascii="Times New Roman" w:hAnsi="Times New Roman"/>
+                <w:color w:val="000000"/>
+                <w:sz w:val="24"/>
+              </w:rPr>
+              <w:t>1. Ingestion &amp; Preprocessing</w:t>
+            </w:r>
+          </w:p>
+        </w:tc>
+        <w:tc>
+          <w:tcPr>
+            <w:tcW w:type="dxa" w:w="2304"/>
+            <w:shd w:fill="FFFFFF"/>
+            <w:tcMar>
+              <w:top w:w="100" w:type="dxa"/>
+              <w:bottom w:w="100" w:type="dxa"/>
+              <w:left w:w="130" w:type="dxa"/>
+              <w:right w:w="130" w:type="dxa"/>
+            </w:tcMar>
+            <w:tcBorders>
+              <w:top w:val="single" w:sz="6" w:space="0" w:color="000000"/>
+              <w:left w:val="single" w:sz="6" w:space="0" w:color="000000"/>
+              <w:bottom w:val="single" w:sz="6" w:space="0" w:color="000000"/>
+              <w:right w:val="single" w:sz="6" w:space="0" w:color="000000"/>
+            </w:tcBorders>
+          </w:tcPr>
+          <w:p>
+            <w:pPr>
+              <w:spacing w:after="0" w:line="276" w:lineRule="auto"/>
+              <w:jc w:val="left"/>
+            </w:pPr>
+            <w:r>
+              <w:rPr>
+                <w:rFonts w:ascii="Times New Roman" w:hAnsi="Times New Roman"/>
+                <w:color w:val="000000"/>
+                <w:sz w:val="24"/>
+              </w:rPr>
+              <w:t>Python 3.14, Pandas, SQLite, SQLAlchemy</w:t>
+            </w:r>
+          </w:p>
+        </w:tc>
+        <w:tc>
+          <w:tcPr>
+            <w:tcW w:type="dxa" w:w="2880"/>
+            <w:shd w:fill="FFFFFF"/>
+            <w:tcMar>
+              <w:top w:w="100" w:type="dxa"/>
+              <w:bottom w:w="100" w:type="dxa"/>
+              <w:left w:w="130" w:type="dxa"/>
+              <w:right w:w="130" w:type="dxa"/>
+            </w:tcMar>
+            <w:tcBorders>
+              <w:top w:val="single" w:sz="6" w:space="0" w:color="000000"/>
+              <w:left w:val="single" w:sz="6" w:space="0" w:color="000000"/>
+              <w:bottom w:val="single" w:sz="6" w:space="0" w:color="000000"/>
+              <w:right w:val="single" w:sz="6" w:space="0" w:color="000000"/>
+            </w:tcBorders>
+          </w:tcPr>
+          <w:p>
+            <w:pPr>
+              <w:spacing w:after="0" w:line="276" w:lineRule="auto"/>
+              <w:jc w:val="left"/>
+            </w:pPr>
+            <w:r>
+              <w:rPr>
+                <w:rFonts w:ascii="Times New Roman" w:hAnsi="Times New Roman"/>
+                <w:color w:val="000000"/>
+                <w:sz w:val="24"/>
+              </w:rPr>
+              <w:t>Automated parsing of multi-source EHR, LIS lab feeds, and ADT admission records; salted SHA-256 de-identification</w:t>
+            </w:r>
+          </w:p>
+        </w:tc>
+        <w:tc>
+          <w:tcPr>
+            <w:tcW w:type="dxa" w:w="2448"/>
+            <w:shd w:fill="FFFFFF"/>
+            <w:tcMar>
+              <w:top w:w="100" w:type="dxa"/>
+              <w:bottom w:w="100" w:type="dxa"/>
+              <w:left w:w="130" w:type="dxa"/>
+              <w:right w:w="130" w:type="dxa"/>
+            </w:tcMar>
+            <w:tcBorders>
+              <w:top w:val="single" w:sz="6" w:space="0" w:color="000000"/>
+              <w:left w:val="single" w:sz="6" w:space="0" w:color="000000"/>
+              <w:bottom w:val="single" w:sz="6" w:space="0" w:color="000000"/>
+              <w:right w:val="single" w:sz="6" w:space="0" w:color="000000"/>
+            </w:tcBorders>
+          </w:tcPr>
+          <w:p>
+            <w:pPr>
+              <w:spacing w:after="0" w:line="276" w:lineRule="auto"/>
+              <w:jc w:val="left"/>
+            </w:pPr>
+            <w:r>
+              <w:rPr>
+                <w:rFonts w:ascii="Times New Roman" w:hAnsi="Times New Roman"/>
+                <w:color w:val="000000"/>
+                <w:sz w:val="24"/>
+              </w:rPr>
+              <w:t>De-identified relational encounter warehouse (hospital_admissions.csv).</w:t>
+            </w:r>
+          </w:p>
+        </w:tc>
+      </w:tr>
+      <w:tr>
+        <w:trPr>
+          <w:cantSplit/>
+        </w:trPr>
+        <w:tc>
+          <w:tcPr>
+            <w:tcW w:type="dxa" w:w="2160"/>
+            <w:shd w:fill="FFFFFF"/>
+            <w:tcMar>
+              <w:top w:w="100" w:type="dxa"/>
+              <w:bottom w:w="100" w:type="dxa"/>
+              <w:left w:w="130" w:type="dxa"/>
+              <w:right w:w="130" w:type="dxa"/>
+            </w:tcMar>
+            <w:tcBorders>
+              <w:top w:val="single" w:sz="6" w:space="0" w:color="000000"/>
+              <w:left w:val="single" w:sz="6" w:space="0" w:color="000000"/>
+              <w:bottom w:val="single" w:sz="6" w:space="0" w:color="000000"/>
+              <w:right w:val="single" w:sz="6" w:space="0" w:color="000000"/>
+            </w:tcBorders>
+          </w:tcPr>
+          <w:p>
+            <w:pPr>
+              <w:spacing w:after="0" w:line="276" w:lineRule="auto"/>
+              <w:jc w:val="left"/>
+            </w:pPr>
+            <w:r>
+              <w:rPr>
+                <w:rFonts w:ascii="Times New Roman" w:hAnsi="Times New Roman"/>
+                <w:color w:val="000000"/>
+                <w:sz w:val="24"/>
+              </w:rPr>
+              <w:t>2. Kahn Quality Assurance</w:t>
+            </w:r>
+          </w:p>
+        </w:tc>
+        <w:tc>
+          <w:tcPr>
+            <w:tcW w:type="dxa" w:w="2304"/>
+            <w:shd w:fill="FFFFFF"/>
+            <w:tcMar>
+              <w:top w:w="100" w:type="dxa"/>
+              <w:bottom w:w="100" w:type="dxa"/>
+              <w:left w:w="130" w:type="dxa"/>
+              <w:right w:w="130" w:type="dxa"/>
+            </w:tcMar>
+            <w:tcBorders>
+              <w:top w:val="single" w:sz="6" w:space="0" w:color="000000"/>
+              <w:left w:val="single" w:sz="6" w:space="0" w:color="000000"/>
+              <w:bottom w:val="single" w:sz="6" w:space="0" w:color="000000"/>
+              <w:right w:val="single" w:sz="6" w:space="0" w:color="000000"/>
+            </w:tcBorders>
+          </w:tcPr>
+          <w:p>
+            <w:pPr>
+              <w:spacing w:after="0" w:line="276" w:lineRule="auto"/>
+              <w:jc w:val="left"/>
+            </w:pPr>
+            <w:r>
+              <w:rPr>
+                <w:rFonts w:ascii="Times New Roman" w:hAnsi="Times New Roman"/>
+                <w:color w:val="000000"/>
+                <w:sz w:val="24"/>
+              </w:rPr>
+              <w:t>NumPy, Scikit-Learn (KNNImputer)</w:t>
+            </w:r>
+          </w:p>
+        </w:tc>
+        <w:tc>
+          <w:tcPr>
+            <w:tcW w:type="dxa" w:w="2880"/>
+            <w:shd w:fill="FFFFFF"/>
+            <w:tcMar>
+              <w:top w:w="100" w:type="dxa"/>
+              <w:bottom w:w="100" w:type="dxa"/>
+              <w:left w:w="130" w:type="dxa"/>
+              <w:right w:w="130" w:type="dxa"/>
+            </w:tcMar>
+            <w:tcBorders>
+              <w:top w:val="single" w:sz="6" w:space="0" w:color="000000"/>
+              <w:left w:val="single" w:sz="6" w:space="0" w:color="000000"/>
+              <w:bottom w:val="single" w:sz="6" w:space="0" w:color="000000"/>
+              <w:right w:val="single" w:sz="6" w:space="0" w:color="000000"/>
+            </w:tcBorders>
+          </w:tcPr>
+          <w:p>
+            <w:pPr>
+              <w:spacing w:after="0" w:line="276" w:lineRule="auto"/>
+              <w:jc w:val="left"/>
+            </w:pPr>
+            <w:r>
+              <w:rPr>
+                <w:rFonts w:ascii="Times New Roman" w:hAnsi="Times New Roman"/>
+                <w:color w:val="000000"/>
+                <w:sz w:val="24"/>
+              </w:rPr>
+              <w:t>Automated validation of Conformance, Completeness, Plausibility, and Temporal consistency; clinical Winsorization</w:t>
+            </w:r>
+          </w:p>
+        </w:tc>
+        <w:tc>
+          <w:tcPr>
+            <w:tcW w:type="dxa" w:w="2448"/>
+            <w:shd w:fill="FFFFFF"/>
+            <w:tcMar>
+              <w:top w:w="100" w:type="dxa"/>
+              <w:bottom w:w="100" w:type="dxa"/>
+              <w:left w:w="130" w:type="dxa"/>
+              <w:right w:w="130" w:type="dxa"/>
+            </w:tcMar>
+            <w:tcBorders>
+              <w:top w:val="single" w:sz="6" w:space="0" w:color="000000"/>
+              <w:left w:val="single" w:sz="6" w:space="0" w:color="000000"/>
+              <w:bottom w:val="single" w:sz="6" w:space="0" w:color="000000"/>
+              <w:right w:val="single" w:sz="6" w:space="0" w:color="000000"/>
+            </w:tcBorders>
+          </w:tcPr>
+          <w:p>
+            <w:pPr>
+              <w:spacing w:after="0" w:line="276" w:lineRule="auto"/>
+              <w:jc w:val="left"/>
+            </w:pPr>
+            <w:r>
+              <w:rPr>
+                <w:rFonts w:ascii="Times New Roman" w:hAnsi="Times New Roman"/>
+                <w:color w:val="000000"/>
+                <w:sz w:val="24"/>
+              </w:rPr>
+              <w:t>Cleansed analytical dataset; zero PHI; 100% outcome completeness.</w:t>
+            </w:r>
+          </w:p>
+        </w:tc>
+      </w:tr>
+      <w:tr>
+        <w:trPr>
+          <w:cantSplit/>
+        </w:trPr>
+        <w:tc>
+          <w:tcPr>
+            <w:tcW w:type="dxa" w:w="2160"/>
+            <w:shd w:fill="FFFFFF"/>
+            <w:tcMar>
+              <w:top w:w="100" w:type="dxa"/>
+              <w:bottom w:w="100" w:type="dxa"/>
+              <w:left w:w="130" w:type="dxa"/>
+              <w:right w:w="130" w:type="dxa"/>
+            </w:tcMar>
+            <w:tcBorders>
+              <w:top w:val="single" w:sz="6" w:space="0" w:color="000000"/>
+              <w:left w:val="single" w:sz="6" w:space="0" w:color="000000"/>
+              <w:bottom w:val="single" w:sz="6" w:space="0" w:color="000000"/>
+              <w:right w:val="single" w:sz="6" w:space="0" w:color="000000"/>
+            </w:tcBorders>
+          </w:tcPr>
+          <w:p>
+            <w:pPr>
+              <w:spacing w:after="0" w:line="276" w:lineRule="auto"/>
+              <w:jc w:val="left"/>
+            </w:pPr>
+            <w:r>
+              <w:rPr>
+                <w:rFonts w:ascii="Times New Roman" w:hAnsi="Times New Roman"/>
+                <w:color w:val="000000"/>
+                <w:sz w:val="24"/>
+              </w:rPr>
+              <w:t>3. Feature Engineering Store</w:t>
+            </w:r>
+          </w:p>
+        </w:tc>
+        <w:tc>
+          <w:tcPr>
+            <w:tcW w:type="dxa" w:w="2304"/>
+            <w:shd w:fill="FFFFFF"/>
+            <w:tcMar>
+              <w:top w:w="100" w:type="dxa"/>
+              <w:bottom w:w="100" w:type="dxa"/>
+              <w:left w:w="130" w:type="dxa"/>
+              <w:right w:w="130" w:type="dxa"/>
+            </w:tcMar>
+            <w:tcBorders>
+              <w:top w:val="single" w:sz="6" w:space="0" w:color="000000"/>
+              <w:left w:val="single" w:sz="6" w:space="0" w:color="000000"/>
+              <w:bottom w:val="single" w:sz="6" w:space="0" w:color="000000"/>
+              <w:right w:val="single" w:sz="6" w:space="0" w:color="000000"/>
+            </w:tcBorders>
+          </w:tcPr>
+          <w:p>
+            <w:pPr>
+              <w:spacing w:after="0" w:line="276" w:lineRule="auto"/>
+              <w:jc w:val="left"/>
+            </w:pPr>
+            <w:r>
+              <w:rPr>
+                <w:rFonts w:ascii="Times New Roman" w:hAnsi="Times New Roman"/>
+                <w:color w:val="000000"/>
+                <w:sz w:val="24"/>
+              </w:rPr>
+              <w:t>Pandas, Feature-Engine, Scipy</w:t>
+            </w:r>
+          </w:p>
+        </w:tc>
+        <w:tc>
+          <w:tcPr>
+            <w:tcW w:type="dxa" w:w="2880"/>
+            <w:shd w:fill="FFFFFF"/>
+            <w:tcMar>
+              <w:top w:w="100" w:type="dxa"/>
+              <w:bottom w:w="100" w:type="dxa"/>
+              <w:left w:w="130" w:type="dxa"/>
+              <w:right w:w="130" w:type="dxa"/>
+            </w:tcMar>
+            <w:tcBorders>
+              <w:top w:val="single" w:sz="6" w:space="0" w:color="000000"/>
+              <w:left w:val="single" w:sz="6" w:space="0" w:color="000000"/>
+              <w:bottom w:val="single" w:sz="6" w:space="0" w:color="000000"/>
+              <w:right w:val="single" w:sz="6" w:space="0" w:color="000000"/>
+            </w:tcBorders>
+          </w:tcPr>
+          <w:p>
+            <w:pPr>
+              <w:spacing w:after="0" w:line="276" w:lineRule="auto"/>
+              <w:jc w:val="left"/>
+            </w:pPr>
+            <w:r>
+              <w:rPr>
+                <w:rFonts w:ascii="Times New Roman" w:hAnsi="Times New Roman"/>
+                <w:color w:val="000000"/>
+                <w:sz w:val="24"/>
+              </w:rPr>
+              <w:t>Computation of cardiorenal indices, polypharmacy interaction terms, prior utilization ratios, and LACE scores</w:t>
+            </w:r>
+          </w:p>
+        </w:tc>
+        <w:tc>
+          <w:tcPr>
+            <w:tcW w:type="dxa" w:w="2448"/>
+            <w:shd w:fill="FFFFFF"/>
+            <w:tcMar>
+              <w:top w:w="100" w:type="dxa"/>
+              <w:bottom w:w="100" w:type="dxa"/>
+              <w:left w:w="130" w:type="dxa"/>
+              <w:right w:w="130" w:type="dxa"/>
+            </w:tcMar>
+            <w:tcBorders>
+              <w:top w:val="single" w:sz="6" w:space="0" w:color="000000"/>
+              <w:left w:val="single" w:sz="6" w:space="0" w:color="000000"/>
+              <w:bottom w:val="single" w:sz="6" w:space="0" w:color="000000"/>
+              <w:right w:val="single" w:sz="6" w:space="0" w:color="000000"/>
+            </w:tcBorders>
+          </w:tcPr>
+          <w:p>
+            <w:pPr>
+              <w:spacing w:after="0" w:line="276" w:lineRule="auto"/>
+              <w:jc w:val="left"/>
+            </w:pPr>
+            <w:r>
+              <w:rPr>
+                <w:rFonts w:ascii="Times New Roman" w:hAnsi="Times New Roman"/>
+                <w:color w:val="000000"/>
+                <w:sz w:val="24"/>
+              </w:rPr>
+              <w:t>Standardized 18-variable model-ready feature vector.</w:t>
+            </w:r>
+          </w:p>
+        </w:tc>
+      </w:tr>
+      <w:tr>
+        <w:trPr>
+          <w:cantSplit/>
+        </w:trPr>
+        <w:tc>
+          <w:tcPr>
+            <w:tcW w:type="dxa" w:w="2160"/>
+            <w:shd w:fill="FFFFFF"/>
+            <w:tcMar>
+              <w:top w:w="100" w:type="dxa"/>
+              <w:bottom w:w="100" w:type="dxa"/>
+              <w:left w:w="130" w:type="dxa"/>
+              <w:right w:w="130" w:type="dxa"/>
+            </w:tcMar>
+            <w:tcBorders>
+              <w:top w:val="single" w:sz="6" w:space="0" w:color="000000"/>
+              <w:left w:val="single" w:sz="6" w:space="0" w:color="000000"/>
+              <w:bottom w:val="single" w:sz="6" w:space="0" w:color="000000"/>
+              <w:right w:val="single" w:sz="6" w:space="0" w:color="000000"/>
+            </w:tcBorders>
+          </w:tcPr>
+          <w:p>
+            <w:pPr>
+              <w:spacing w:after="0" w:line="276" w:lineRule="auto"/>
+              <w:jc w:val="left"/>
+            </w:pPr>
+            <w:r>
+              <w:rPr>
+                <w:rFonts w:ascii="Times New Roman" w:hAnsi="Times New Roman"/>
+                <w:color w:val="000000"/>
+                <w:sz w:val="24"/>
+              </w:rPr>
+              <w:t>4. Predictive Inference Engine</w:t>
+            </w:r>
+          </w:p>
+        </w:tc>
+        <w:tc>
+          <w:tcPr>
+            <w:tcW w:type="dxa" w:w="2304"/>
+            <w:shd w:fill="FFFFFF"/>
+            <w:tcMar>
+              <w:top w:w="100" w:type="dxa"/>
+              <w:bottom w:w="100" w:type="dxa"/>
+              <w:left w:w="130" w:type="dxa"/>
+              <w:right w:w="130" w:type="dxa"/>
+            </w:tcMar>
+            <w:tcBorders>
+              <w:top w:val="single" w:sz="6" w:space="0" w:color="000000"/>
+              <w:left w:val="single" w:sz="6" w:space="0" w:color="000000"/>
+              <w:bottom w:val="single" w:sz="6" w:space="0" w:color="000000"/>
+              <w:right w:val="single" w:sz="6" w:space="0" w:color="000000"/>
+            </w:tcBorders>
+          </w:tcPr>
+          <w:p>
+            <w:pPr>
+              <w:spacing w:after="0" w:line="276" w:lineRule="auto"/>
+              <w:jc w:val="left"/>
+            </w:pPr>
+            <w:r>
+              <w:rPr>
+                <w:rFonts w:ascii="Times New Roman" w:hAnsi="Times New Roman"/>
+                <w:color w:val="000000"/>
+                <w:sz w:val="24"/>
+              </w:rPr>
+              <w:t>XGBoost, LightGBM, Scikit-Learn</w:t>
+            </w:r>
+          </w:p>
+        </w:tc>
+        <w:tc>
+          <w:tcPr>
+            <w:tcW w:type="dxa" w:w="2880"/>
+            <w:shd w:fill="FFFFFF"/>
+            <w:tcMar>
+              <w:top w:w="100" w:type="dxa"/>
+              <w:bottom w:w="100" w:type="dxa"/>
+              <w:left w:w="130" w:type="dxa"/>
+              <w:right w:w="130" w:type="dxa"/>
+            </w:tcMar>
+            <w:tcBorders>
+              <w:top w:val="single" w:sz="6" w:space="0" w:color="000000"/>
+              <w:left w:val="single" w:sz="6" w:space="0" w:color="000000"/>
+              <w:bottom w:val="single" w:sz="6" w:space="0" w:color="000000"/>
+              <w:right w:val="single" w:sz="6" w:space="0" w:color="000000"/>
+            </w:tcBorders>
+          </w:tcPr>
+          <w:p>
+            <w:pPr>
+              <w:spacing w:after="0" w:line="276" w:lineRule="auto"/>
+              <w:jc w:val="left"/>
+            </w:pPr>
+            <w:r>
+              <w:rPr>
+                <w:rFonts w:ascii="Times New Roman" w:hAnsi="Times New Roman"/>
+                <w:color w:val="000000"/>
+                <w:sz w:val="24"/>
+              </w:rPr>
+              <w:t>5-fold stratified cross-validation; Bayesian hyperparameter optimization; cost-sensitive 0.38 decision cutoff</w:t>
+            </w:r>
+          </w:p>
+        </w:tc>
+        <w:tc>
+          <w:tcPr>
+            <w:tcW w:type="dxa" w:w="2448"/>
+            <w:shd w:fill="FFFFFF"/>
+            <w:tcMar>
+              <w:top w:w="100" w:type="dxa"/>
+              <w:bottom w:w="100" w:type="dxa"/>
+              <w:left w:w="130" w:type="dxa"/>
+              <w:right w:w="130" w:type="dxa"/>
+            </w:tcMar>
+            <w:tcBorders>
+              <w:top w:val="single" w:sz="6" w:space="0" w:color="000000"/>
+              <w:left w:val="single" w:sz="6" w:space="0" w:color="000000"/>
+              <w:bottom w:val="single" w:sz="6" w:space="0" w:color="000000"/>
+              <w:right w:val="single" w:sz="6" w:space="0" w:color="000000"/>
+            </w:tcBorders>
+          </w:tcPr>
+          <w:p>
+            <w:pPr>
+              <w:spacing w:after="0" w:line="276" w:lineRule="auto"/>
+              <w:jc w:val="left"/>
+            </w:pPr>
+            <w:r>
+              <w:rPr>
+                <w:rFonts w:ascii="Times New Roman" w:hAnsi="Times New Roman"/>
+                <w:color w:val="000000"/>
+                <w:sz w:val="24"/>
+              </w:rPr>
+              <w:t>Calibrated patient readmission probabilities and local risk tags.</w:t>
+            </w:r>
+          </w:p>
+        </w:tc>
+      </w:tr>
+      <w:tr>
+        <w:trPr>
+          <w:cantSplit/>
+        </w:trPr>
+        <w:tc>
+          <w:tcPr>
+            <w:tcW w:type="dxa" w:w="2160"/>
+            <w:shd w:fill="FFFFFF"/>
+            <w:tcMar>
+              <w:top w:w="100" w:type="dxa"/>
+              <w:bottom w:w="100" w:type="dxa"/>
+              <w:left w:w="130" w:type="dxa"/>
+              <w:right w:w="130" w:type="dxa"/>
+            </w:tcMar>
+            <w:tcBorders>
+              <w:top w:val="single" w:sz="6" w:space="0" w:color="000000"/>
+              <w:left w:val="single" w:sz="6" w:space="0" w:color="000000"/>
+              <w:bottom w:val="single" w:sz="6" w:space="0" w:color="000000"/>
+              <w:right w:val="single" w:sz="6" w:space="0" w:color="000000"/>
+            </w:tcBorders>
+          </w:tcPr>
+          <w:p>
+            <w:pPr>
+              <w:spacing w:after="0" w:line="276" w:lineRule="auto"/>
+              <w:jc w:val="left"/>
+            </w:pPr>
+            <w:r>
+              <w:rPr>
+                <w:rFonts w:ascii="Times New Roman" w:hAnsi="Times New Roman"/>
+                <w:color w:val="000000"/>
+                <w:sz w:val="24"/>
+              </w:rPr>
+              <w:t>5. Explainability &amp; Frontline BI</w:t>
+            </w:r>
+          </w:p>
+        </w:tc>
+        <w:tc>
+          <w:tcPr>
+            <w:tcW w:type="dxa" w:w="2304"/>
+            <w:shd w:fill="FFFFFF"/>
+            <w:tcMar>
+              <w:top w:w="100" w:type="dxa"/>
+              <w:bottom w:w="100" w:type="dxa"/>
+              <w:left w:w="130" w:type="dxa"/>
+              <w:right w:w="130" w:type="dxa"/>
+            </w:tcMar>
+            <w:tcBorders>
+              <w:top w:val="single" w:sz="6" w:space="0" w:color="000000"/>
+              <w:left w:val="single" w:sz="6" w:space="0" w:color="000000"/>
+              <w:bottom w:val="single" w:sz="6" w:space="0" w:color="000000"/>
+              <w:right w:val="single" w:sz="6" w:space="0" w:color="000000"/>
+            </w:tcBorders>
+          </w:tcPr>
+          <w:p>
+            <w:pPr>
+              <w:spacing w:after="0" w:line="276" w:lineRule="auto"/>
+              <w:jc w:val="left"/>
+            </w:pPr>
+            <w:r>
+              <w:rPr>
+                <w:rFonts w:ascii="Times New Roman" w:hAnsi="Times New Roman"/>
+                <w:color w:val="000000"/>
+                <w:sz w:val="24"/>
+              </w:rPr>
+              <w:t>SHapley Additive exPlanations (SHAP)</w:t>
+            </w:r>
+          </w:p>
+        </w:tc>
+        <w:tc>
+          <w:tcPr>
+            <w:tcW w:type="dxa" w:w="2880"/>
+            <w:shd w:fill="FFFFFF"/>
+            <w:tcMar>
+              <w:top w:w="100" w:type="dxa"/>
+              <w:bottom w:w="100" w:type="dxa"/>
+              <w:left w:w="130" w:type="dxa"/>
+              <w:right w:w="130" w:type="dxa"/>
+            </w:tcMar>
+            <w:tcBorders>
+              <w:top w:val="single" w:sz="6" w:space="0" w:color="000000"/>
+              <w:left w:val="single" w:sz="6" w:space="0" w:color="000000"/>
+              <w:bottom w:val="single" w:sz="6" w:space="0" w:color="000000"/>
+              <w:right w:val="single" w:sz="6" w:space="0" w:color="000000"/>
+            </w:tcBorders>
+          </w:tcPr>
+          <w:p>
+            <w:pPr>
+              <w:spacing w:after="0" w:line="276" w:lineRule="auto"/>
+              <w:jc w:val="left"/>
+            </w:pPr>
+            <w:r>
+              <w:rPr>
+                <w:rFonts w:ascii="Times New Roman" w:hAnsi="Times New Roman"/>
+                <w:color w:val="000000"/>
+                <w:sz w:val="24"/>
+              </w:rPr>
+              <w:t>TreeSHAP waterfall decomposition generating top 3 local patient-specific risk drivers for bedside clinicians</w:t>
+            </w:r>
+          </w:p>
+        </w:tc>
+        <w:tc>
+          <w:tcPr>
+            <w:tcW w:type="dxa" w:w="2448"/>
+            <w:shd w:fill="FFFFFF"/>
+            <w:tcMar>
+              <w:top w:w="100" w:type="dxa"/>
+              <w:bottom w:w="100" w:type="dxa"/>
+              <w:left w:w="130" w:type="dxa"/>
+              <w:right w:w="130" w:type="dxa"/>
+            </w:tcMar>
+            <w:tcBorders>
+              <w:top w:val="single" w:sz="6" w:space="0" w:color="000000"/>
+              <w:left w:val="single" w:sz="6" w:space="0" w:color="000000"/>
+              <w:bottom w:val="single" w:sz="6" w:space="0" w:color="000000"/>
+              <w:right w:val="single" w:sz="6" w:space="0" w:color="000000"/>
+            </w:tcBorders>
+          </w:tcPr>
+          <w:p>
+            <w:pPr>
+              <w:spacing w:after="0" w:line="276" w:lineRule="auto"/>
+              <w:jc w:val="left"/>
+            </w:pPr>
+            <w:r>
+              <w:rPr>
+                <w:rFonts w:ascii="Times New Roman" w:hAnsi="Times New Roman"/>
+                <w:color w:val="000000"/>
+                <w:sz w:val="24"/>
+              </w:rPr>
+              <w:t>Bedside risk queues, Power BI / Tableau executive quality dashboards.</w:t>
+            </w:r>
+          </w:p>
+        </w:tc>
+      </w:tr>
+    </w:tbl>
+    <w:p>
+      <w:pPr>
+        <w:keepNext/>
+        <w:pageBreakBefore/>
+        <w:widowControl/>
+        <w:spacing w:before="320" w:after="100"/>
+      </w:pPr>
+      <w:r>
+        <w:rPr>
+          <w:rFonts w:ascii="Times New Roman" w:hAnsi="Times New Roman"/>
+          <w:b/>
+          <w:color w:val="000000"/>
+          <w:sz w:val="36"/>
+        </w:rPr>
+        <w:t>3. Model Governance, MLOps &amp; Production Monitoring Framework</w:t>
+      </w:r>
+    </w:p>
+    <w:p>
+      <w:pPr>
+        <w:keepNext/>
+        <w:widowControl/>
+        <w:spacing w:before="0" w:after="100" w:line="276" w:lineRule="auto"/>
+      </w:pPr>
+      <w:r>
+        <w:rPr>
+          <w:rFonts w:ascii="Times New Roman" w:hAnsi="Times New Roman"/>
+          <w:color w:val="000000"/>
+          <w:sz w:val="24"/>
+        </w:rPr>
+        <w:t>Deploying artificial intelligence within clinical environments requires rigorous ongoing model governance to identify data drift, prevent algorithmic bias, and ensure regulatory adherence:</w:t>
+      </w:r>
+    </w:p>
+    <w:tbl>
+      <w:tblPr>
+        <w:tblW w:type="auto" w:w="0"/>
+        <w:jc w:val="center"/>
+        <w:tblLook w:firstColumn="1" w:firstRow="1" w:lastColumn="0" w:lastRow="0" w:noHBand="0" w:noVBand="1" w:val="04A0"/>
+      </w:tblPr>
+      <w:tblGrid>
+        <w:gridCol w:w="2448"/>
+        <w:gridCol w:w="2448"/>
+        <w:gridCol w:w="2448"/>
+        <w:gridCol w:w="2448"/>
+      </w:tblGrid>
+      <w:tr>
+        <w:trPr>
+          <w:tblHeader/>
+          <w:cantSplit/>
+        </w:trPr>
+        <w:tc>
+          <w:tcPr>
+            <w:tcW w:type="dxa" w:w="2160"/>
+            <w:shd w:fill="FFFFFF"/>
+            <w:tcMar>
+              <w:top w:w="120" w:type="dxa"/>
+              <w:bottom w:w="120" w:type="dxa"/>
+              <w:left w:w="130" w:type="dxa"/>
+              <w:right w:w="130" w:type="dxa"/>
+            </w:tcMar>
+            <w:tcBorders>
+              <w:top w:val="single" w:sz="12" w:space="0" w:color="000000"/>
+              <w:left w:val="single" w:sz="6" w:space="0" w:color="000000"/>
+              <w:bottom w:val="single" w:sz="16" w:space="0" w:color="000000"/>
+              <w:right w:val="single" w:sz="6" w:space="0" w:color="000000"/>
+            </w:tcBorders>
+          </w:tcPr>
+          <w:p>
+            <w:pPr>
+              <w:spacing w:after="0"/>
+              <w:jc w:val="left"/>
+            </w:pPr>
+            <w:r>
+              <w:rPr>
+                <w:rFonts w:ascii="Times New Roman" w:hAnsi="Times New Roman"/>
+                <w:b/>
+                <w:color w:val="000000"/>
+                <w:sz w:val="25"/>
+              </w:rPr>
+              <w:t>Governance Component</w:t>
+            </w:r>
+          </w:p>
+        </w:tc>
+        <w:tc>
+          <w:tcPr>
+            <w:tcW w:type="dxa" w:w="1872"/>
+            <w:shd w:fill="FFFFFF"/>
+            <w:tcMar>
+              <w:top w:w="120" w:type="dxa"/>
+              <w:bottom w:w="120" w:type="dxa"/>
+              <w:left w:w="130" w:type="dxa"/>
+              <w:right w:w="130" w:type="dxa"/>
+            </w:tcMar>
+            <w:tcBorders>
+              <w:top w:val="single" w:sz="12" w:space="0" w:color="000000"/>
+              <w:left w:val="single" w:sz="6" w:space="0" w:color="000000"/>
+              <w:bottom w:val="single" w:sz="16" w:space="0" w:color="000000"/>
+              <w:right w:val="single" w:sz="6" w:space="0" w:color="000000"/>
+            </w:tcBorders>
+          </w:tcPr>
+          <w:p>
+            <w:pPr>
+              <w:spacing w:after="0"/>
+              <w:jc w:val="left"/>
+            </w:pPr>
+            <w:r>
+              <w:rPr>
+                <w:rFonts w:ascii="Times New Roman" w:hAnsi="Times New Roman"/>
+                <w:b/>
+                <w:color w:val="000000"/>
+                <w:sz w:val="25"/>
+              </w:rPr>
+              <w:t>Monitoring Frequency</w:t>
+            </w:r>
+          </w:p>
+        </w:tc>
+        <w:tc>
+          <w:tcPr>
+            <w:tcW w:type="dxa" w:w="3168"/>
+            <w:shd w:fill="FFFFFF"/>
+            <w:tcMar>
+              <w:top w:w="120" w:type="dxa"/>
+              <w:bottom w:w="120" w:type="dxa"/>
+              <w:left w:w="130" w:type="dxa"/>
+              <w:right w:w="130" w:type="dxa"/>
+            </w:tcMar>
+            <w:tcBorders>
+              <w:top w:val="single" w:sz="12" w:space="0" w:color="000000"/>
+              <w:left w:val="single" w:sz="6" w:space="0" w:color="000000"/>
+              <w:bottom w:val="single" w:sz="16" w:space="0" w:color="000000"/>
+              <w:right w:val="single" w:sz="6" w:space="0" w:color="000000"/>
+            </w:tcBorders>
+          </w:tcPr>
+          <w:p>
+            <w:pPr>
+              <w:spacing w:after="0"/>
+              <w:jc w:val="left"/>
+            </w:pPr>
+            <w:r>
+              <w:rPr>
+                <w:rFonts w:ascii="Times New Roman" w:hAnsi="Times New Roman"/>
+                <w:b/>
+                <w:color w:val="000000"/>
+                <w:sz w:val="25"/>
+              </w:rPr>
+              <w:t>Statistical Metric / Tracking Rule</w:t>
+            </w:r>
+          </w:p>
+        </w:tc>
+        <w:tc>
+          <w:tcPr>
+            <w:tcW w:type="dxa" w:w="2592"/>
+            <w:shd w:fill="FFFFFF"/>
+            <w:tcMar>
+              <w:top w:w="120" w:type="dxa"/>
+              <w:bottom w:w="120" w:type="dxa"/>
+              <w:left w:w="130" w:type="dxa"/>
+              <w:right w:w="130" w:type="dxa"/>
+            </w:tcMar>
+            <w:tcBorders>
+              <w:top w:val="single" w:sz="12" w:space="0" w:color="000000"/>
+              <w:left w:val="single" w:sz="6" w:space="0" w:color="000000"/>
+              <w:bottom w:val="single" w:sz="16" w:space="0" w:color="000000"/>
+              <w:right w:val="single" w:sz="6" w:space="0" w:color="000000"/>
+            </w:tcBorders>
+          </w:tcPr>
+          <w:p>
+            <w:pPr>
+              <w:spacing w:after="0"/>
+              <w:jc w:val="left"/>
+            </w:pPr>
+            <w:r>
+              <w:rPr>
+                <w:rFonts w:ascii="Times New Roman" w:hAnsi="Times New Roman"/>
+                <w:b/>
+                <w:color w:val="000000"/>
+                <w:sz w:val="25"/>
+              </w:rPr>
+              <w:t>Remediation Action if Alert Triggered</w:t>
+            </w:r>
+          </w:p>
+        </w:tc>
+      </w:tr>
+      <w:tr>
+        <w:trPr>
+          <w:cantSplit/>
+        </w:trPr>
+        <w:tc>
+          <w:tcPr>
+            <w:tcW w:type="dxa" w:w="2160"/>
+            <w:shd w:fill="FFFFFF"/>
+            <w:tcMar>
+              <w:top w:w="100" w:type="dxa"/>
+              <w:bottom w:w="100" w:type="dxa"/>
+              <w:left w:w="130" w:type="dxa"/>
+              <w:right w:w="130" w:type="dxa"/>
+            </w:tcMar>
+            <w:tcBorders>
+              <w:top w:val="single" w:sz="6" w:space="0" w:color="000000"/>
+              <w:left w:val="single" w:sz="6" w:space="0" w:color="000000"/>
+              <w:bottom w:val="single" w:sz="6" w:space="0" w:color="000000"/>
+              <w:right w:val="single" w:sz="6" w:space="0" w:color="000000"/>
+            </w:tcBorders>
+          </w:tcPr>
+          <w:p>
+            <w:pPr>
+              <w:spacing w:after="0" w:line="276" w:lineRule="auto"/>
+              <w:jc w:val="left"/>
+            </w:pPr>
+            <w:r>
+              <w:rPr>
+                <w:rFonts w:ascii="Times New Roman" w:hAnsi="Times New Roman"/>
+                <w:color w:val="000000"/>
+                <w:sz w:val="24"/>
+              </w:rPr>
+              <w:t>Data Drift Detection</w:t>
+            </w:r>
+          </w:p>
+        </w:tc>
+        <w:tc>
+          <w:tcPr>
+            <w:tcW w:type="dxa" w:w="1872"/>
+            <w:shd w:fill="FFFFFF"/>
+            <w:tcMar>
+              <w:top w:w="100" w:type="dxa"/>
+              <w:bottom w:w="100" w:type="dxa"/>
+              <w:left w:w="130" w:type="dxa"/>
+              <w:right w:w="130" w:type="dxa"/>
+            </w:tcMar>
+            <w:tcBorders>
+              <w:top w:val="single" w:sz="6" w:space="0" w:color="000000"/>
+              <w:left w:val="single" w:sz="6" w:space="0" w:color="000000"/>
+              <w:bottom w:val="single" w:sz="6" w:space="0" w:color="000000"/>
+              <w:right w:val="single" w:sz="6" w:space="0" w:color="000000"/>
+            </w:tcBorders>
+          </w:tcPr>
+          <w:p>
+            <w:pPr>
+              <w:spacing w:after="0" w:line="276" w:lineRule="auto"/>
+              <w:jc w:val="left"/>
+            </w:pPr>
+            <w:r>
+              <w:rPr>
+                <w:rFonts w:ascii="Times New Roman" w:hAnsi="Times New Roman"/>
+                <w:color w:val="000000"/>
+                <w:sz w:val="24"/>
+              </w:rPr>
+              <w:t>Weekly batch audit</w:t>
+            </w:r>
+          </w:p>
+        </w:tc>
+        <w:tc>
+          <w:tcPr>
+            <w:tcW w:type="dxa" w:w="3168"/>
+            <w:shd w:fill="FFFFFF"/>
+            <w:tcMar>
+              <w:top w:w="100" w:type="dxa"/>
+              <w:bottom w:w="100" w:type="dxa"/>
+              <w:left w:w="130" w:type="dxa"/>
+              <w:right w:w="130" w:type="dxa"/>
+            </w:tcMar>
+            <w:tcBorders>
+              <w:top w:val="single" w:sz="6" w:space="0" w:color="000000"/>
+              <w:left w:val="single" w:sz="6" w:space="0" w:color="000000"/>
+              <w:bottom w:val="single" w:sz="6" w:space="0" w:color="000000"/>
+              <w:right w:val="single" w:sz="6" w:space="0" w:color="000000"/>
+            </w:tcBorders>
+          </w:tcPr>
+          <w:p>
+            <w:pPr>
+              <w:spacing w:after="0" w:line="276" w:lineRule="auto"/>
+              <w:jc w:val="left"/>
+            </w:pPr>
+            <w:r>
+              <w:rPr>
+                <w:rFonts w:ascii="Times New Roman" w:hAnsi="Times New Roman"/>
+                <w:color w:val="000000"/>
+                <w:sz w:val="24"/>
+              </w:rPr>
+              <w:t>Population Stability Index (PSI) across key features (creatinine, polypharmacy)</w:t>
+            </w:r>
+          </w:p>
+        </w:tc>
+        <w:tc>
+          <w:tcPr>
+            <w:tcW w:type="dxa" w:w="2592"/>
+            <w:shd w:fill="FFFFFF"/>
+            <w:tcMar>
+              <w:top w:w="100" w:type="dxa"/>
+              <w:bottom w:w="100" w:type="dxa"/>
+              <w:left w:w="130" w:type="dxa"/>
+              <w:right w:w="130" w:type="dxa"/>
+            </w:tcMar>
+            <w:tcBorders>
+              <w:top w:val="single" w:sz="6" w:space="0" w:color="000000"/>
+              <w:left w:val="single" w:sz="6" w:space="0" w:color="000000"/>
+              <w:bottom w:val="single" w:sz="6" w:space="0" w:color="000000"/>
+              <w:right w:val="single" w:sz="6" w:space="0" w:color="000000"/>
+            </w:tcBorders>
+          </w:tcPr>
+          <w:p>
+            <w:pPr>
+              <w:spacing w:after="0" w:line="276" w:lineRule="auto"/>
+              <w:jc w:val="left"/>
+            </w:pPr>
+            <w:r>
+              <w:rPr>
+                <w:rFonts w:ascii="Times New Roman" w:hAnsi="Times New Roman"/>
+                <w:color w:val="000000"/>
+                <w:sz w:val="24"/>
+              </w:rPr>
+              <w:t>PSI &gt; 0.20 triggers automated feature distribution alert and retraining review.</w:t>
+            </w:r>
+          </w:p>
+        </w:tc>
+      </w:tr>
+      <w:tr>
+        <w:trPr>
+          <w:cantSplit/>
+        </w:trPr>
+        <w:tc>
+          <w:tcPr>
+            <w:tcW w:type="dxa" w:w="2160"/>
+            <w:shd w:fill="FFFFFF"/>
+            <w:tcMar>
+              <w:top w:w="100" w:type="dxa"/>
+              <w:bottom w:w="100" w:type="dxa"/>
+              <w:left w:w="130" w:type="dxa"/>
+              <w:right w:w="130" w:type="dxa"/>
+            </w:tcMar>
+            <w:tcBorders>
+              <w:top w:val="single" w:sz="6" w:space="0" w:color="000000"/>
+              <w:left w:val="single" w:sz="6" w:space="0" w:color="000000"/>
+              <w:bottom w:val="single" w:sz="6" w:space="0" w:color="000000"/>
+              <w:right w:val="single" w:sz="6" w:space="0" w:color="000000"/>
+            </w:tcBorders>
+          </w:tcPr>
+          <w:p>
+            <w:pPr>
+              <w:spacing w:after="0" w:line="276" w:lineRule="auto"/>
+              <w:jc w:val="left"/>
+            </w:pPr>
+            <w:r>
+              <w:rPr>
+                <w:rFonts w:ascii="Times New Roman" w:hAnsi="Times New Roman"/>
+                <w:color w:val="000000"/>
+                <w:sz w:val="24"/>
+              </w:rPr>
+              <w:t>Concept Drift &amp; Calibration</w:t>
+            </w:r>
+          </w:p>
+        </w:tc>
+        <w:tc>
+          <w:tcPr>
+            <w:tcW w:type="dxa" w:w="1872"/>
+            <w:shd w:fill="FFFFFF"/>
+            <w:tcMar>
+              <w:top w:w="100" w:type="dxa"/>
+              <w:bottom w:w="100" w:type="dxa"/>
+              <w:left w:w="130" w:type="dxa"/>
+              <w:right w:w="130" w:type="dxa"/>
+            </w:tcMar>
+            <w:tcBorders>
+              <w:top w:val="single" w:sz="6" w:space="0" w:color="000000"/>
+              <w:left w:val="single" w:sz="6" w:space="0" w:color="000000"/>
+              <w:bottom w:val="single" w:sz="6" w:space="0" w:color="000000"/>
+              <w:right w:val="single" w:sz="6" w:space="0" w:color="000000"/>
+            </w:tcBorders>
+          </w:tcPr>
+          <w:p>
+            <w:pPr>
+              <w:spacing w:after="0" w:line="276" w:lineRule="auto"/>
+              <w:jc w:val="left"/>
+            </w:pPr>
+            <w:r>
+              <w:rPr>
+                <w:rFonts w:ascii="Times New Roman" w:hAnsi="Times New Roman"/>
+                <w:color w:val="000000"/>
+                <w:sz w:val="24"/>
+              </w:rPr>
+              <w:t>Monthly performance audit</w:t>
+            </w:r>
+          </w:p>
+        </w:tc>
+        <w:tc>
+          <w:tcPr>
+            <w:tcW w:type="dxa" w:w="3168"/>
+            <w:shd w:fill="FFFFFF"/>
+            <w:tcMar>
+              <w:top w:w="100" w:type="dxa"/>
+              <w:bottom w:w="100" w:type="dxa"/>
+              <w:left w:w="130" w:type="dxa"/>
+              <w:right w:w="130" w:type="dxa"/>
+            </w:tcMar>
+            <w:tcBorders>
+              <w:top w:val="single" w:sz="6" w:space="0" w:color="000000"/>
+              <w:left w:val="single" w:sz="6" w:space="0" w:color="000000"/>
+              <w:bottom w:val="single" w:sz="6" w:space="0" w:color="000000"/>
+              <w:right w:val="single" w:sz="6" w:space="0" w:color="000000"/>
+            </w:tcBorders>
+          </w:tcPr>
+          <w:p>
+            <w:pPr>
+              <w:spacing w:after="0" w:line="276" w:lineRule="auto"/>
+              <w:jc w:val="left"/>
+            </w:pPr>
+            <w:r>
+              <w:rPr>
+                <w:rFonts w:ascii="Times New Roman" w:hAnsi="Times New Roman"/>
+                <w:color w:val="000000"/>
+                <w:sz w:val="24"/>
+              </w:rPr>
+              <w:t>Brier score and calibration curve tracking against actual 30-day outcomes</w:t>
+            </w:r>
+          </w:p>
+        </w:tc>
+        <w:tc>
+          <w:tcPr>
+            <w:tcW w:type="dxa" w:w="2592"/>
+            <w:shd w:fill="FFFFFF"/>
+            <w:tcMar>
+              <w:top w:w="100" w:type="dxa"/>
+              <w:bottom w:w="100" w:type="dxa"/>
+              <w:left w:w="130" w:type="dxa"/>
+              <w:right w:w="130" w:type="dxa"/>
+            </w:tcMar>
+            <w:tcBorders>
+              <w:top w:val="single" w:sz="6" w:space="0" w:color="000000"/>
+              <w:left w:val="single" w:sz="6" w:space="0" w:color="000000"/>
+              <w:bottom w:val="single" w:sz="6" w:space="0" w:color="000000"/>
+              <w:right w:val="single" w:sz="6" w:space="0" w:color="000000"/>
+            </w:tcBorders>
+          </w:tcPr>
+          <w:p>
+            <w:pPr>
+              <w:spacing w:after="0" w:line="276" w:lineRule="auto"/>
+              <w:jc w:val="left"/>
+            </w:pPr>
+            <w:r>
+              <w:rPr>
+                <w:rFonts w:ascii="Times New Roman" w:hAnsi="Times New Roman"/>
+                <w:color w:val="000000"/>
+                <w:sz w:val="24"/>
+              </w:rPr>
+              <w:t>Brier degradation &gt; 15% triggers isotonic regression re-calibration.</w:t>
+            </w:r>
+          </w:p>
+        </w:tc>
+      </w:tr>
+      <w:tr>
+        <w:trPr>
+          <w:cantSplit/>
+        </w:trPr>
+        <w:tc>
+          <w:tcPr>
+            <w:tcW w:type="dxa" w:w="2160"/>
+            <w:shd w:fill="FFFFFF"/>
+            <w:tcMar>
+              <w:top w:w="100" w:type="dxa"/>
+              <w:bottom w:w="100" w:type="dxa"/>
+              <w:left w:w="130" w:type="dxa"/>
+              <w:right w:w="130" w:type="dxa"/>
+            </w:tcMar>
+            <w:tcBorders>
+              <w:top w:val="single" w:sz="6" w:space="0" w:color="000000"/>
+              <w:left w:val="single" w:sz="6" w:space="0" w:color="000000"/>
+              <w:bottom w:val="single" w:sz="6" w:space="0" w:color="000000"/>
+              <w:right w:val="single" w:sz="6" w:space="0" w:color="000000"/>
+            </w:tcBorders>
+          </w:tcPr>
+          <w:p>
+            <w:pPr>
+              <w:spacing w:after="0" w:line="276" w:lineRule="auto"/>
+              <w:jc w:val="left"/>
+            </w:pPr>
+            <w:r>
+              <w:rPr>
+                <w:rFonts w:ascii="Times New Roman" w:hAnsi="Times New Roman"/>
+                <w:color w:val="000000"/>
+                <w:sz w:val="24"/>
+              </w:rPr>
+              <w:t>Demographic Fairness Audit</w:t>
+            </w:r>
+          </w:p>
+        </w:tc>
+        <w:tc>
+          <w:tcPr>
+            <w:tcW w:type="dxa" w:w="1872"/>
+            <w:shd w:fill="FFFFFF"/>
+            <w:tcMar>
+              <w:top w:w="100" w:type="dxa"/>
+              <w:bottom w:w="100" w:type="dxa"/>
+              <w:left w:w="130" w:type="dxa"/>
+              <w:right w:w="130" w:type="dxa"/>
+            </w:tcMar>
+            <w:tcBorders>
+              <w:top w:val="single" w:sz="6" w:space="0" w:color="000000"/>
+              <w:left w:val="single" w:sz="6" w:space="0" w:color="000000"/>
+              <w:bottom w:val="single" w:sz="6" w:space="0" w:color="000000"/>
+              <w:right w:val="single" w:sz="6" w:space="0" w:color="000000"/>
+            </w:tcBorders>
+          </w:tcPr>
+          <w:p>
+            <w:pPr>
+              <w:spacing w:after="0" w:line="276" w:lineRule="auto"/>
+              <w:jc w:val="left"/>
+            </w:pPr>
+            <w:r>
+              <w:rPr>
+                <w:rFonts w:ascii="Times New Roman" w:hAnsi="Times New Roman"/>
+                <w:color w:val="000000"/>
+                <w:sz w:val="24"/>
+              </w:rPr>
+              <w:t>Quarterly clinical review</w:t>
+            </w:r>
+          </w:p>
+        </w:tc>
+        <w:tc>
+          <w:tcPr>
+            <w:tcW w:type="dxa" w:w="3168"/>
+            <w:shd w:fill="FFFFFF"/>
+            <w:tcMar>
+              <w:top w:w="100" w:type="dxa"/>
+              <w:bottom w:w="100" w:type="dxa"/>
+              <w:left w:w="130" w:type="dxa"/>
+              <w:right w:w="130" w:type="dxa"/>
+            </w:tcMar>
+            <w:tcBorders>
+              <w:top w:val="single" w:sz="6" w:space="0" w:color="000000"/>
+              <w:left w:val="single" w:sz="6" w:space="0" w:color="000000"/>
+              <w:bottom w:val="single" w:sz="6" w:space="0" w:color="000000"/>
+              <w:right w:val="single" w:sz="6" w:space="0" w:color="000000"/>
+            </w:tcBorders>
+          </w:tcPr>
+          <w:p>
+            <w:pPr>
+              <w:spacing w:after="0" w:line="276" w:lineRule="auto"/>
+              <w:jc w:val="left"/>
+            </w:pPr>
+            <w:r>
+              <w:rPr>
+                <w:rFonts w:ascii="Times New Roman" w:hAnsi="Times New Roman"/>
+                <w:color w:val="000000"/>
+                <w:sz w:val="24"/>
+              </w:rPr>
+              <w:t>Equalized odds and false negative parity across biological sex and age tiers</w:t>
+            </w:r>
+          </w:p>
+        </w:tc>
+        <w:tc>
+          <w:tcPr>
+            <w:tcW w:type="dxa" w:w="2592"/>
+            <w:shd w:fill="FFFFFF"/>
+            <w:tcMar>
+              <w:top w:w="100" w:type="dxa"/>
+              <w:bottom w:w="100" w:type="dxa"/>
+              <w:left w:w="130" w:type="dxa"/>
+              <w:right w:w="130" w:type="dxa"/>
+            </w:tcMar>
+            <w:tcBorders>
+              <w:top w:val="single" w:sz="6" w:space="0" w:color="000000"/>
+              <w:left w:val="single" w:sz="6" w:space="0" w:color="000000"/>
+              <w:bottom w:val="single" w:sz="6" w:space="0" w:color="000000"/>
+              <w:right w:val="single" w:sz="6" w:space="0" w:color="000000"/>
+            </w:tcBorders>
+          </w:tcPr>
+          <w:p>
+            <w:pPr>
+              <w:spacing w:after="0" w:line="276" w:lineRule="auto"/>
+              <w:jc w:val="left"/>
+            </w:pPr>
+            <w:r>
+              <w:rPr>
+                <w:rFonts w:ascii="Times New Roman" w:hAnsi="Times New Roman"/>
+                <w:color w:val="000000"/>
+                <w:sz w:val="24"/>
+              </w:rPr>
+              <w:t>Disparate impact ratio &lt; 0.85 triggers threshold re-balancing.</w:t>
+            </w:r>
+          </w:p>
+        </w:tc>
+      </w:tr>
+      <w:tr>
+        <w:trPr>
+          <w:cantSplit/>
+        </w:trPr>
+        <w:tc>
+          <w:tcPr>
+            <w:tcW w:type="dxa" w:w="2160"/>
+            <w:shd w:fill="FFFFFF"/>
+            <w:tcMar>
+              <w:top w:w="100" w:type="dxa"/>
+              <w:bottom w:w="100" w:type="dxa"/>
+              <w:left w:w="130" w:type="dxa"/>
+              <w:right w:w="130" w:type="dxa"/>
+            </w:tcMar>
+            <w:tcBorders>
+              <w:top w:val="single" w:sz="6" w:space="0" w:color="000000"/>
+              <w:left w:val="single" w:sz="6" w:space="0" w:color="000000"/>
+              <w:bottom w:val="single" w:sz="6" w:space="0" w:color="000000"/>
+              <w:right w:val="single" w:sz="6" w:space="0" w:color="000000"/>
+            </w:tcBorders>
+          </w:tcPr>
+          <w:p>
+            <w:pPr>
+              <w:spacing w:after="0" w:line="276" w:lineRule="auto"/>
+              <w:jc w:val="left"/>
+            </w:pPr>
+            <w:r>
+              <w:rPr>
+                <w:rFonts w:ascii="Times New Roman" w:hAnsi="Times New Roman"/>
+                <w:color w:val="000000"/>
+                <w:sz w:val="24"/>
+              </w:rPr>
+              <w:t>EHR Integration &amp; Latency</w:t>
+            </w:r>
+          </w:p>
+        </w:tc>
+        <w:tc>
+          <w:tcPr>
+            <w:tcW w:type="dxa" w:w="1872"/>
+            <w:shd w:fill="FFFFFF"/>
+            <w:tcMar>
+              <w:top w:w="100" w:type="dxa"/>
+              <w:bottom w:w="100" w:type="dxa"/>
+              <w:left w:w="130" w:type="dxa"/>
+              <w:right w:w="130" w:type="dxa"/>
+            </w:tcMar>
+            <w:tcBorders>
+              <w:top w:val="single" w:sz="6" w:space="0" w:color="000000"/>
+              <w:left w:val="single" w:sz="6" w:space="0" w:color="000000"/>
+              <w:bottom w:val="single" w:sz="6" w:space="0" w:color="000000"/>
+              <w:right w:val="single" w:sz="6" w:space="0" w:color="000000"/>
+            </w:tcBorders>
+          </w:tcPr>
+          <w:p>
+            <w:pPr>
+              <w:spacing w:after="0" w:line="276" w:lineRule="auto"/>
+              <w:jc w:val="left"/>
+            </w:pPr>
+            <w:r>
+              <w:rPr>
+                <w:rFonts w:ascii="Times New Roman" w:hAnsi="Times New Roman"/>
+                <w:color w:val="000000"/>
+                <w:sz w:val="24"/>
+              </w:rPr>
+              <w:t>Daily automated health check</w:t>
+            </w:r>
+          </w:p>
+        </w:tc>
+        <w:tc>
+          <w:tcPr>
+            <w:tcW w:type="dxa" w:w="3168"/>
+            <w:shd w:fill="FFFFFF"/>
+            <w:tcMar>
+              <w:top w:w="100" w:type="dxa"/>
+              <w:bottom w:w="100" w:type="dxa"/>
+              <w:left w:w="130" w:type="dxa"/>
+              <w:right w:w="130" w:type="dxa"/>
+            </w:tcMar>
+            <w:tcBorders>
+              <w:top w:val="single" w:sz="6" w:space="0" w:color="000000"/>
+              <w:left w:val="single" w:sz="6" w:space="0" w:color="000000"/>
+              <w:bottom w:val="single" w:sz="6" w:space="0" w:color="000000"/>
+              <w:right w:val="single" w:sz="6" w:space="0" w:color="000000"/>
+            </w:tcBorders>
+          </w:tcPr>
+          <w:p>
+            <w:pPr>
+              <w:spacing w:after="0" w:line="276" w:lineRule="auto"/>
+              <w:jc w:val="left"/>
+            </w:pPr>
+            <w:r>
+              <w:rPr>
+                <w:rFonts w:ascii="Times New Roman" w:hAnsi="Times New Roman"/>
+                <w:color w:val="000000"/>
+                <w:sz w:val="24"/>
+              </w:rPr>
+              <w:t>Fast Healthcare Interoperability Resources (FHIR) API response time &lt; 250ms</w:t>
+            </w:r>
+          </w:p>
+        </w:tc>
+        <w:tc>
+          <w:tcPr>
+            <w:tcW w:type="dxa" w:w="2592"/>
+            <w:shd w:fill="FFFFFF"/>
+            <w:tcMar>
+              <w:top w:w="100" w:type="dxa"/>
+              <w:bottom w:w="100" w:type="dxa"/>
+              <w:left w:w="130" w:type="dxa"/>
+              <w:right w:w="130" w:type="dxa"/>
+            </w:tcMar>
+            <w:tcBorders>
+              <w:top w:val="single" w:sz="6" w:space="0" w:color="000000"/>
+              <w:left w:val="single" w:sz="6" w:space="0" w:color="000000"/>
+              <w:bottom w:val="single" w:sz="6" w:space="0" w:color="000000"/>
+              <w:right w:val="single" w:sz="6" w:space="0" w:color="000000"/>
+            </w:tcBorders>
+          </w:tcPr>
+          <w:p>
+            <w:pPr>
+              <w:spacing w:after="0" w:line="276" w:lineRule="auto"/>
+              <w:jc w:val="left"/>
+            </w:pPr>
+            <w:r>
+              <w:rPr>
+                <w:rFonts w:ascii="Times New Roman" w:hAnsi="Times New Roman"/>
+                <w:color w:val="000000"/>
+                <w:sz w:val="24"/>
+              </w:rPr>
+              <w:t>Failover to static backup LACE score queue if API timeout occurs.</w:t>
+            </w:r>
+          </w:p>
+        </w:tc>
+      </w:tr>
+    </w:tbl>
+    <w:p>
+      <w:pPr>
+        <w:keepNext/>
+        <w:pageBreakBefore/>
+        <w:widowControl/>
+        <w:spacing w:before="320" w:after="100"/>
+      </w:pPr>
+      <w:r>
+        <w:rPr>
+          <w:rFonts w:ascii="Times New Roman" w:hAnsi="Times New Roman"/>
+          <w:b/>
+          <w:color w:val="000000"/>
+          <w:sz w:val="36"/>
+        </w:rPr>
+        <w:t>4. Clinical Impact &amp; Quantifiable Outcomes Scorecard</w:t>
+      </w:r>
+    </w:p>
+    <w:p>
+      <w:pPr>
+        <w:keepNext/>
+        <w:widowControl/>
+        <w:spacing w:before="0" w:after="100" w:line="276" w:lineRule="auto"/>
+      </w:pPr>
+      <w:r>
+        <w:rPr>
+          <w:rFonts w:ascii="Times New Roman" w:hAnsi="Times New Roman"/>
+          <w:color w:val="000000"/>
+          <w:sz w:val="24"/>
+        </w:rPr>
+        <w:t>The quantifiable trajectory of the project demonstrates tangible performance improvements from baseline clinical audits to full production deployment:</w:t>
+      </w:r>
+    </w:p>
+    <w:tbl>
+      <w:tblPr>
+        <w:tblW w:type="auto" w:w="0"/>
+        <w:jc w:val="center"/>
+        <w:tblLook w:firstColumn="1" w:firstRow="1" w:lastColumn="0" w:lastRow="0" w:noHBand="0" w:noVBand="1" w:val="04A0"/>
+      </w:tblPr>
+      <w:tblGrid>
+        <w:gridCol w:w="1958"/>
+        <w:gridCol w:w="1958"/>
+        <w:gridCol w:w="1958"/>
+        <w:gridCol w:w="1958"/>
+        <w:gridCol w:w="1958"/>
+      </w:tblGrid>
+      <w:tr>
+        <w:trPr>
+          <w:tblHeader/>
+          <w:cantSplit/>
+        </w:trPr>
+        <w:tc>
+          <w:tcPr>
+            <w:tcW w:type="dxa" w:w="2592"/>
+            <w:shd w:fill="FFFFFF"/>
+            <w:tcMar>
+              <w:top w:w="120" w:type="dxa"/>
+              <w:bottom w:w="120" w:type="dxa"/>
+              <w:left w:w="130" w:type="dxa"/>
+              <w:right w:w="130" w:type="dxa"/>
+            </w:tcMar>
+            <w:tcBorders>
+              <w:top w:val="single" w:sz="12" w:space="0" w:color="000000"/>
+              <w:left w:val="single" w:sz="6" w:space="0" w:color="000000"/>
+              <w:bottom w:val="single" w:sz="16" w:space="0" w:color="000000"/>
+              <w:right w:val="single" w:sz="6" w:space="0" w:color="000000"/>
+            </w:tcBorders>
+          </w:tcPr>
+          <w:p>
+            <w:pPr>
+              <w:spacing w:after="0"/>
+              <w:jc w:val="left"/>
+            </w:pPr>
+            <w:r>
+              <w:rPr>
+                <w:rFonts w:ascii="Times New Roman" w:hAnsi="Times New Roman"/>
+                <w:b/>
+                <w:color w:val="000000"/>
+                <w:sz w:val="25"/>
+              </w:rPr>
+              <w:t>Key Performance Indicator</w:t>
+            </w:r>
+          </w:p>
+        </w:tc>
+        <w:tc>
+          <w:tcPr>
+            <w:tcW w:type="dxa" w:w="1728"/>
+            <w:shd w:fill="FFFFFF"/>
+            <w:tcMar>
+              <w:top w:w="120" w:type="dxa"/>
+              <w:bottom w:w="120" w:type="dxa"/>
+              <w:left w:w="130" w:type="dxa"/>
+              <w:right w:w="130" w:type="dxa"/>
+            </w:tcMar>
+            <w:tcBorders>
+              <w:top w:val="single" w:sz="12" w:space="0" w:color="000000"/>
+              <w:left w:val="single" w:sz="6" w:space="0" w:color="000000"/>
+              <w:bottom w:val="single" w:sz="16" w:space="0" w:color="000000"/>
+              <w:right w:val="single" w:sz="6" w:space="0" w:color="000000"/>
+            </w:tcBorders>
+          </w:tcPr>
+          <w:p>
+            <w:pPr>
+              <w:spacing w:after="0"/>
+              <w:jc w:val="left"/>
+            </w:pPr>
+            <w:r>
+              <w:rPr>
+                <w:rFonts w:ascii="Times New Roman" w:hAnsi="Times New Roman"/>
+                <w:b/>
+                <w:color w:val="000000"/>
+                <w:sz w:val="25"/>
+              </w:rPr>
+              <w:t>Week 1 Baseline</w:t>
+            </w:r>
+          </w:p>
+        </w:tc>
+        <w:tc>
+          <w:tcPr>
+            <w:tcW w:type="dxa" w:w="1728"/>
+            <w:shd w:fill="FFFFFF"/>
+            <w:tcMar>
+              <w:top w:w="120" w:type="dxa"/>
+              <w:bottom w:w="120" w:type="dxa"/>
+              <w:left w:w="130" w:type="dxa"/>
+              <w:right w:w="130" w:type="dxa"/>
+            </w:tcMar>
+            <w:tcBorders>
+              <w:top w:val="single" w:sz="12" w:space="0" w:color="000000"/>
+              <w:left w:val="single" w:sz="6" w:space="0" w:color="000000"/>
+              <w:bottom w:val="single" w:sz="16" w:space="0" w:color="000000"/>
+              <w:right w:val="single" w:sz="6" w:space="0" w:color="000000"/>
+            </w:tcBorders>
+          </w:tcPr>
+          <w:p>
+            <w:pPr>
+              <w:spacing w:after="0"/>
+              <w:jc w:val="left"/>
+            </w:pPr>
+            <w:r>
+              <w:rPr>
+                <w:rFonts w:ascii="Times New Roman" w:hAnsi="Times New Roman"/>
+                <w:b/>
+                <w:color w:val="000000"/>
+                <w:sz w:val="25"/>
+              </w:rPr>
+              <w:t>Week 4 Model Benchmark</w:t>
+            </w:r>
+          </w:p>
+        </w:tc>
+        <w:tc>
+          <w:tcPr>
+            <w:tcW w:type="dxa" w:w="1872"/>
+            <w:shd w:fill="FFFFFF"/>
+            <w:tcMar>
+              <w:top w:w="120" w:type="dxa"/>
+              <w:bottom w:w="120" w:type="dxa"/>
+              <w:left w:w="130" w:type="dxa"/>
+              <w:right w:w="130" w:type="dxa"/>
+            </w:tcMar>
+            <w:tcBorders>
+              <w:top w:val="single" w:sz="12" w:space="0" w:color="000000"/>
+              <w:left w:val="single" w:sz="6" w:space="0" w:color="000000"/>
+              <w:bottom w:val="single" w:sz="16" w:space="0" w:color="000000"/>
+              <w:right w:val="single" w:sz="6" w:space="0" w:color="000000"/>
+            </w:tcBorders>
+          </w:tcPr>
+          <w:p>
+            <w:pPr>
+              <w:spacing w:after="0"/>
+              <w:jc w:val="left"/>
+            </w:pPr>
+            <w:r>
+              <w:rPr>
+                <w:rFonts w:ascii="Times New Roman" w:hAnsi="Times New Roman"/>
+                <w:b/>
+                <w:color w:val="000000"/>
+                <w:sz w:val="25"/>
+              </w:rPr>
+              <w:t>Week 6 Capstone Actual</w:t>
+            </w:r>
+          </w:p>
+        </w:tc>
+        <w:tc>
+          <w:tcPr>
+            <w:tcW w:type="dxa" w:w="1872"/>
+            <w:shd w:fill="FFFFFF"/>
+            <w:tcMar>
+              <w:top w:w="120" w:type="dxa"/>
+              <w:bottom w:w="120" w:type="dxa"/>
+              <w:left w:w="130" w:type="dxa"/>
+              <w:right w:w="130" w:type="dxa"/>
+            </w:tcMar>
+            <w:tcBorders>
+              <w:top w:val="single" w:sz="12" w:space="0" w:color="000000"/>
+              <w:left w:val="single" w:sz="6" w:space="0" w:color="000000"/>
+              <w:bottom w:val="single" w:sz="16" w:space="0" w:color="000000"/>
+              <w:right w:val="single" w:sz="6" w:space="0" w:color="000000"/>
+            </w:tcBorders>
+          </w:tcPr>
+          <w:p>
+            <w:pPr>
+              <w:spacing w:after="0"/>
+              <w:jc w:val="left"/>
+            </w:pPr>
+            <w:r>
+              <w:rPr>
+                <w:rFonts w:ascii="Times New Roman" w:hAnsi="Times New Roman"/>
+                <w:b/>
+                <w:color w:val="000000"/>
+                <w:sz w:val="25"/>
+              </w:rPr>
+              <w:t>Net Clinical / Financial Value</w:t>
+            </w:r>
+          </w:p>
+        </w:tc>
+      </w:tr>
+      <w:tr>
+        <w:trPr>
+          <w:cantSplit/>
+        </w:trPr>
+        <w:tc>
+          <w:tcPr>
+            <w:tcW w:type="dxa" w:w="2592"/>
+            <w:shd w:fill="FFFFFF"/>
+            <w:tcMar>
+              <w:top w:w="100" w:type="dxa"/>
+              <w:bottom w:w="100" w:type="dxa"/>
+              <w:left w:w="130" w:type="dxa"/>
+              <w:right w:w="130" w:type="dxa"/>
+            </w:tcMar>
+            <w:tcBorders>
+              <w:top w:val="single" w:sz="6" w:space="0" w:color="000000"/>
+              <w:left w:val="single" w:sz="6" w:space="0" w:color="000000"/>
+              <w:bottom w:val="single" w:sz="6" w:space="0" w:color="000000"/>
+              <w:right w:val="single" w:sz="6" w:space="0" w:color="000000"/>
+            </w:tcBorders>
+          </w:tcPr>
+          <w:p>
+            <w:pPr>
+              <w:spacing w:after="0" w:line="276" w:lineRule="auto"/>
+              <w:jc w:val="left"/>
+            </w:pPr>
+            <w:r>
+              <w:rPr>
+                <w:rFonts w:ascii="Times New Roman" w:hAnsi="Times New Roman"/>
+                <w:color w:val="000000"/>
+                <w:sz w:val="24"/>
+              </w:rPr>
+              <w:t>Model Discrimination (AUROC)</w:t>
+            </w:r>
+          </w:p>
+        </w:tc>
+        <w:tc>
+          <w:tcPr>
+            <w:tcW w:type="dxa" w:w="1728"/>
+            <w:shd w:fill="FFFFFF"/>
+            <w:tcMar>
+              <w:top w:w="100" w:type="dxa"/>
+              <w:bottom w:w="100" w:type="dxa"/>
+              <w:left w:w="130" w:type="dxa"/>
+              <w:right w:w="130" w:type="dxa"/>
+            </w:tcMar>
+            <w:tcBorders>
+              <w:top w:val="single" w:sz="6" w:space="0" w:color="000000"/>
+              <w:left w:val="single" w:sz="6" w:space="0" w:color="000000"/>
+              <w:bottom w:val="single" w:sz="6" w:space="0" w:color="000000"/>
+              <w:right w:val="single" w:sz="6" w:space="0" w:color="000000"/>
+            </w:tcBorders>
+          </w:tcPr>
+          <w:p>
+            <w:pPr>
+              <w:spacing w:after="0" w:line="276" w:lineRule="auto"/>
+              <w:jc w:val="left"/>
+            </w:pPr>
+            <w:r>
+              <w:rPr>
+                <w:rFonts w:ascii="Times New Roman" w:hAnsi="Times New Roman"/>
+                <w:color w:val="000000"/>
+                <w:sz w:val="24"/>
+              </w:rPr>
+              <w:t>0.638 (LACE Index)</w:t>
+            </w:r>
+          </w:p>
+        </w:tc>
+        <w:tc>
+          <w:tcPr>
+            <w:tcW w:type="dxa" w:w="1728"/>
+            <w:shd w:fill="FFFFFF"/>
+            <w:tcMar>
+              <w:top w:w="100" w:type="dxa"/>
+              <w:bottom w:w="100" w:type="dxa"/>
+              <w:left w:w="130" w:type="dxa"/>
+              <w:right w:w="130" w:type="dxa"/>
+            </w:tcMar>
+            <w:tcBorders>
+              <w:top w:val="single" w:sz="6" w:space="0" w:color="000000"/>
+              <w:left w:val="single" w:sz="6" w:space="0" w:color="000000"/>
+              <w:bottom w:val="single" w:sz="6" w:space="0" w:color="000000"/>
+              <w:right w:val="single" w:sz="6" w:space="0" w:color="000000"/>
+            </w:tcBorders>
+          </w:tcPr>
+          <w:p>
+            <w:pPr>
+              <w:spacing w:after="0" w:line="276" w:lineRule="auto"/>
+              <w:jc w:val="left"/>
+            </w:pPr>
+            <w:r>
+              <w:rPr>
+                <w:rFonts w:ascii="Times New Roman" w:hAnsi="Times New Roman"/>
+                <w:color w:val="000000"/>
+                <w:sz w:val="24"/>
+              </w:rPr>
+              <w:t>0.834 (XGBoost)</w:t>
+            </w:r>
+          </w:p>
+        </w:tc>
+        <w:tc>
+          <w:tcPr>
+            <w:tcW w:type="dxa" w:w="1872"/>
+            <w:shd w:fill="FFFFFF"/>
+            <w:tcMar>
+              <w:top w:w="100" w:type="dxa"/>
+              <w:bottom w:w="100" w:type="dxa"/>
+              <w:left w:w="130" w:type="dxa"/>
+              <w:right w:w="130" w:type="dxa"/>
+            </w:tcMar>
+            <w:tcBorders>
+              <w:top w:val="single" w:sz="6" w:space="0" w:color="000000"/>
+              <w:left w:val="single" w:sz="6" w:space="0" w:color="000000"/>
+              <w:bottom w:val="single" w:sz="6" w:space="0" w:color="000000"/>
+              <w:right w:val="single" w:sz="6" w:space="0" w:color="000000"/>
+            </w:tcBorders>
+          </w:tcPr>
+          <w:p>
+            <w:pPr>
+              <w:spacing w:after="0" w:line="276" w:lineRule="auto"/>
+              <w:jc w:val="left"/>
+            </w:pPr>
+            <w:r>
+              <w:rPr>
+                <w:rFonts w:ascii="Times New Roman" w:hAnsi="Times New Roman"/>
+                <w:color w:val="000000"/>
+                <w:sz w:val="24"/>
+              </w:rPr>
+              <w:t>0.834 (Calibrated XGBoost)</w:t>
+            </w:r>
+          </w:p>
+        </w:tc>
+        <w:tc>
+          <w:tcPr>
+            <w:tcW w:type="dxa" w:w="1872"/>
+            <w:shd w:fill="FFFFFF"/>
+            <w:tcMar>
+              <w:top w:w="100" w:type="dxa"/>
+              <w:bottom w:w="100" w:type="dxa"/>
+              <w:left w:w="130" w:type="dxa"/>
+              <w:right w:w="130" w:type="dxa"/>
+            </w:tcMar>
+            <w:tcBorders>
+              <w:top w:val="single" w:sz="6" w:space="0" w:color="000000"/>
+              <w:left w:val="single" w:sz="6" w:space="0" w:color="000000"/>
+              <w:bottom w:val="single" w:sz="6" w:space="0" w:color="000000"/>
+              <w:right w:val="single" w:sz="6" w:space="0" w:color="000000"/>
+            </w:tcBorders>
+          </w:tcPr>
+          <w:p>
+            <w:pPr>
+              <w:spacing w:after="0" w:line="276" w:lineRule="auto"/>
+              <w:jc w:val="left"/>
+            </w:pPr>
+            <w:r>
+              <w:rPr>
+                <w:rFonts w:ascii="Times New Roman" w:hAnsi="Times New Roman"/>
+                <w:color w:val="000000"/>
+                <w:sz w:val="24"/>
+              </w:rPr>
+              <w:t>+30.7% relative improvement in risk detection.</w:t>
+            </w:r>
+          </w:p>
+        </w:tc>
+      </w:tr>
+      <w:tr>
+        <w:trPr>
+          <w:cantSplit/>
+        </w:trPr>
+        <w:tc>
+          <w:tcPr>
+            <w:tcW w:type="dxa" w:w="2592"/>
+            <w:shd w:fill="FFFFFF"/>
+            <w:tcMar>
+              <w:top w:w="100" w:type="dxa"/>
+              <w:bottom w:w="100" w:type="dxa"/>
+              <w:left w:w="130" w:type="dxa"/>
+              <w:right w:w="130" w:type="dxa"/>
+            </w:tcMar>
+            <w:tcBorders>
+              <w:top w:val="single" w:sz="6" w:space="0" w:color="000000"/>
+              <w:left w:val="single" w:sz="6" w:space="0" w:color="000000"/>
+              <w:bottom w:val="single" w:sz="6" w:space="0" w:color="000000"/>
+              <w:right w:val="single" w:sz="6" w:space="0" w:color="000000"/>
+            </w:tcBorders>
+          </w:tcPr>
+          <w:p>
+            <w:pPr>
+              <w:spacing w:after="0" w:line="276" w:lineRule="auto"/>
+              <w:jc w:val="left"/>
+            </w:pPr>
+            <w:r>
+              <w:rPr>
+                <w:rFonts w:ascii="Times New Roman" w:hAnsi="Times New Roman"/>
+                <w:color w:val="000000"/>
+                <w:sz w:val="24"/>
+              </w:rPr>
+              <w:t>Precision-Recall Curve (AUPRC)</w:t>
+            </w:r>
+          </w:p>
+        </w:tc>
+        <w:tc>
+          <w:tcPr>
+            <w:tcW w:type="dxa" w:w="1728"/>
+            <w:shd w:fill="FFFFFF"/>
+            <w:tcMar>
+              <w:top w:w="100" w:type="dxa"/>
+              <w:bottom w:w="100" w:type="dxa"/>
+              <w:left w:w="130" w:type="dxa"/>
+              <w:right w:w="130" w:type="dxa"/>
+            </w:tcMar>
+            <w:tcBorders>
+              <w:top w:val="single" w:sz="6" w:space="0" w:color="000000"/>
+              <w:left w:val="single" w:sz="6" w:space="0" w:color="000000"/>
+              <w:bottom w:val="single" w:sz="6" w:space="0" w:color="000000"/>
+              <w:right w:val="single" w:sz="6" w:space="0" w:color="000000"/>
+            </w:tcBorders>
+          </w:tcPr>
+          <w:p>
+            <w:pPr>
+              <w:spacing w:after="0" w:line="276" w:lineRule="auto"/>
+              <w:jc w:val="left"/>
+            </w:pPr>
+            <w:r>
+              <w:rPr>
+                <w:rFonts w:ascii="Times New Roman" w:hAnsi="Times New Roman"/>
+                <w:color w:val="000000"/>
+                <w:sz w:val="24"/>
+              </w:rPr>
+              <w:t>0.284 (Heuristic)</w:t>
+            </w:r>
+          </w:p>
+        </w:tc>
+        <w:tc>
+          <w:tcPr>
+            <w:tcW w:type="dxa" w:w="1728"/>
+            <w:shd w:fill="FFFFFF"/>
+            <w:tcMar>
+              <w:top w:w="100" w:type="dxa"/>
+              <w:bottom w:w="100" w:type="dxa"/>
+              <w:left w:w="130" w:type="dxa"/>
+              <w:right w:w="130" w:type="dxa"/>
+            </w:tcMar>
+            <w:tcBorders>
+              <w:top w:val="single" w:sz="6" w:space="0" w:color="000000"/>
+              <w:left w:val="single" w:sz="6" w:space="0" w:color="000000"/>
+              <w:bottom w:val="single" w:sz="6" w:space="0" w:color="000000"/>
+              <w:right w:val="single" w:sz="6" w:space="0" w:color="000000"/>
+            </w:tcBorders>
+          </w:tcPr>
+          <w:p>
+            <w:pPr>
+              <w:spacing w:after="0" w:line="276" w:lineRule="auto"/>
+              <w:jc w:val="left"/>
+            </w:pPr>
+            <w:r>
+              <w:rPr>
+                <w:rFonts w:ascii="Times New Roman" w:hAnsi="Times New Roman"/>
+                <w:color w:val="000000"/>
+                <w:sz w:val="24"/>
+              </w:rPr>
+              <w:t>0.548 (XGBoost)</w:t>
+            </w:r>
+          </w:p>
+        </w:tc>
+        <w:tc>
+          <w:tcPr>
+            <w:tcW w:type="dxa" w:w="1872"/>
+            <w:shd w:fill="FFFFFF"/>
+            <w:tcMar>
+              <w:top w:w="100" w:type="dxa"/>
+              <w:bottom w:w="100" w:type="dxa"/>
+              <w:left w:w="130" w:type="dxa"/>
+              <w:right w:w="130" w:type="dxa"/>
+            </w:tcMar>
+            <w:tcBorders>
+              <w:top w:val="single" w:sz="6" w:space="0" w:color="000000"/>
+              <w:left w:val="single" w:sz="6" w:space="0" w:color="000000"/>
+              <w:bottom w:val="single" w:sz="6" w:space="0" w:color="000000"/>
+              <w:right w:val="single" w:sz="6" w:space="0" w:color="000000"/>
+            </w:tcBorders>
+          </w:tcPr>
+          <w:p>
+            <w:pPr>
+              <w:spacing w:after="0" w:line="276" w:lineRule="auto"/>
+              <w:jc w:val="left"/>
+            </w:pPr>
+            <w:r>
+              <w:rPr>
+                <w:rFonts w:ascii="Times New Roman" w:hAnsi="Times New Roman"/>
+                <w:color w:val="000000"/>
+                <w:sz w:val="24"/>
+              </w:rPr>
+              <w:t>0.548 (Cost-Optimized)</w:t>
+            </w:r>
+          </w:p>
+        </w:tc>
+        <w:tc>
+          <w:tcPr>
+            <w:tcW w:type="dxa" w:w="1872"/>
+            <w:shd w:fill="FFFFFF"/>
+            <w:tcMar>
+              <w:top w:w="100" w:type="dxa"/>
+              <w:bottom w:w="100" w:type="dxa"/>
+              <w:left w:w="130" w:type="dxa"/>
+              <w:right w:w="130" w:type="dxa"/>
+            </w:tcMar>
+            <w:tcBorders>
+              <w:top w:val="single" w:sz="6" w:space="0" w:color="000000"/>
+              <w:left w:val="single" w:sz="6" w:space="0" w:color="000000"/>
+              <w:bottom w:val="single" w:sz="6" w:space="0" w:color="000000"/>
+              <w:right w:val="single" w:sz="6" w:space="0" w:color="000000"/>
+            </w:tcBorders>
+          </w:tcPr>
+          <w:p>
+            <w:pPr>
+              <w:spacing w:after="0" w:line="276" w:lineRule="auto"/>
+              <w:jc w:val="left"/>
+            </w:pPr>
+            <w:r>
+              <w:rPr>
+                <w:rFonts w:ascii="Times New Roman" w:hAnsi="Times New Roman"/>
+                <w:color w:val="000000"/>
+                <w:sz w:val="24"/>
+              </w:rPr>
+              <w:t>+92.9% improvement in high-risk precision.</w:t>
+            </w:r>
+          </w:p>
+        </w:tc>
+      </w:tr>
+      <w:tr>
+        <w:trPr>
+          <w:cantSplit/>
+        </w:trPr>
+        <w:tc>
+          <w:tcPr>
+            <w:tcW w:type="dxa" w:w="2592"/>
+            <w:shd w:fill="FFFFFF"/>
+            <w:tcMar>
+              <w:top w:w="100" w:type="dxa"/>
+              <w:bottom w:w="100" w:type="dxa"/>
+              <w:left w:w="130" w:type="dxa"/>
+              <w:right w:w="130" w:type="dxa"/>
+            </w:tcMar>
+            <w:tcBorders>
+              <w:top w:val="single" w:sz="6" w:space="0" w:color="000000"/>
+              <w:left w:val="single" w:sz="6" w:space="0" w:color="000000"/>
+              <w:bottom w:val="single" w:sz="6" w:space="0" w:color="000000"/>
+              <w:right w:val="single" w:sz="6" w:space="0" w:color="000000"/>
+            </w:tcBorders>
+          </w:tcPr>
+          <w:p>
+            <w:pPr>
+              <w:spacing w:after="0" w:line="276" w:lineRule="auto"/>
+              <w:jc w:val="left"/>
+            </w:pPr>
+            <w:r>
+              <w:rPr>
+                <w:rFonts w:ascii="Times New Roman" w:hAnsi="Times New Roman"/>
+                <w:color w:val="000000"/>
+                <w:sz w:val="24"/>
+              </w:rPr>
+              <w:t>Sensitivity at Operating Cutoff</w:t>
+            </w:r>
+          </w:p>
+        </w:tc>
+        <w:tc>
+          <w:tcPr>
+            <w:tcW w:type="dxa" w:w="1728"/>
+            <w:shd w:fill="FFFFFF"/>
+            <w:tcMar>
+              <w:top w:w="100" w:type="dxa"/>
+              <w:bottom w:w="100" w:type="dxa"/>
+              <w:left w:w="130" w:type="dxa"/>
+              <w:right w:w="130" w:type="dxa"/>
+            </w:tcMar>
+            <w:tcBorders>
+              <w:top w:val="single" w:sz="6" w:space="0" w:color="000000"/>
+              <w:left w:val="single" w:sz="6" w:space="0" w:color="000000"/>
+              <w:bottom w:val="single" w:sz="6" w:space="0" w:color="000000"/>
+              <w:right w:val="single" w:sz="6" w:space="0" w:color="000000"/>
+            </w:tcBorders>
+          </w:tcPr>
+          <w:p>
+            <w:pPr>
+              <w:spacing w:after="0" w:line="276" w:lineRule="auto"/>
+              <w:jc w:val="left"/>
+            </w:pPr>
+            <w:r>
+              <w:rPr>
+                <w:rFonts w:ascii="Times New Roman" w:hAnsi="Times New Roman"/>
+                <w:color w:val="000000"/>
+                <w:sz w:val="24"/>
+              </w:rPr>
+              <w:t>58.2% (Static rules)</w:t>
+            </w:r>
+          </w:p>
+        </w:tc>
+        <w:tc>
+          <w:tcPr>
+            <w:tcW w:type="dxa" w:w="1728"/>
+            <w:shd w:fill="FFFFFF"/>
+            <w:tcMar>
+              <w:top w:w="100" w:type="dxa"/>
+              <w:bottom w:w="100" w:type="dxa"/>
+              <w:left w:w="130" w:type="dxa"/>
+              <w:right w:w="130" w:type="dxa"/>
+            </w:tcMar>
+            <w:tcBorders>
+              <w:top w:val="single" w:sz="6" w:space="0" w:color="000000"/>
+              <w:left w:val="single" w:sz="6" w:space="0" w:color="000000"/>
+              <w:bottom w:val="single" w:sz="6" w:space="0" w:color="000000"/>
+              <w:right w:val="single" w:sz="6" w:space="0" w:color="000000"/>
+            </w:tcBorders>
+          </w:tcPr>
+          <w:p>
+            <w:pPr>
+              <w:spacing w:after="0" w:line="276" w:lineRule="auto"/>
+              <w:jc w:val="left"/>
+            </w:pPr>
+            <w:r>
+              <w:rPr>
+                <w:rFonts w:ascii="Times New Roman" w:hAnsi="Times New Roman"/>
+                <w:color w:val="000000"/>
+                <w:sz w:val="24"/>
+              </w:rPr>
+              <w:t>78.5% (Cutoff 0.38)</w:t>
+            </w:r>
+          </w:p>
+        </w:tc>
+        <w:tc>
+          <w:tcPr>
+            <w:tcW w:type="dxa" w:w="1872"/>
+            <w:shd w:fill="FFFFFF"/>
+            <w:tcMar>
+              <w:top w:w="100" w:type="dxa"/>
+              <w:bottom w:w="100" w:type="dxa"/>
+              <w:left w:w="130" w:type="dxa"/>
+              <w:right w:w="130" w:type="dxa"/>
+            </w:tcMar>
+            <w:tcBorders>
+              <w:top w:val="single" w:sz="6" w:space="0" w:color="000000"/>
+              <w:left w:val="single" w:sz="6" w:space="0" w:color="000000"/>
+              <w:bottom w:val="single" w:sz="6" w:space="0" w:color="000000"/>
+              <w:right w:val="single" w:sz="6" w:space="0" w:color="000000"/>
+            </w:tcBorders>
+          </w:tcPr>
+          <w:p>
+            <w:pPr>
+              <w:spacing w:after="0" w:line="276" w:lineRule="auto"/>
+              <w:jc w:val="left"/>
+            </w:pPr>
+            <w:r>
+              <w:rPr>
+                <w:rFonts w:ascii="Times New Roman" w:hAnsi="Times New Roman"/>
+                <w:color w:val="000000"/>
+                <w:sz w:val="24"/>
+              </w:rPr>
+              <w:t>78.5% (Frontline validated)</w:t>
+            </w:r>
+          </w:p>
+        </w:tc>
+        <w:tc>
+          <w:tcPr>
+            <w:tcW w:type="dxa" w:w="1872"/>
+            <w:shd w:fill="FFFFFF"/>
+            <w:tcMar>
+              <w:top w:w="100" w:type="dxa"/>
+              <w:bottom w:w="100" w:type="dxa"/>
+              <w:left w:w="130" w:type="dxa"/>
+              <w:right w:w="130" w:type="dxa"/>
+            </w:tcMar>
+            <w:tcBorders>
+              <w:top w:val="single" w:sz="6" w:space="0" w:color="000000"/>
+              <w:left w:val="single" w:sz="6" w:space="0" w:color="000000"/>
+              <w:bottom w:val="single" w:sz="6" w:space="0" w:color="000000"/>
+              <w:right w:val="single" w:sz="6" w:space="0" w:color="000000"/>
+            </w:tcBorders>
+          </w:tcPr>
+          <w:p>
+            <w:pPr>
+              <w:spacing w:after="0" w:line="276" w:lineRule="auto"/>
+              <w:jc w:val="left"/>
+            </w:pPr>
+            <w:r>
+              <w:rPr>
+                <w:rFonts w:ascii="Times New Roman" w:hAnsi="Times New Roman"/>
+                <w:color w:val="000000"/>
+                <w:sz w:val="24"/>
+              </w:rPr>
+              <w:t>Captures nearly 8 out of 10 high-risk readmissions.</w:t>
+            </w:r>
+          </w:p>
+        </w:tc>
+      </w:tr>
+      <w:tr>
+        <w:trPr>
+          <w:cantSplit/>
+        </w:trPr>
+        <w:tc>
+          <w:tcPr>
+            <w:tcW w:type="dxa" w:w="2592"/>
+            <w:shd w:fill="FFFFFF"/>
+            <w:tcMar>
+              <w:top w:w="100" w:type="dxa"/>
+              <w:bottom w:w="100" w:type="dxa"/>
+              <w:left w:w="130" w:type="dxa"/>
+              <w:right w:w="130" w:type="dxa"/>
+            </w:tcMar>
+            <w:tcBorders>
+              <w:top w:val="single" w:sz="6" w:space="0" w:color="000000"/>
+              <w:left w:val="single" w:sz="6" w:space="0" w:color="000000"/>
+              <w:bottom w:val="single" w:sz="6" w:space="0" w:color="000000"/>
+              <w:right w:val="single" w:sz="6" w:space="0" w:color="000000"/>
+            </w:tcBorders>
+          </w:tcPr>
+          <w:p>
+            <w:pPr>
+              <w:spacing w:after="0" w:line="276" w:lineRule="auto"/>
+              <w:jc w:val="left"/>
+            </w:pPr>
+            <w:r>
+              <w:rPr>
+                <w:rFonts w:ascii="Times New Roman" w:hAnsi="Times New Roman"/>
+                <w:color w:val="000000"/>
+                <w:sz w:val="24"/>
+              </w:rPr>
+              <w:t>Hospital-Wide Readmission Rate</w:t>
+            </w:r>
+          </w:p>
+        </w:tc>
+        <w:tc>
+          <w:tcPr>
+            <w:tcW w:type="dxa" w:w="1728"/>
+            <w:shd w:fill="FFFFFF"/>
+            <w:tcMar>
+              <w:top w:w="100" w:type="dxa"/>
+              <w:bottom w:w="100" w:type="dxa"/>
+              <w:left w:w="130" w:type="dxa"/>
+              <w:right w:w="130" w:type="dxa"/>
+            </w:tcMar>
+            <w:tcBorders>
+              <w:top w:val="single" w:sz="6" w:space="0" w:color="000000"/>
+              <w:left w:val="single" w:sz="6" w:space="0" w:color="000000"/>
+              <w:bottom w:val="single" w:sz="6" w:space="0" w:color="000000"/>
+              <w:right w:val="single" w:sz="6" w:space="0" w:color="000000"/>
+            </w:tcBorders>
+          </w:tcPr>
+          <w:p>
+            <w:pPr>
+              <w:spacing w:after="0" w:line="276" w:lineRule="auto"/>
+              <w:jc w:val="left"/>
+            </w:pPr>
+            <w:r>
+              <w:rPr>
+                <w:rFonts w:ascii="Times New Roman" w:hAnsi="Times New Roman"/>
+                <w:color w:val="000000"/>
+                <w:sz w:val="24"/>
+              </w:rPr>
+              <w:t>20.4% (All chronic cohorts)</w:t>
+            </w:r>
+          </w:p>
+        </w:tc>
+        <w:tc>
+          <w:tcPr>
+            <w:tcW w:type="dxa" w:w="1728"/>
+            <w:shd w:fill="FFFFFF"/>
+            <w:tcMar>
+              <w:top w:w="100" w:type="dxa"/>
+              <w:bottom w:w="100" w:type="dxa"/>
+              <w:left w:w="130" w:type="dxa"/>
+              <w:right w:w="130" w:type="dxa"/>
+            </w:tcMar>
+            <w:tcBorders>
+              <w:top w:val="single" w:sz="6" w:space="0" w:color="000000"/>
+              <w:left w:val="single" w:sz="6" w:space="0" w:color="000000"/>
+              <w:bottom w:val="single" w:sz="6" w:space="0" w:color="000000"/>
+              <w:right w:val="single" w:sz="6" w:space="0" w:color="000000"/>
+            </w:tcBorders>
+          </w:tcPr>
+          <w:p>
+            <w:pPr>
+              <w:spacing w:after="0" w:line="276" w:lineRule="auto"/>
+              <w:jc w:val="left"/>
+            </w:pPr>
+            <w:r>
+              <w:rPr>
+                <w:rFonts w:ascii="Times New Roman" w:hAnsi="Times New Roman"/>
+                <w:color w:val="000000"/>
+                <w:sz w:val="24"/>
+              </w:rPr>
+              <w:t>17.8% (Simulated)</w:t>
+            </w:r>
+          </w:p>
+        </w:tc>
+        <w:tc>
+          <w:tcPr>
+            <w:tcW w:type="dxa" w:w="1872"/>
+            <w:shd w:fill="FFFFFF"/>
+            <w:tcMar>
+              <w:top w:w="100" w:type="dxa"/>
+              <w:bottom w:w="100" w:type="dxa"/>
+              <w:left w:w="130" w:type="dxa"/>
+              <w:right w:w="130" w:type="dxa"/>
+            </w:tcMar>
+            <w:tcBorders>
+              <w:top w:val="single" w:sz="6" w:space="0" w:color="000000"/>
+              <w:left w:val="single" w:sz="6" w:space="0" w:color="000000"/>
+              <w:bottom w:val="single" w:sz="6" w:space="0" w:color="000000"/>
+              <w:right w:val="single" w:sz="6" w:space="0" w:color="000000"/>
+            </w:tcBorders>
+          </w:tcPr>
+          <w:p>
+            <w:pPr>
+              <w:spacing w:after="0" w:line="276" w:lineRule="auto"/>
+              <w:jc w:val="left"/>
+            </w:pPr>
+            <w:r>
+              <w:rPr>
+                <w:rFonts w:ascii="Times New Roman" w:hAnsi="Times New Roman"/>
+                <w:color w:val="000000"/>
+                <w:sz w:val="24"/>
+              </w:rPr>
+              <w:t>16.7% (Post-RED projection)</w:t>
+            </w:r>
+          </w:p>
+        </w:tc>
+        <w:tc>
+          <w:tcPr>
+            <w:tcW w:type="dxa" w:w="1872"/>
+            <w:shd w:fill="FFFFFF"/>
+            <w:tcMar>
+              <w:top w:w="100" w:type="dxa"/>
+              <w:bottom w:w="100" w:type="dxa"/>
+              <w:left w:w="130" w:type="dxa"/>
+              <w:right w:w="130" w:type="dxa"/>
+            </w:tcMar>
+            <w:tcBorders>
+              <w:top w:val="single" w:sz="6" w:space="0" w:color="000000"/>
+              <w:left w:val="single" w:sz="6" w:space="0" w:color="000000"/>
+              <w:bottom w:val="single" w:sz="6" w:space="0" w:color="000000"/>
+              <w:right w:val="single" w:sz="6" w:space="0" w:color="000000"/>
+            </w:tcBorders>
+          </w:tcPr>
+          <w:p>
+            <w:pPr>
+              <w:spacing w:after="0" w:line="276" w:lineRule="auto"/>
+              <w:jc w:val="left"/>
+            </w:pPr>
+            <w:r>
+              <w:rPr>
+                <w:rFonts w:ascii="Times New Roman" w:hAnsi="Times New Roman"/>
+                <w:color w:val="000000"/>
+                <w:sz w:val="24"/>
+              </w:rPr>
+              <w:t>-18.1% relative readmission reduction.</w:t>
+            </w:r>
+          </w:p>
+        </w:tc>
+      </w:tr>
+      <w:tr>
+        <w:trPr>
+          <w:cantSplit/>
+        </w:trPr>
+        <w:tc>
+          <w:tcPr>
+            <w:tcW w:type="dxa" w:w="2592"/>
+            <w:shd w:fill="FFFFFF"/>
+            <w:tcMar>
+              <w:top w:w="100" w:type="dxa"/>
+              <w:bottom w:w="100" w:type="dxa"/>
+              <w:left w:w="130" w:type="dxa"/>
+              <w:right w:w="130" w:type="dxa"/>
+            </w:tcMar>
+            <w:tcBorders>
+              <w:top w:val="single" w:sz="6" w:space="0" w:color="000000"/>
+              <w:left w:val="single" w:sz="6" w:space="0" w:color="000000"/>
+              <w:bottom w:val="single" w:sz="6" w:space="0" w:color="000000"/>
+              <w:right w:val="single" w:sz="6" w:space="0" w:color="000000"/>
+            </w:tcBorders>
+          </w:tcPr>
+          <w:p>
+            <w:pPr>
+              <w:spacing w:after="0" w:line="276" w:lineRule="auto"/>
+              <w:jc w:val="left"/>
+            </w:pPr>
+            <w:r>
+              <w:rPr>
+                <w:rFonts w:ascii="Times New Roman" w:hAnsi="Times New Roman"/>
+                <w:color w:val="000000"/>
+                <w:sz w:val="24"/>
+              </w:rPr>
+              <w:t>Average Length of Stay (ALOS)</w:t>
+            </w:r>
+          </w:p>
+        </w:tc>
+        <w:tc>
+          <w:tcPr>
+            <w:tcW w:type="dxa" w:w="1728"/>
+            <w:shd w:fill="FFFFFF"/>
+            <w:tcMar>
+              <w:top w:w="100" w:type="dxa"/>
+              <w:bottom w:w="100" w:type="dxa"/>
+              <w:left w:w="130" w:type="dxa"/>
+              <w:right w:w="130" w:type="dxa"/>
+            </w:tcMar>
+            <w:tcBorders>
+              <w:top w:val="single" w:sz="6" w:space="0" w:color="000000"/>
+              <w:left w:val="single" w:sz="6" w:space="0" w:color="000000"/>
+              <w:bottom w:val="single" w:sz="6" w:space="0" w:color="000000"/>
+              <w:right w:val="single" w:sz="6" w:space="0" w:color="000000"/>
+            </w:tcBorders>
+          </w:tcPr>
+          <w:p>
+            <w:pPr>
+              <w:spacing w:after="0" w:line="276" w:lineRule="auto"/>
+              <w:jc w:val="left"/>
+            </w:pPr>
+            <w:r>
+              <w:rPr>
+                <w:rFonts w:ascii="Times New Roman" w:hAnsi="Times New Roman"/>
+                <w:color w:val="000000"/>
+                <w:sz w:val="24"/>
+              </w:rPr>
+              <w:t>5.8 Days baseline</w:t>
+            </w:r>
+          </w:p>
+        </w:tc>
+        <w:tc>
+          <w:tcPr>
+            <w:tcW w:type="dxa" w:w="1728"/>
+            <w:shd w:fill="FFFFFF"/>
+            <w:tcMar>
+              <w:top w:w="100" w:type="dxa"/>
+              <w:bottom w:w="100" w:type="dxa"/>
+              <w:left w:w="130" w:type="dxa"/>
+              <w:right w:w="130" w:type="dxa"/>
+            </w:tcMar>
+            <w:tcBorders>
+              <w:top w:val="single" w:sz="6" w:space="0" w:color="000000"/>
+              <w:left w:val="single" w:sz="6" w:space="0" w:color="000000"/>
+              <w:bottom w:val="single" w:sz="6" w:space="0" w:color="000000"/>
+              <w:right w:val="single" w:sz="6" w:space="0" w:color="000000"/>
+            </w:tcBorders>
+          </w:tcPr>
+          <w:p>
+            <w:pPr>
+              <w:spacing w:after="0" w:line="276" w:lineRule="auto"/>
+              <w:jc w:val="left"/>
+            </w:pPr>
+            <w:r>
+              <w:rPr>
+                <w:rFonts w:ascii="Times New Roman" w:hAnsi="Times New Roman"/>
+                <w:color w:val="000000"/>
+                <w:sz w:val="24"/>
+              </w:rPr>
+              <w:t>5.4 Days (Early discharge)</w:t>
+            </w:r>
+          </w:p>
+        </w:tc>
+        <w:tc>
+          <w:tcPr>
+            <w:tcW w:type="dxa" w:w="1872"/>
+            <w:shd w:fill="FFFFFF"/>
+            <w:tcMar>
+              <w:top w:w="100" w:type="dxa"/>
+              <w:bottom w:w="100" w:type="dxa"/>
+              <w:left w:w="130" w:type="dxa"/>
+              <w:right w:w="130" w:type="dxa"/>
+            </w:tcMar>
+            <w:tcBorders>
+              <w:top w:val="single" w:sz="6" w:space="0" w:color="000000"/>
+              <w:left w:val="single" w:sz="6" w:space="0" w:color="000000"/>
+              <w:bottom w:val="single" w:sz="6" w:space="0" w:color="000000"/>
+              <w:right w:val="single" w:sz="6" w:space="0" w:color="000000"/>
+            </w:tcBorders>
+          </w:tcPr>
+          <w:p>
+            <w:pPr>
+              <w:spacing w:after="0" w:line="276" w:lineRule="auto"/>
+              <w:jc w:val="left"/>
+            </w:pPr>
+            <w:r>
+              <w:rPr>
+                <w:rFonts w:ascii="Times New Roman" w:hAnsi="Times New Roman"/>
+                <w:color w:val="000000"/>
+                <w:sz w:val="24"/>
+              </w:rPr>
+              <w:t>5.2 Days (Bed management)</w:t>
+            </w:r>
+          </w:p>
+        </w:tc>
+        <w:tc>
+          <w:tcPr>
+            <w:tcW w:type="dxa" w:w="1872"/>
+            <w:shd w:fill="FFFFFF"/>
+            <w:tcMar>
+              <w:top w:w="100" w:type="dxa"/>
+              <w:bottom w:w="100" w:type="dxa"/>
+              <w:left w:w="130" w:type="dxa"/>
+              <w:right w:w="130" w:type="dxa"/>
+            </w:tcMar>
+            <w:tcBorders>
+              <w:top w:val="single" w:sz="6" w:space="0" w:color="000000"/>
+              <w:left w:val="single" w:sz="6" w:space="0" w:color="000000"/>
+              <w:bottom w:val="single" w:sz="6" w:space="0" w:color="000000"/>
+              <w:right w:val="single" w:sz="6" w:space="0" w:color="000000"/>
+            </w:tcBorders>
+          </w:tcPr>
+          <w:p>
+            <w:pPr>
+              <w:spacing w:after="0" w:line="276" w:lineRule="auto"/>
+              <w:jc w:val="left"/>
+            </w:pPr>
+            <w:r>
+              <w:rPr>
+                <w:rFonts w:ascii="Times New Roman" w:hAnsi="Times New Roman"/>
+                <w:color w:val="000000"/>
+                <w:sz w:val="24"/>
+              </w:rPr>
+              <w:t>-0.6 Days saved; ~6,000 bed-days reclaimed.</w:t>
+            </w:r>
+          </w:p>
+        </w:tc>
+      </w:tr>
+      <w:tr>
+        <w:trPr>
+          <w:cantSplit/>
+        </w:trPr>
+        <w:tc>
+          <w:tcPr>
+            <w:tcW w:type="dxa" w:w="2592"/>
+            <w:shd w:fill="FFFFFF"/>
+            <w:tcMar>
+              <w:top w:w="100" w:type="dxa"/>
+              <w:bottom w:w="100" w:type="dxa"/>
+              <w:left w:w="130" w:type="dxa"/>
+              <w:right w:w="130" w:type="dxa"/>
+            </w:tcMar>
+            <w:tcBorders>
+              <w:top w:val="single" w:sz="6" w:space="0" w:color="000000"/>
+              <w:left w:val="single" w:sz="6" w:space="0" w:color="000000"/>
+              <w:bottom w:val="single" w:sz="6" w:space="0" w:color="000000"/>
+              <w:right w:val="single" w:sz="6" w:space="0" w:color="000000"/>
+            </w:tcBorders>
+          </w:tcPr>
+          <w:p>
+            <w:pPr>
+              <w:spacing w:after="0" w:line="276" w:lineRule="auto"/>
+              <w:jc w:val="left"/>
+            </w:pPr>
+            <w:r>
+              <w:rPr>
+                <w:rFonts w:ascii="Times New Roman" w:hAnsi="Times New Roman"/>
+                <w:color w:val="000000"/>
+                <w:sz w:val="24"/>
+              </w:rPr>
+              <w:t>HRRP Regulatory Penalty Avoidance</w:t>
+            </w:r>
+          </w:p>
+        </w:tc>
+        <w:tc>
+          <w:tcPr>
+            <w:tcW w:type="dxa" w:w="1728"/>
+            <w:shd w:fill="FFFFFF"/>
+            <w:tcMar>
+              <w:top w:w="100" w:type="dxa"/>
+              <w:bottom w:w="100" w:type="dxa"/>
+              <w:left w:w="130" w:type="dxa"/>
+              <w:right w:w="130" w:type="dxa"/>
+            </w:tcMar>
+            <w:tcBorders>
+              <w:top w:val="single" w:sz="6" w:space="0" w:color="000000"/>
+              <w:left w:val="single" w:sz="6" w:space="0" w:color="000000"/>
+              <w:bottom w:val="single" w:sz="6" w:space="0" w:color="000000"/>
+              <w:right w:val="single" w:sz="6" w:space="0" w:color="000000"/>
+            </w:tcBorders>
+          </w:tcPr>
+          <w:p>
+            <w:pPr>
+              <w:spacing w:after="0" w:line="276" w:lineRule="auto"/>
+              <w:jc w:val="left"/>
+            </w:pPr>
+            <w:r>
+              <w:rPr>
+                <w:rFonts w:ascii="Times New Roman" w:hAnsi="Times New Roman"/>
+                <w:color w:val="000000"/>
+                <w:sz w:val="24"/>
+              </w:rPr>
+              <w:t>$0 savings ($1.85M penalty)</w:t>
+            </w:r>
+          </w:p>
+        </w:tc>
+        <w:tc>
+          <w:tcPr>
+            <w:tcW w:type="dxa" w:w="1728"/>
+            <w:shd w:fill="FFFFFF"/>
+            <w:tcMar>
+              <w:top w:w="100" w:type="dxa"/>
+              <w:bottom w:w="100" w:type="dxa"/>
+              <w:left w:w="130" w:type="dxa"/>
+              <w:right w:w="130" w:type="dxa"/>
+            </w:tcMar>
+            <w:tcBorders>
+              <w:top w:val="single" w:sz="6" w:space="0" w:color="000000"/>
+              <w:left w:val="single" w:sz="6" w:space="0" w:color="000000"/>
+              <w:bottom w:val="single" w:sz="6" w:space="0" w:color="000000"/>
+              <w:right w:val="single" w:sz="6" w:space="0" w:color="000000"/>
+            </w:tcBorders>
+          </w:tcPr>
+          <w:p>
+            <w:pPr>
+              <w:spacing w:after="0" w:line="276" w:lineRule="auto"/>
+              <w:jc w:val="left"/>
+            </w:pPr>
+            <w:r>
+              <w:rPr>
+                <w:rFonts w:ascii="Times New Roman" w:hAnsi="Times New Roman"/>
+                <w:color w:val="000000"/>
+                <w:sz w:val="24"/>
+              </w:rPr>
+              <w:t>$1,150,000 estimated</w:t>
+            </w:r>
+          </w:p>
+        </w:tc>
+        <w:tc>
+          <w:tcPr>
+            <w:tcW w:type="dxa" w:w="1872"/>
+            <w:shd w:fill="FFFFFF"/>
+            <w:tcMar>
+              <w:top w:w="100" w:type="dxa"/>
+              <w:bottom w:w="100" w:type="dxa"/>
+              <w:left w:w="130" w:type="dxa"/>
+              <w:right w:w="130" w:type="dxa"/>
+            </w:tcMar>
+            <w:tcBorders>
+              <w:top w:val="single" w:sz="6" w:space="0" w:color="000000"/>
+              <w:left w:val="single" w:sz="6" w:space="0" w:color="000000"/>
+              <w:bottom w:val="single" w:sz="6" w:space="0" w:color="000000"/>
+              <w:right w:val="single" w:sz="6" w:space="0" w:color="000000"/>
+            </w:tcBorders>
+          </w:tcPr>
+          <w:p>
+            <w:pPr>
+              <w:spacing w:after="0" w:line="276" w:lineRule="auto"/>
+              <w:jc w:val="left"/>
+            </w:pPr>
+            <w:r>
+              <w:rPr>
+                <w:rFonts w:ascii="Times New Roman" w:hAnsi="Times New Roman"/>
+                <w:color w:val="000000"/>
+                <w:sz w:val="24"/>
+              </w:rPr>
+              <w:t>$1,420,000 net savings</w:t>
+            </w:r>
+          </w:p>
+        </w:tc>
+        <w:tc>
+          <w:tcPr>
+            <w:tcW w:type="dxa" w:w="1872"/>
+            <w:shd w:fill="FFFFFF"/>
+            <w:tcMar>
+              <w:top w:w="100" w:type="dxa"/>
+              <w:bottom w:w="100" w:type="dxa"/>
+              <w:left w:w="130" w:type="dxa"/>
+              <w:right w:w="130" w:type="dxa"/>
+            </w:tcMar>
+            <w:tcBorders>
+              <w:top w:val="single" w:sz="6" w:space="0" w:color="000000"/>
+              <w:left w:val="single" w:sz="6" w:space="0" w:color="000000"/>
+              <w:bottom w:val="single" w:sz="6" w:space="0" w:color="000000"/>
+              <w:right w:val="single" w:sz="6" w:space="0" w:color="000000"/>
+            </w:tcBorders>
+          </w:tcPr>
+          <w:p>
+            <w:pPr>
+              <w:spacing w:after="0" w:line="276" w:lineRule="auto"/>
+              <w:jc w:val="left"/>
+            </w:pPr>
+            <w:r>
+              <w:rPr>
+                <w:rFonts w:ascii="Times New Roman" w:hAnsi="Times New Roman"/>
+                <w:color w:val="000000"/>
+                <w:sz w:val="24"/>
+              </w:rPr>
+              <w:t>Complete mitigation of CMS HRRP penalty exposure.</w:t>
+            </w:r>
+          </w:p>
+        </w:tc>
+      </w:tr>
+      <w:tr>
+        <w:trPr>
+          <w:cantSplit/>
+        </w:trPr>
+        <w:tc>
+          <w:tcPr>
+            <w:tcW w:type="dxa" w:w="2592"/>
+            <w:shd w:fill="FFFFFF"/>
+            <w:tcMar>
+              <w:top w:w="100" w:type="dxa"/>
+              <w:bottom w:w="100" w:type="dxa"/>
+              <w:left w:w="130" w:type="dxa"/>
+              <w:right w:w="130" w:type="dxa"/>
+            </w:tcMar>
+            <w:tcBorders>
+              <w:top w:val="single" w:sz="6" w:space="0" w:color="000000"/>
+              <w:left w:val="single" w:sz="6" w:space="0" w:color="000000"/>
+              <w:bottom w:val="single" w:sz="6" w:space="0" w:color="000000"/>
+              <w:right w:val="single" w:sz="6" w:space="0" w:color="000000"/>
+            </w:tcBorders>
+          </w:tcPr>
+          <w:p>
+            <w:pPr>
+              <w:spacing w:after="0" w:line="276" w:lineRule="auto"/>
+              <w:jc w:val="left"/>
+            </w:pPr>
+            <w:r>
+              <w:rPr>
+                <w:rFonts w:ascii="Times New Roman" w:hAnsi="Times New Roman"/>
+                <w:color w:val="000000"/>
+                <w:sz w:val="24"/>
+              </w:rPr>
+              <w:t>Total Net Economic Return</w:t>
+            </w:r>
+          </w:p>
+        </w:tc>
+        <w:tc>
+          <w:tcPr>
+            <w:tcW w:type="dxa" w:w="1728"/>
+            <w:shd w:fill="FFFFFF"/>
+            <w:tcMar>
+              <w:top w:w="100" w:type="dxa"/>
+              <w:bottom w:w="100" w:type="dxa"/>
+              <w:left w:w="130" w:type="dxa"/>
+              <w:right w:w="130" w:type="dxa"/>
+            </w:tcMar>
+            <w:tcBorders>
+              <w:top w:val="single" w:sz="6" w:space="0" w:color="000000"/>
+              <w:left w:val="single" w:sz="6" w:space="0" w:color="000000"/>
+              <w:bottom w:val="single" w:sz="6" w:space="0" w:color="000000"/>
+              <w:right w:val="single" w:sz="6" w:space="0" w:color="000000"/>
+            </w:tcBorders>
+          </w:tcPr>
+          <w:p>
+            <w:pPr>
+              <w:spacing w:after="0" w:line="276" w:lineRule="auto"/>
+              <w:jc w:val="left"/>
+            </w:pPr>
+            <w:r>
+              <w:rPr>
+                <w:rFonts w:ascii="Times New Roman" w:hAnsi="Times New Roman"/>
+                <w:color w:val="000000"/>
+                <w:sz w:val="24"/>
+              </w:rPr>
+              <w:t>$0 ROI baseline</w:t>
+            </w:r>
+          </w:p>
+        </w:tc>
+        <w:tc>
+          <w:tcPr>
+            <w:tcW w:type="dxa" w:w="1728"/>
+            <w:shd w:fill="FFFFFF"/>
+            <w:tcMar>
+              <w:top w:w="100" w:type="dxa"/>
+              <w:bottom w:w="100" w:type="dxa"/>
+              <w:left w:w="130" w:type="dxa"/>
+              <w:right w:w="130" w:type="dxa"/>
+            </w:tcMar>
+            <w:tcBorders>
+              <w:top w:val="single" w:sz="6" w:space="0" w:color="000000"/>
+              <w:left w:val="single" w:sz="6" w:space="0" w:color="000000"/>
+              <w:bottom w:val="single" w:sz="6" w:space="0" w:color="000000"/>
+              <w:right w:val="single" w:sz="6" w:space="0" w:color="000000"/>
+            </w:tcBorders>
+          </w:tcPr>
+          <w:p>
+            <w:pPr>
+              <w:spacing w:after="0" w:line="276" w:lineRule="auto"/>
+              <w:jc w:val="left"/>
+            </w:pPr>
+            <w:r>
+              <w:rPr>
+                <w:rFonts w:ascii="Times New Roman" w:hAnsi="Times New Roman"/>
+                <w:color w:val="000000"/>
+                <w:sz w:val="24"/>
+              </w:rPr>
+              <w:t>$1.82M projected</w:t>
+            </w:r>
+          </w:p>
+        </w:tc>
+        <w:tc>
+          <w:tcPr>
+            <w:tcW w:type="dxa" w:w="1872"/>
+            <w:shd w:fill="FFFFFF"/>
+            <w:tcMar>
+              <w:top w:w="100" w:type="dxa"/>
+              <w:bottom w:w="100" w:type="dxa"/>
+              <w:left w:w="130" w:type="dxa"/>
+              <w:right w:w="130" w:type="dxa"/>
+            </w:tcMar>
+            <w:tcBorders>
+              <w:top w:val="single" w:sz="6" w:space="0" w:color="000000"/>
+              <w:left w:val="single" w:sz="6" w:space="0" w:color="000000"/>
+              <w:bottom w:val="single" w:sz="6" w:space="0" w:color="000000"/>
+              <w:right w:val="single" w:sz="6" w:space="0" w:color="000000"/>
+            </w:tcBorders>
+          </w:tcPr>
+          <w:p>
+            <w:pPr>
+              <w:spacing w:after="0" w:line="276" w:lineRule="auto"/>
+              <w:jc w:val="left"/>
+            </w:pPr>
+            <w:r>
+              <w:rPr>
+                <w:rFonts w:ascii="Times New Roman" w:hAnsi="Times New Roman"/>
+                <w:color w:val="000000"/>
+                <w:sz w:val="24"/>
+              </w:rPr>
+              <w:t>$2,896,000 Net Benefit</w:t>
+            </w:r>
+          </w:p>
+        </w:tc>
+        <w:tc>
+          <w:tcPr>
+            <w:tcW w:type="dxa" w:w="1872"/>
+            <w:shd w:fill="FFFFFF"/>
+            <w:tcMar>
+              <w:top w:w="100" w:type="dxa"/>
+              <w:bottom w:w="100" w:type="dxa"/>
+              <w:left w:w="130" w:type="dxa"/>
+              <w:right w:w="130" w:type="dxa"/>
+            </w:tcMar>
+            <w:tcBorders>
+              <w:top w:val="single" w:sz="6" w:space="0" w:color="000000"/>
+              <w:left w:val="single" w:sz="6" w:space="0" w:color="000000"/>
+              <w:bottom w:val="single" w:sz="6" w:space="0" w:color="000000"/>
+              <w:right w:val="single" w:sz="6" w:space="0" w:color="000000"/>
+            </w:tcBorders>
+          </w:tcPr>
+          <w:p>
+            <w:pPr>
+              <w:spacing w:after="0" w:line="276" w:lineRule="auto"/>
+              <w:jc w:val="left"/>
+            </w:pPr>
+            <w:r>
+              <w:rPr>
+                <w:rFonts w:ascii="Times New Roman" w:hAnsi="Times New Roman"/>
+                <w:color w:val="000000"/>
+                <w:sz w:val="24"/>
+              </w:rPr>
+              <w:t>4.6x institutional return on investment (ROI).</w:t>
+            </w:r>
+          </w:p>
+        </w:tc>
+      </w:tr>
+    </w:tbl>
+    <w:p>
+      <w:pPr>
+        <w:keepNext/>
+        <w:pageBreakBefore/>
+        <w:widowControl/>
+        <w:spacing w:before="320" w:after="100"/>
+      </w:pPr>
+      <w:r>
+        <w:rPr>
+          <w:rFonts w:ascii="Times New Roman" w:hAnsi="Times New Roman"/>
+          <w:b/>
+          <w:color w:val="000000"/>
+          <w:sz w:val="36"/>
+        </w:rPr>
+        <w:t>5. Comprehensive Technical Self-Assessment &amp; Skill Matrix</w:t>
+      </w:r>
+    </w:p>
+    <w:p>
+      <w:pPr>
+        <w:keepNext/>
+        <w:widowControl/>
+        <w:spacing w:before="0" w:after="100" w:line="276" w:lineRule="auto"/>
+      </w:pPr>
+      <w:r>
+        <w:rPr>
+          <w:rFonts w:ascii="Times New Roman" w:hAnsi="Times New Roman"/>
+          <w:color w:val="000000"/>
+          <w:sz w:val="24"/>
+        </w:rPr>
+        <w:t>A rigorous self-evaluation was conducted across eight core technical, clinical, and professional competencies mastered during the 6-week internship:</w:t>
+      </w:r>
+    </w:p>
+    <w:tbl>
+      <w:tblPr>
+        <w:tblW w:type="auto" w:w="0"/>
+        <w:jc w:val="center"/>
+        <w:tblLook w:firstColumn="1" w:firstRow="1" w:lastColumn="0" w:lastRow="0" w:noHBand="0" w:noVBand="1" w:val="04A0"/>
+      </w:tblPr>
+      <w:tblGrid>
+        <w:gridCol w:w="2448"/>
+        <w:gridCol w:w="2448"/>
+        <w:gridCol w:w="2448"/>
+        <w:gridCol w:w="2448"/>
+      </w:tblGrid>
+      <w:tr>
+        <w:trPr>
+          <w:tblHeader/>
+          <w:cantSplit/>
+        </w:trPr>
+        <w:tc>
+          <w:tcPr>
+            <w:tcW w:type="dxa" w:w="2016"/>
+            <w:shd w:fill="FFFFFF"/>
+            <w:tcMar>
+              <w:top w:w="120" w:type="dxa"/>
+              <w:bottom w:w="120" w:type="dxa"/>
+              <w:left w:w="130" w:type="dxa"/>
+              <w:right w:w="130" w:type="dxa"/>
+            </w:tcMar>
+            <w:tcBorders>
+              <w:top w:val="single" w:sz="12" w:space="0" w:color="000000"/>
+              <w:left w:val="single" w:sz="6" w:space="0" w:color="000000"/>
+              <w:bottom w:val="single" w:sz="16" w:space="0" w:color="000000"/>
+              <w:right w:val="single" w:sz="6" w:space="0" w:color="000000"/>
+            </w:tcBorders>
+          </w:tcPr>
+          <w:p>
+            <w:pPr>
+              <w:spacing w:after="0"/>
+              <w:jc w:val="left"/>
+            </w:pPr>
+            <w:r>
+              <w:rPr>
+                <w:rFonts w:ascii="Times New Roman" w:hAnsi="Times New Roman"/>
+                <w:b/>
+                <w:color w:val="000000"/>
+                <w:sz w:val="25"/>
+              </w:rPr>
+              <w:t>Core Competency Domain</w:t>
+            </w:r>
+          </w:p>
+        </w:tc>
+        <w:tc>
+          <w:tcPr>
+            <w:tcW w:type="dxa" w:w="2448"/>
+            <w:shd w:fill="FFFFFF"/>
+            <w:tcMar>
+              <w:top w:w="120" w:type="dxa"/>
+              <w:bottom w:w="120" w:type="dxa"/>
+              <w:left w:w="130" w:type="dxa"/>
+              <w:right w:w="130" w:type="dxa"/>
+            </w:tcMar>
+            <w:tcBorders>
+              <w:top w:val="single" w:sz="12" w:space="0" w:color="000000"/>
+              <w:left w:val="single" w:sz="6" w:space="0" w:color="000000"/>
+              <w:bottom w:val="single" w:sz="16" w:space="0" w:color="000000"/>
+              <w:right w:val="single" w:sz="6" w:space="0" w:color="000000"/>
+            </w:tcBorders>
+          </w:tcPr>
+          <w:p>
+            <w:pPr>
+              <w:spacing w:after="0"/>
+              <w:jc w:val="left"/>
+            </w:pPr>
+            <w:r>
+              <w:rPr>
+                <w:rFonts w:ascii="Times New Roman" w:hAnsi="Times New Roman"/>
+                <w:b/>
+                <w:color w:val="000000"/>
+                <w:sz w:val="25"/>
+              </w:rPr>
+              <w:t>Baseline Proficiency (Week 1)</w:t>
+            </w:r>
+          </w:p>
+        </w:tc>
+        <w:tc>
+          <w:tcPr>
+            <w:tcW w:type="dxa" w:w="2736"/>
+            <w:shd w:fill="FFFFFF"/>
+            <w:tcMar>
+              <w:top w:w="120" w:type="dxa"/>
+              <w:bottom w:w="120" w:type="dxa"/>
+              <w:left w:w="130" w:type="dxa"/>
+              <w:right w:w="130" w:type="dxa"/>
+            </w:tcMar>
+            <w:tcBorders>
+              <w:top w:val="single" w:sz="12" w:space="0" w:color="000000"/>
+              <w:left w:val="single" w:sz="6" w:space="0" w:color="000000"/>
+              <w:bottom w:val="single" w:sz="16" w:space="0" w:color="000000"/>
+              <w:right w:val="single" w:sz="6" w:space="0" w:color="000000"/>
+            </w:tcBorders>
+          </w:tcPr>
+          <w:p>
+            <w:pPr>
+              <w:spacing w:after="0"/>
+              <w:jc w:val="left"/>
+            </w:pPr>
+            <w:r>
+              <w:rPr>
+                <w:rFonts w:ascii="Times New Roman" w:hAnsi="Times New Roman"/>
+                <w:b/>
+                <w:color w:val="000000"/>
+                <w:sz w:val="25"/>
+              </w:rPr>
+              <w:t>Demonstrated Capstone Mastery (Week 6)</w:t>
+            </w:r>
+          </w:p>
+        </w:tc>
+        <w:tc>
+          <w:tcPr>
+            <w:tcW w:type="dxa" w:w="2592"/>
+            <w:shd w:fill="FFFFFF"/>
+            <w:tcMar>
+              <w:top w:w="120" w:type="dxa"/>
+              <w:bottom w:w="120" w:type="dxa"/>
+              <w:left w:w="130" w:type="dxa"/>
+              <w:right w:w="130" w:type="dxa"/>
+            </w:tcMar>
+            <w:tcBorders>
+              <w:top w:val="single" w:sz="12" w:space="0" w:color="000000"/>
+              <w:left w:val="single" w:sz="6" w:space="0" w:color="000000"/>
+              <w:bottom w:val="single" w:sz="16" w:space="0" w:color="000000"/>
+              <w:right w:val="single" w:sz="6" w:space="0" w:color="000000"/>
+            </w:tcBorders>
+          </w:tcPr>
+          <w:p>
+            <w:pPr>
+              <w:spacing w:after="0"/>
+              <w:jc w:val="left"/>
+            </w:pPr>
+            <w:r>
+              <w:rPr>
+                <w:rFonts w:ascii="Times New Roman" w:hAnsi="Times New Roman"/>
+                <w:b/>
+                <w:color w:val="000000"/>
+                <w:sz w:val="25"/>
+              </w:rPr>
+              <w:t>Evidence &amp; Deliverable Proof</w:t>
+            </w:r>
+          </w:p>
+        </w:tc>
+      </w:tr>
+      <w:tr>
+        <w:trPr>
+          <w:cantSplit/>
+        </w:trPr>
+        <w:tc>
+          <w:tcPr>
+            <w:tcW w:type="dxa" w:w="2016"/>
+            <w:shd w:fill="FFFFFF"/>
+            <w:tcMar>
+              <w:top w:w="100" w:type="dxa"/>
+              <w:bottom w:w="100" w:type="dxa"/>
+              <w:left w:w="130" w:type="dxa"/>
+              <w:right w:w="130" w:type="dxa"/>
+            </w:tcMar>
+            <w:tcBorders>
+              <w:top w:val="single" w:sz="6" w:space="0" w:color="000000"/>
+              <w:left w:val="single" w:sz="6" w:space="0" w:color="000000"/>
+              <w:bottom w:val="single" w:sz="6" w:space="0" w:color="000000"/>
+              <w:right w:val="single" w:sz="6" w:space="0" w:color="000000"/>
+            </w:tcBorders>
+          </w:tcPr>
+          <w:p>
+            <w:pPr>
+              <w:spacing w:after="0" w:line="276" w:lineRule="auto"/>
+              <w:jc w:val="left"/>
+            </w:pPr>
+            <w:r>
+              <w:rPr>
+                <w:rFonts w:ascii="Times New Roman" w:hAnsi="Times New Roman"/>
+                <w:color w:val="000000"/>
+                <w:sz w:val="24"/>
+              </w:rPr>
+              <w:t>Healthcare Domain Knowledge</w:t>
+            </w:r>
+          </w:p>
+        </w:tc>
+        <w:tc>
+          <w:tcPr>
+            <w:tcW w:type="dxa" w:w="2448"/>
+            <w:shd w:fill="FFFFFF"/>
+            <w:tcMar>
+              <w:top w:w="100" w:type="dxa"/>
+              <w:bottom w:w="100" w:type="dxa"/>
+              <w:left w:w="130" w:type="dxa"/>
+              <w:right w:w="130" w:type="dxa"/>
+            </w:tcMar>
+            <w:tcBorders>
+              <w:top w:val="single" w:sz="6" w:space="0" w:color="000000"/>
+              <w:left w:val="single" w:sz="6" w:space="0" w:color="000000"/>
+              <w:bottom w:val="single" w:sz="6" w:space="0" w:color="000000"/>
+              <w:right w:val="single" w:sz="6" w:space="0" w:color="000000"/>
+            </w:tcBorders>
+          </w:tcPr>
+          <w:p>
+            <w:pPr>
+              <w:spacing w:after="0" w:line="276" w:lineRule="auto"/>
+              <w:jc w:val="left"/>
+            </w:pPr>
+            <w:r>
+              <w:rPr>
+                <w:rFonts w:ascii="Times New Roman" w:hAnsi="Times New Roman"/>
+                <w:color w:val="000000"/>
+                <w:sz w:val="24"/>
+              </w:rPr>
+              <w:t>Theoretical understanding of EHR systems and claims databases</w:t>
+            </w:r>
+          </w:p>
+        </w:tc>
+        <w:tc>
+          <w:tcPr>
+            <w:tcW w:type="dxa" w:w="2736"/>
+            <w:shd w:fill="FFFFFF"/>
+            <w:tcMar>
+              <w:top w:w="100" w:type="dxa"/>
+              <w:bottom w:w="100" w:type="dxa"/>
+              <w:left w:w="130" w:type="dxa"/>
+              <w:right w:w="130" w:type="dxa"/>
+            </w:tcMar>
+            <w:tcBorders>
+              <w:top w:val="single" w:sz="6" w:space="0" w:color="000000"/>
+              <w:left w:val="single" w:sz="6" w:space="0" w:color="000000"/>
+              <w:bottom w:val="single" w:sz="6" w:space="0" w:color="000000"/>
+              <w:right w:val="single" w:sz="6" w:space="0" w:color="000000"/>
+            </w:tcBorders>
+          </w:tcPr>
+          <w:p>
+            <w:pPr>
+              <w:spacing w:after="0" w:line="276" w:lineRule="auto"/>
+              <w:jc w:val="left"/>
+            </w:pPr>
+            <w:r>
+              <w:rPr>
+                <w:rFonts w:ascii="Times New Roman" w:hAnsi="Times New Roman"/>
+                <w:color w:val="000000"/>
+                <w:sz w:val="24"/>
+              </w:rPr>
+              <w:t>Mastery of CMS HRRP formulas, DRG reimbursement, and clinical care transitions</w:t>
+            </w:r>
+          </w:p>
+        </w:tc>
+        <w:tc>
+          <w:tcPr>
+            <w:tcW w:type="dxa" w:w="2592"/>
+            <w:shd w:fill="FFFFFF"/>
+            <w:tcMar>
+              <w:top w:w="100" w:type="dxa"/>
+              <w:bottom w:w="100" w:type="dxa"/>
+              <w:left w:w="130" w:type="dxa"/>
+              <w:right w:w="130" w:type="dxa"/>
+            </w:tcMar>
+            <w:tcBorders>
+              <w:top w:val="single" w:sz="6" w:space="0" w:color="000000"/>
+              <w:left w:val="single" w:sz="6" w:space="0" w:color="000000"/>
+              <w:bottom w:val="single" w:sz="6" w:space="0" w:color="000000"/>
+              <w:right w:val="single" w:sz="6" w:space="0" w:color="000000"/>
+            </w:tcBorders>
+          </w:tcPr>
+          <w:p>
+            <w:pPr>
+              <w:spacing w:after="0" w:line="276" w:lineRule="auto"/>
+              <w:jc w:val="left"/>
+            </w:pPr>
+            <w:r>
+              <w:rPr>
+                <w:rFonts w:ascii="Times New Roman" w:hAnsi="Times New Roman"/>
+                <w:color w:val="000000"/>
+                <w:sz w:val="24"/>
+              </w:rPr>
+              <w:t>Week 1 Charter, Week 5 Health Economics Analysis.</w:t>
+            </w:r>
+          </w:p>
+        </w:tc>
+      </w:tr>
+      <w:tr>
+        <w:trPr>
+          <w:cantSplit/>
+        </w:trPr>
+        <w:tc>
+          <w:tcPr>
+            <w:tcW w:type="dxa" w:w="2016"/>
+            <w:shd w:fill="FFFFFF"/>
+            <w:tcMar>
+              <w:top w:w="100" w:type="dxa"/>
+              <w:bottom w:w="100" w:type="dxa"/>
+              <w:left w:w="130" w:type="dxa"/>
+              <w:right w:w="130" w:type="dxa"/>
+            </w:tcMar>
+            <w:tcBorders>
+              <w:top w:val="single" w:sz="6" w:space="0" w:color="000000"/>
+              <w:left w:val="single" w:sz="6" w:space="0" w:color="000000"/>
+              <w:bottom w:val="single" w:sz="6" w:space="0" w:color="000000"/>
+              <w:right w:val="single" w:sz="6" w:space="0" w:color="000000"/>
+            </w:tcBorders>
+          </w:tcPr>
+          <w:p>
+            <w:pPr>
+              <w:spacing w:after="0" w:line="276" w:lineRule="auto"/>
+              <w:jc w:val="left"/>
+            </w:pPr>
+            <w:r>
+              <w:rPr>
+                <w:rFonts w:ascii="Times New Roman" w:hAnsi="Times New Roman"/>
+                <w:color w:val="000000"/>
+                <w:sz w:val="24"/>
+              </w:rPr>
+              <w:t>Data Engineering &amp; Governance</w:t>
+            </w:r>
+          </w:p>
+        </w:tc>
+        <w:tc>
+          <w:tcPr>
+            <w:tcW w:type="dxa" w:w="2448"/>
+            <w:shd w:fill="FFFFFF"/>
+            <w:tcMar>
+              <w:top w:w="100" w:type="dxa"/>
+              <w:bottom w:w="100" w:type="dxa"/>
+              <w:left w:w="130" w:type="dxa"/>
+              <w:right w:w="130" w:type="dxa"/>
+            </w:tcMar>
+            <w:tcBorders>
+              <w:top w:val="single" w:sz="6" w:space="0" w:color="000000"/>
+              <w:left w:val="single" w:sz="6" w:space="0" w:color="000000"/>
+              <w:bottom w:val="single" w:sz="6" w:space="0" w:color="000000"/>
+              <w:right w:val="single" w:sz="6" w:space="0" w:color="000000"/>
+            </w:tcBorders>
+          </w:tcPr>
+          <w:p>
+            <w:pPr>
+              <w:spacing w:after="0" w:line="276" w:lineRule="auto"/>
+              <w:jc w:val="left"/>
+            </w:pPr>
+            <w:r>
+              <w:rPr>
+                <w:rFonts w:ascii="Times New Roman" w:hAnsi="Times New Roman"/>
+                <w:color w:val="000000"/>
+                <w:sz w:val="24"/>
+              </w:rPr>
+              <w:t>Basic SQL queries and tabular CSV data manipulation</w:t>
+            </w:r>
+          </w:p>
+        </w:tc>
+        <w:tc>
+          <w:tcPr>
+            <w:tcW w:type="dxa" w:w="2736"/>
+            <w:shd w:fill="FFFFFF"/>
+            <w:tcMar>
+              <w:top w:w="100" w:type="dxa"/>
+              <w:bottom w:w="100" w:type="dxa"/>
+              <w:left w:w="130" w:type="dxa"/>
+              <w:right w:w="130" w:type="dxa"/>
+            </w:tcMar>
+            <w:tcBorders>
+              <w:top w:val="single" w:sz="6" w:space="0" w:color="000000"/>
+              <w:left w:val="single" w:sz="6" w:space="0" w:color="000000"/>
+              <w:bottom w:val="single" w:sz="6" w:space="0" w:color="000000"/>
+              <w:right w:val="single" w:sz="6" w:space="0" w:color="000000"/>
+            </w:tcBorders>
+          </w:tcPr>
+          <w:p>
+            <w:pPr>
+              <w:spacing w:after="0" w:line="276" w:lineRule="auto"/>
+              <w:jc w:val="left"/>
+            </w:pPr>
+            <w:r>
+              <w:rPr>
+                <w:rFonts w:ascii="Times New Roman" w:hAnsi="Times New Roman"/>
+                <w:color w:val="000000"/>
+                <w:sz w:val="24"/>
+              </w:rPr>
+              <w:t>Engineered multi-source relational schemas, Kahn QA protocols, and HIPAA de-identification</w:t>
+            </w:r>
+          </w:p>
+        </w:tc>
+        <w:tc>
+          <w:tcPr>
+            <w:tcW w:type="dxa" w:w="2592"/>
+            <w:shd w:fill="FFFFFF"/>
+            <w:tcMar>
+              <w:top w:w="100" w:type="dxa"/>
+              <w:bottom w:w="100" w:type="dxa"/>
+              <w:left w:w="130" w:type="dxa"/>
+              <w:right w:w="130" w:type="dxa"/>
+            </w:tcMar>
+            <w:tcBorders>
+              <w:top w:val="single" w:sz="6" w:space="0" w:color="000000"/>
+              <w:left w:val="single" w:sz="6" w:space="0" w:color="000000"/>
+              <w:bottom w:val="single" w:sz="6" w:space="0" w:color="000000"/>
+              <w:right w:val="single" w:sz="6" w:space="0" w:color="000000"/>
+            </w:tcBorders>
+          </w:tcPr>
+          <w:p>
+            <w:pPr>
+              <w:spacing w:after="0" w:line="276" w:lineRule="auto"/>
+              <w:jc w:val="left"/>
+            </w:pPr>
+            <w:r>
+              <w:rPr>
+                <w:rFonts w:ascii="Times New Roman" w:hAnsi="Times New Roman"/>
+                <w:color w:val="000000"/>
+                <w:sz w:val="24"/>
+              </w:rPr>
+              <w:t>Week 2 QA Architecture, Python data cleaning script.</w:t>
+            </w:r>
+          </w:p>
+        </w:tc>
+      </w:tr>
+      <w:tr>
+        <w:trPr>
+          <w:cantSplit/>
+        </w:trPr>
+        <w:tc>
+          <w:tcPr>
+            <w:tcW w:type="dxa" w:w="2016"/>
+            <w:shd w:fill="FFFFFF"/>
+            <w:tcMar>
+              <w:top w:w="100" w:type="dxa"/>
+              <w:bottom w:w="100" w:type="dxa"/>
+              <w:left w:w="130" w:type="dxa"/>
+              <w:right w:w="130" w:type="dxa"/>
+            </w:tcMar>
+            <w:tcBorders>
+              <w:top w:val="single" w:sz="6" w:space="0" w:color="000000"/>
+              <w:left w:val="single" w:sz="6" w:space="0" w:color="000000"/>
+              <w:bottom w:val="single" w:sz="6" w:space="0" w:color="000000"/>
+              <w:right w:val="single" w:sz="6" w:space="0" w:color="000000"/>
+            </w:tcBorders>
+          </w:tcPr>
+          <w:p>
+            <w:pPr>
+              <w:spacing w:after="0" w:line="276" w:lineRule="auto"/>
+              <w:jc w:val="left"/>
+            </w:pPr>
+            <w:r>
+              <w:rPr>
+                <w:rFonts w:ascii="Times New Roman" w:hAnsi="Times New Roman"/>
+                <w:color w:val="000000"/>
+                <w:sz w:val="24"/>
+              </w:rPr>
+              <w:t>Biostatistics &amp; Hypothesis Testing</w:t>
+            </w:r>
+          </w:p>
+        </w:tc>
+        <w:tc>
+          <w:tcPr>
+            <w:tcW w:type="dxa" w:w="2448"/>
+            <w:shd w:fill="FFFFFF"/>
+            <w:tcMar>
+              <w:top w:w="100" w:type="dxa"/>
+              <w:bottom w:w="100" w:type="dxa"/>
+              <w:left w:w="130" w:type="dxa"/>
+              <w:right w:w="130" w:type="dxa"/>
+            </w:tcMar>
+            <w:tcBorders>
+              <w:top w:val="single" w:sz="6" w:space="0" w:color="000000"/>
+              <w:left w:val="single" w:sz="6" w:space="0" w:color="000000"/>
+              <w:bottom w:val="single" w:sz="6" w:space="0" w:color="000000"/>
+              <w:right w:val="single" w:sz="6" w:space="0" w:color="000000"/>
+            </w:tcBorders>
+          </w:tcPr>
+          <w:p>
+            <w:pPr>
+              <w:spacing w:after="0" w:line="276" w:lineRule="auto"/>
+              <w:jc w:val="left"/>
+            </w:pPr>
+            <w:r>
+              <w:rPr>
+                <w:rFonts w:ascii="Times New Roman" w:hAnsi="Times New Roman"/>
+                <w:color w:val="000000"/>
+                <w:sz w:val="24"/>
+              </w:rPr>
+              <w:t>Elementary descriptive statistics (means, standard deviations)</w:t>
+            </w:r>
+          </w:p>
+        </w:tc>
+        <w:tc>
+          <w:tcPr>
+            <w:tcW w:type="dxa" w:w="2736"/>
+            <w:shd w:fill="FFFFFF"/>
+            <w:tcMar>
+              <w:top w:w="100" w:type="dxa"/>
+              <w:bottom w:w="100" w:type="dxa"/>
+              <w:left w:w="130" w:type="dxa"/>
+              <w:right w:w="130" w:type="dxa"/>
+            </w:tcMar>
+            <w:tcBorders>
+              <w:top w:val="single" w:sz="6" w:space="0" w:color="000000"/>
+              <w:left w:val="single" w:sz="6" w:space="0" w:color="000000"/>
+              <w:bottom w:val="single" w:sz="6" w:space="0" w:color="000000"/>
+              <w:right w:val="single" w:sz="6" w:space="0" w:color="000000"/>
+            </w:tcBorders>
+          </w:tcPr>
+          <w:p>
+            <w:pPr>
+              <w:spacing w:after="0" w:line="276" w:lineRule="auto"/>
+              <w:jc w:val="left"/>
+            </w:pPr>
+            <w:r>
+              <w:rPr>
+                <w:rFonts w:ascii="Times New Roman" w:hAnsi="Times New Roman"/>
+                <w:color w:val="000000"/>
+                <w:sz w:val="24"/>
+              </w:rPr>
+              <w:t>Conducted two-sample t-tests, Mann-Whitney U, and multivariate regression modeling</w:t>
+            </w:r>
+          </w:p>
+        </w:tc>
+        <w:tc>
+          <w:tcPr>
+            <w:tcW w:type="dxa" w:w="2592"/>
+            <w:shd w:fill="FFFFFF"/>
+            <w:tcMar>
+              <w:top w:w="100" w:type="dxa"/>
+              <w:bottom w:w="100" w:type="dxa"/>
+              <w:left w:w="130" w:type="dxa"/>
+              <w:right w:w="130" w:type="dxa"/>
+            </w:tcMar>
+            <w:tcBorders>
+              <w:top w:val="single" w:sz="6" w:space="0" w:color="000000"/>
+              <w:left w:val="single" w:sz="6" w:space="0" w:color="000000"/>
+              <w:bottom w:val="single" w:sz="6" w:space="0" w:color="000000"/>
+              <w:right w:val="single" w:sz="6" w:space="0" w:color="000000"/>
+            </w:tcBorders>
+          </w:tcPr>
+          <w:p>
+            <w:pPr>
+              <w:spacing w:after="0" w:line="276" w:lineRule="auto"/>
+              <w:jc w:val="left"/>
+            </w:pPr>
+            <w:r>
+              <w:rPr>
+                <w:rFonts w:ascii="Times New Roman" w:hAnsi="Times New Roman"/>
+                <w:color w:val="000000"/>
+                <w:sz w:val="24"/>
+              </w:rPr>
+              <w:t>Week 4 Statistical Analysis Report.</w:t>
+            </w:r>
+          </w:p>
+        </w:tc>
+      </w:tr>
+      <w:tr>
+        <w:trPr>
+          <w:cantSplit/>
+        </w:trPr>
+        <w:tc>
+          <w:tcPr>
+            <w:tcW w:type="dxa" w:w="2016"/>
+            <w:shd w:fill="FFFFFF"/>
+            <w:tcMar>
+              <w:top w:w="100" w:type="dxa"/>
+              <w:bottom w:w="100" w:type="dxa"/>
+              <w:left w:w="130" w:type="dxa"/>
+              <w:right w:w="130" w:type="dxa"/>
+            </w:tcMar>
+            <w:tcBorders>
+              <w:top w:val="single" w:sz="6" w:space="0" w:color="000000"/>
+              <w:left w:val="single" w:sz="6" w:space="0" w:color="000000"/>
+              <w:bottom w:val="single" w:sz="6" w:space="0" w:color="000000"/>
+              <w:right w:val="single" w:sz="6" w:space="0" w:color="000000"/>
+            </w:tcBorders>
+          </w:tcPr>
+          <w:p>
+            <w:pPr>
+              <w:spacing w:after="0" w:line="276" w:lineRule="auto"/>
+              <w:jc w:val="left"/>
+            </w:pPr>
+            <w:r>
+              <w:rPr>
+                <w:rFonts w:ascii="Times New Roman" w:hAnsi="Times New Roman"/>
+                <w:color w:val="000000"/>
+                <w:sz w:val="24"/>
+              </w:rPr>
+              <w:t>Machine Learning &amp; Predictive AI</w:t>
+            </w:r>
+          </w:p>
+        </w:tc>
+        <w:tc>
+          <w:tcPr>
+            <w:tcW w:type="dxa" w:w="2448"/>
+            <w:shd w:fill="FFFFFF"/>
+            <w:tcMar>
+              <w:top w:w="100" w:type="dxa"/>
+              <w:bottom w:w="100" w:type="dxa"/>
+              <w:left w:w="130" w:type="dxa"/>
+              <w:right w:w="130" w:type="dxa"/>
+            </w:tcMar>
+            <w:tcBorders>
+              <w:top w:val="single" w:sz="6" w:space="0" w:color="000000"/>
+              <w:left w:val="single" w:sz="6" w:space="0" w:color="000000"/>
+              <w:bottom w:val="single" w:sz="6" w:space="0" w:color="000000"/>
+              <w:right w:val="single" w:sz="6" w:space="0" w:color="000000"/>
+            </w:tcBorders>
+          </w:tcPr>
+          <w:p>
+            <w:pPr>
+              <w:spacing w:after="0" w:line="276" w:lineRule="auto"/>
+              <w:jc w:val="left"/>
+            </w:pPr>
+            <w:r>
+              <w:rPr>
+                <w:rFonts w:ascii="Times New Roman" w:hAnsi="Times New Roman"/>
+                <w:color w:val="000000"/>
+                <w:sz w:val="24"/>
+              </w:rPr>
+              <w:t>Familiarity with standard Scikit-Learn linear regression</w:t>
+            </w:r>
+          </w:p>
+        </w:tc>
+        <w:tc>
+          <w:tcPr>
+            <w:tcW w:type="dxa" w:w="2736"/>
+            <w:shd w:fill="FFFFFF"/>
+            <w:tcMar>
+              <w:top w:w="100" w:type="dxa"/>
+              <w:bottom w:w="100" w:type="dxa"/>
+              <w:left w:w="130" w:type="dxa"/>
+              <w:right w:w="130" w:type="dxa"/>
+            </w:tcMar>
+            <w:tcBorders>
+              <w:top w:val="single" w:sz="6" w:space="0" w:color="000000"/>
+              <w:left w:val="single" w:sz="6" w:space="0" w:color="000000"/>
+              <w:bottom w:val="single" w:sz="6" w:space="0" w:color="000000"/>
+              <w:right w:val="single" w:sz="6" w:space="0" w:color="000000"/>
+            </w:tcBorders>
+          </w:tcPr>
+          <w:p>
+            <w:pPr>
+              <w:spacing w:after="0" w:line="276" w:lineRule="auto"/>
+              <w:jc w:val="left"/>
+            </w:pPr>
+            <w:r>
+              <w:rPr>
+                <w:rFonts w:ascii="Times New Roman" w:hAnsi="Times New Roman"/>
+                <w:color w:val="000000"/>
+                <w:sz w:val="24"/>
+              </w:rPr>
+              <w:t>Developed 5-fold stratified cross-validation, Bayesian tuning, and calibrated XGBoost/LightGBM</w:t>
+            </w:r>
+          </w:p>
+        </w:tc>
+        <w:tc>
+          <w:tcPr>
+            <w:tcW w:type="dxa" w:w="2592"/>
+            <w:shd w:fill="FFFFFF"/>
+            <w:tcMar>
+              <w:top w:w="100" w:type="dxa"/>
+              <w:bottom w:w="100" w:type="dxa"/>
+              <w:left w:w="130" w:type="dxa"/>
+              <w:right w:w="130" w:type="dxa"/>
+            </w:tcMar>
+            <w:tcBorders>
+              <w:top w:val="single" w:sz="6" w:space="0" w:color="000000"/>
+              <w:left w:val="single" w:sz="6" w:space="0" w:color="000000"/>
+              <w:bottom w:val="single" w:sz="6" w:space="0" w:color="000000"/>
+              <w:right w:val="single" w:sz="6" w:space="0" w:color="000000"/>
+            </w:tcBorders>
+          </w:tcPr>
+          <w:p>
+            <w:pPr>
+              <w:spacing w:after="0" w:line="276" w:lineRule="auto"/>
+              <w:jc w:val="left"/>
+            </w:pPr>
+            <w:r>
+              <w:rPr>
+                <w:rFonts w:ascii="Times New Roman" w:hAnsi="Times New Roman"/>
+                <w:color w:val="000000"/>
+                <w:sz w:val="24"/>
+              </w:rPr>
+              <w:t>Week 4 Predictive Modeling Benchmark.</w:t>
+            </w:r>
+          </w:p>
+        </w:tc>
+      </w:tr>
+      <w:tr>
+        <w:trPr>
+          <w:cantSplit/>
+        </w:trPr>
+        <w:tc>
+          <w:tcPr>
+            <w:tcW w:type="dxa" w:w="2016"/>
+            <w:shd w:fill="FFFFFF"/>
+            <w:tcMar>
+              <w:top w:w="100" w:type="dxa"/>
+              <w:bottom w:w="100" w:type="dxa"/>
+              <w:left w:w="130" w:type="dxa"/>
+              <w:right w:w="130" w:type="dxa"/>
+            </w:tcMar>
+            <w:tcBorders>
+              <w:top w:val="single" w:sz="6" w:space="0" w:color="000000"/>
+              <w:left w:val="single" w:sz="6" w:space="0" w:color="000000"/>
+              <w:bottom w:val="single" w:sz="6" w:space="0" w:color="000000"/>
+              <w:right w:val="single" w:sz="6" w:space="0" w:color="000000"/>
+            </w:tcBorders>
+          </w:tcPr>
+          <w:p>
+            <w:pPr>
+              <w:spacing w:after="0" w:line="276" w:lineRule="auto"/>
+              <w:jc w:val="left"/>
+            </w:pPr>
+            <w:r>
+              <w:rPr>
+                <w:rFonts w:ascii="Times New Roman" w:hAnsi="Times New Roman"/>
+                <w:color w:val="000000"/>
+                <w:sz w:val="24"/>
+              </w:rPr>
+              <w:t>Explainable AI (XAI)</w:t>
+            </w:r>
+          </w:p>
+        </w:tc>
+        <w:tc>
+          <w:tcPr>
+            <w:tcW w:type="dxa" w:w="2448"/>
+            <w:shd w:fill="FFFFFF"/>
+            <w:tcMar>
+              <w:top w:w="100" w:type="dxa"/>
+              <w:bottom w:w="100" w:type="dxa"/>
+              <w:left w:w="130" w:type="dxa"/>
+              <w:right w:w="130" w:type="dxa"/>
+            </w:tcMar>
+            <w:tcBorders>
+              <w:top w:val="single" w:sz="6" w:space="0" w:color="000000"/>
+              <w:left w:val="single" w:sz="6" w:space="0" w:color="000000"/>
+              <w:bottom w:val="single" w:sz="6" w:space="0" w:color="000000"/>
+              <w:right w:val="single" w:sz="6" w:space="0" w:color="000000"/>
+            </w:tcBorders>
+          </w:tcPr>
+          <w:p>
+            <w:pPr>
+              <w:spacing w:after="0" w:line="276" w:lineRule="auto"/>
+              <w:jc w:val="left"/>
+            </w:pPr>
+            <w:r>
+              <w:rPr>
+                <w:rFonts w:ascii="Times New Roman" w:hAnsi="Times New Roman"/>
+                <w:color w:val="000000"/>
+                <w:sz w:val="24"/>
+              </w:rPr>
+              <w:t>Limited exposure to black-box algorithmic explanations</w:t>
+            </w:r>
+          </w:p>
+        </w:tc>
+        <w:tc>
+          <w:tcPr>
+            <w:tcW w:type="dxa" w:w="2736"/>
+            <w:shd w:fill="FFFFFF"/>
+            <w:tcMar>
+              <w:top w:w="100" w:type="dxa"/>
+              <w:bottom w:w="100" w:type="dxa"/>
+              <w:left w:w="130" w:type="dxa"/>
+              <w:right w:w="130" w:type="dxa"/>
+            </w:tcMar>
+            <w:tcBorders>
+              <w:top w:val="single" w:sz="6" w:space="0" w:color="000000"/>
+              <w:left w:val="single" w:sz="6" w:space="0" w:color="000000"/>
+              <w:bottom w:val="single" w:sz="6" w:space="0" w:color="000000"/>
+              <w:right w:val="single" w:sz="6" w:space="0" w:color="000000"/>
+            </w:tcBorders>
+          </w:tcPr>
+          <w:p>
+            <w:pPr>
+              <w:spacing w:after="0" w:line="276" w:lineRule="auto"/>
+              <w:jc w:val="left"/>
+            </w:pPr>
+            <w:r>
+              <w:rPr>
+                <w:rFonts w:ascii="Times New Roman" w:hAnsi="Times New Roman"/>
+                <w:color w:val="000000"/>
+                <w:sz w:val="24"/>
+              </w:rPr>
+              <w:t>Computed global and local TreeSHAP waterfall decompositions for clinical decision support</w:t>
+            </w:r>
+          </w:p>
+        </w:tc>
+        <w:tc>
+          <w:tcPr>
+            <w:tcW w:type="dxa" w:w="2592"/>
+            <w:shd w:fill="FFFFFF"/>
+            <w:tcMar>
+              <w:top w:w="100" w:type="dxa"/>
+              <w:bottom w:w="100" w:type="dxa"/>
+              <w:left w:w="130" w:type="dxa"/>
+              <w:right w:w="130" w:type="dxa"/>
+            </w:tcMar>
+            <w:tcBorders>
+              <w:top w:val="single" w:sz="6" w:space="0" w:color="000000"/>
+              <w:left w:val="single" w:sz="6" w:space="0" w:color="000000"/>
+              <w:bottom w:val="single" w:sz="6" w:space="0" w:color="000000"/>
+              <w:right w:val="single" w:sz="6" w:space="0" w:color="000000"/>
+            </w:tcBorders>
+          </w:tcPr>
+          <w:p>
+            <w:pPr>
+              <w:spacing w:after="0" w:line="276" w:lineRule="auto"/>
+              <w:jc w:val="left"/>
+            </w:pPr>
+            <w:r>
+              <w:rPr>
+                <w:rFonts w:ascii="Times New Roman" w:hAnsi="Times New Roman"/>
+                <w:color w:val="000000"/>
+                <w:sz w:val="24"/>
+              </w:rPr>
+              <w:t>Week 4 SHAP Feature Importance Rankings.</w:t>
+            </w:r>
+          </w:p>
+        </w:tc>
+      </w:tr>
+      <w:tr>
+        <w:trPr>
+          <w:cantSplit/>
+        </w:trPr>
+        <w:tc>
+          <w:tcPr>
+            <w:tcW w:type="dxa" w:w="2016"/>
+            <w:shd w:fill="FFFFFF"/>
+            <w:tcMar>
+              <w:top w:w="100" w:type="dxa"/>
+              <w:bottom w:w="100" w:type="dxa"/>
+              <w:left w:w="130" w:type="dxa"/>
+              <w:right w:w="130" w:type="dxa"/>
+            </w:tcMar>
+            <w:tcBorders>
+              <w:top w:val="single" w:sz="6" w:space="0" w:color="000000"/>
+              <w:left w:val="single" w:sz="6" w:space="0" w:color="000000"/>
+              <w:bottom w:val="single" w:sz="6" w:space="0" w:color="000000"/>
+              <w:right w:val="single" w:sz="6" w:space="0" w:color="000000"/>
+            </w:tcBorders>
+          </w:tcPr>
+          <w:p>
+            <w:pPr>
+              <w:spacing w:after="0" w:line="276" w:lineRule="auto"/>
+              <w:jc w:val="left"/>
+            </w:pPr>
+            <w:r>
+              <w:rPr>
+                <w:rFonts w:ascii="Times New Roman" w:hAnsi="Times New Roman"/>
+                <w:color w:val="000000"/>
+                <w:sz w:val="24"/>
+              </w:rPr>
+              <w:t>Clinical Data Visualization</w:t>
+            </w:r>
+          </w:p>
+        </w:tc>
+        <w:tc>
+          <w:tcPr>
+            <w:tcW w:type="dxa" w:w="2448"/>
+            <w:shd w:fill="FFFFFF"/>
+            <w:tcMar>
+              <w:top w:w="100" w:type="dxa"/>
+              <w:bottom w:w="100" w:type="dxa"/>
+              <w:left w:w="130" w:type="dxa"/>
+              <w:right w:w="130" w:type="dxa"/>
+            </w:tcMar>
+            <w:tcBorders>
+              <w:top w:val="single" w:sz="6" w:space="0" w:color="000000"/>
+              <w:left w:val="single" w:sz="6" w:space="0" w:color="000000"/>
+              <w:bottom w:val="single" w:sz="6" w:space="0" w:color="000000"/>
+              <w:right w:val="single" w:sz="6" w:space="0" w:color="000000"/>
+            </w:tcBorders>
+          </w:tcPr>
+          <w:p>
+            <w:pPr>
+              <w:spacing w:after="0" w:line="276" w:lineRule="auto"/>
+              <w:jc w:val="left"/>
+            </w:pPr>
+            <w:r>
+              <w:rPr>
+                <w:rFonts w:ascii="Times New Roman" w:hAnsi="Times New Roman"/>
+                <w:color w:val="000000"/>
+                <w:sz w:val="24"/>
+              </w:rPr>
+              <w:t>Basic static matplotlib bar charts and line graphs</w:t>
+            </w:r>
+          </w:p>
+        </w:tc>
+        <w:tc>
+          <w:tcPr>
+            <w:tcW w:type="dxa" w:w="2736"/>
+            <w:shd w:fill="FFFFFF"/>
+            <w:tcMar>
+              <w:top w:w="100" w:type="dxa"/>
+              <w:bottom w:w="100" w:type="dxa"/>
+              <w:left w:w="130" w:type="dxa"/>
+              <w:right w:w="130" w:type="dxa"/>
+            </w:tcMar>
+            <w:tcBorders>
+              <w:top w:val="single" w:sz="6" w:space="0" w:color="000000"/>
+              <w:left w:val="single" w:sz="6" w:space="0" w:color="000000"/>
+              <w:bottom w:val="single" w:sz="6" w:space="0" w:color="000000"/>
+              <w:right w:val="single" w:sz="6" w:space="0" w:color="000000"/>
+            </w:tcBorders>
+          </w:tcPr>
+          <w:p>
+            <w:pPr>
+              <w:spacing w:after="0" w:line="276" w:lineRule="auto"/>
+              <w:jc w:val="left"/>
+            </w:pPr>
+            <w:r>
+              <w:rPr>
+                <w:rFonts w:ascii="Times New Roman" w:hAnsi="Times New Roman"/>
+                <w:color w:val="000000"/>
+                <w:sz w:val="24"/>
+              </w:rPr>
+              <w:t>Designed multi-tiered executive BI wireframes, cognitive load restraint, and accessibility standards</w:t>
+            </w:r>
+          </w:p>
+        </w:tc>
+        <w:tc>
+          <w:tcPr>
+            <w:tcW w:type="dxa" w:w="2592"/>
+            <w:shd w:fill="FFFFFF"/>
+            <w:tcMar>
+              <w:top w:w="100" w:type="dxa"/>
+              <w:bottom w:w="100" w:type="dxa"/>
+              <w:left w:w="130" w:type="dxa"/>
+              <w:right w:w="130" w:type="dxa"/>
+            </w:tcMar>
+            <w:tcBorders>
+              <w:top w:val="single" w:sz="6" w:space="0" w:color="000000"/>
+              <w:left w:val="single" w:sz="6" w:space="0" w:color="000000"/>
+              <w:bottom w:val="single" w:sz="6" w:space="0" w:color="000000"/>
+              <w:right w:val="single" w:sz="6" w:space="0" w:color="000000"/>
+            </w:tcBorders>
+          </w:tcPr>
+          <w:p>
+            <w:pPr>
+              <w:spacing w:after="0" w:line="276" w:lineRule="auto"/>
+              <w:jc w:val="left"/>
+            </w:pPr>
+            <w:r>
+              <w:rPr>
+                <w:rFonts w:ascii="Times New Roman" w:hAnsi="Times New Roman"/>
+                <w:color w:val="000000"/>
+                <w:sz w:val="24"/>
+              </w:rPr>
+              <w:t>Week 3 Visual Analytics Blueprint.</w:t>
+            </w:r>
+          </w:p>
+        </w:tc>
+      </w:tr>
+      <w:tr>
+        <w:trPr>
+          <w:cantSplit/>
+        </w:trPr>
+        <w:tc>
+          <w:tcPr>
+            <w:tcW w:type="dxa" w:w="2016"/>
+            <w:shd w:fill="FFFFFF"/>
+            <w:tcMar>
+              <w:top w:w="100" w:type="dxa"/>
+              <w:bottom w:w="100" w:type="dxa"/>
+              <w:left w:w="130" w:type="dxa"/>
+              <w:right w:w="130" w:type="dxa"/>
+            </w:tcMar>
+            <w:tcBorders>
+              <w:top w:val="single" w:sz="6" w:space="0" w:color="000000"/>
+              <w:left w:val="single" w:sz="6" w:space="0" w:color="000000"/>
+              <w:bottom w:val="single" w:sz="6" w:space="0" w:color="000000"/>
+              <w:right w:val="single" w:sz="6" w:space="0" w:color="000000"/>
+            </w:tcBorders>
+          </w:tcPr>
+          <w:p>
+            <w:pPr>
+              <w:spacing w:after="0" w:line="276" w:lineRule="auto"/>
+              <w:jc w:val="left"/>
+            </w:pPr>
+            <w:r>
+              <w:rPr>
+                <w:rFonts w:ascii="Times New Roman" w:hAnsi="Times New Roman"/>
+                <w:color w:val="000000"/>
+                <w:sz w:val="24"/>
+              </w:rPr>
+              <w:t>Translational Clinical Policy</w:t>
+            </w:r>
+          </w:p>
+        </w:tc>
+        <w:tc>
+          <w:tcPr>
+            <w:tcW w:type="dxa" w:w="2448"/>
+            <w:shd w:fill="FFFFFF"/>
+            <w:tcMar>
+              <w:top w:w="100" w:type="dxa"/>
+              <w:bottom w:w="100" w:type="dxa"/>
+              <w:left w:w="130" w:type="dxa"/>
+              <w:right w:w="130" w:type="dxa"/>
+            </w:tcMar>
+            <w:tcBorders>
+              <w:top w:val="single" w:sz="6" w:space="0" w:color="000000"/>
+              <w:left w:val="single" w:sz="6" w:space="0" w:color="000000"/>
+              <w:bottom w:val="single" w:sz="6" w:space="0" w:color="000000"/>
+              <w:right w:val="single" w:sz="6" w:space="0" w:color="000000"/>
+            </w:tcBorders>
+          </w:tcPr>
+          <w:p>
+            <w:pPr>
+              <w:spacing w:after="0" w:line="276" w:lineRule="auto"/>
+              <w:jc w:val="left"/>
+            </w:pPr>
+            <w:r>
+              <w:rPr>
+                <w:rFonts w:ascii="Times New Roman" w:hAnsi="Times New Roman"/>
+                <w:color w:val="000000"/>
+                <w:sz w:val="24"/>
+              </w:rPr>
+              <w:t>Disconnected from operational healthcare delivery realities</w:t>
+            </w:r>
+          </w:p>
+        </w:tc>
+        <w:tc>
+          <w:tcPr>
+            <w:tcW w:type="dxa" w:w="2736"/>
+            <w:shd w:fill="FFFFFF"/>
+            <w:tcMar>
+              <w:top w:w="100" w:type="dxa"/>
+              <w:bottom w:w="100" w:type="dxa"/>
+              <w:left w:w="130" w:type="dxa"/>
+              <w:right w:w="130" w:type="dxa"/>
+            </w:tcMar>
+            <w:tcBorders>
+              <w:top w:val="single" w:sz="6" w:space="0" w:color="000000"/>
+              <w:left w:val="single" w:sz="6" w:space="0" w:color="000000"/>
+              <w:bottom w:val="single" w:sz="6" w:space="0" w:color="000000"/>
+              <w:right w:val="single" w:sz="6" w:space="0" w:color="000000"/>
+            </w:tcBorders>
+          </w:tcPr>
+          <w:p>
+            <w:pPr>
+              <w:spacing w:after="0" w:line="276" w:lineRule="auto"/>
+              <w:jc w:val="left"/>
+            </w:pPr>
+            <w:r>
+              <w:rPr>
+                <w:rFonts w:ascii="Times New Roman" w:hAnsi="Times New Roman"/>
+                <w:color w:val="000000"/>
+                <w:sz w:val="24"/>
+              </w:rPr>
+              <w:t>Translated ML outputs into Project RED discharge bundles and staffing models</w:t>
+            </w:r>
+          </w:p>
+        </w:tc>
+        <w:tc>
+          <w:tcPr>
+            <w:tcW w:type="dxa" w:w="2592"/>
+            <w:shd w:fill="FFFFFF"/>
+            <w:tcMar>
+              <w:top w:w="100" w:type="dxa"/>
+              <w:bottom w:w="100" w:type="dxa"/>
+              <w:left w:w="130" w:type="dxa"/>
+              <w:right w:w="130" w:type="dxa"/>
+            </w:tcMar>
+            <w:tcBorders>
+              <w:top w:val="single" w:sz="6" w:space="0" w:color="000000"/>
+              <w:left w:val="single" w:sz="6" w:space="0" w:color="000000"/>
+              <w:bottom w:val="single" w:sz="6" w:space="0" w:color="000000"/>
+              <w:right w:val="single" w:sz="6" w:space="0" w:color="000000"/>
+            </w:tcBorders>
+          </w:tcPr>
+          <w:p>
+            <w:pPr>
+              <w:spacing w:after="0" w:line="276" w:lineRule="auto"/>
+              <w:jc w:val="left"/>
+            </w:pPr>
+            <w:r>
+              <w:rPr>
+                <w:rFonts w:ascii="Times New Roman" w:hAnsi="Times New Roman"/>
+                <w:color w:val="000000"/>
+                <w:sz w:val="24"/>
+              </w:rPr>
+              <w:t>Week 5 Evidence-Based Clinical Recommendations.</w:t>
+            </w:r>
+          </w:p>
+        </w:tc>
+      </w:tr>
+      <w:tr>
+        <w:trPr>
+          <w:cantSplit/>
+        </w:trPr>
+        <w:tc>
+          <w:tcPr>
+            <w:tcW w:type="dxa" w:w="2016"/>
+            <w:shd w:fill="FFFFFF"/>
+            <w:tcMar>
+              <w:top w:w="100" w:type="dxa"/>
+              <w:bottom w:w="100" w:type="dxa"/>
+              <w:left w:w="130" w:type="dxa"/>
+              <w:right w:w="130" w:type="dxa"/>
+            </w:tcMar>
+            <w:tcBorders>
+              <w:top w:val="single" w:sz="6" w:space="0" w:color="000000"/>
+              <w:left w:val="single" w:sz="6" w:space="0" w:color="000000"/>
+              <w:bottom w:val="single" w:sz="6" w:space="0" w:color="000000"/>
+              <w:right w:val="single" w:sz="6" w:space="0" w:color="000000"/>
+            </w:tcBorders>
+          </w:tcPr>
+          <w:p>
+            <w:pPr>
+              <w:spacing w:after="0" w:line="276" w:lineRule="auto"/>
+              <w:jc w:val="left"/>
+            </w:pPr>
+            <w:r>
+              <w:rPr>
+                <w:rFonts w:ascii="Times New Roman" w:hAnsi="Times New Roman"/>
+                <w:color w:val="000000"/>
+                <w:sz w:val="24"/>
+              </w:rPr>
+              <w:t>Professional Documentation</w:t>
+            </w:r>
+          </w:p>
+        </w:tc>
+        <w:tc>
+          <w:tcPr>
+            <w:tcW w:type="dxa" w:w="2448"/>
+            <w:shd w:fill="FFFFFF"/>
+            <w:tcMar>
+              <w:top w:w="100" w:type="dxa"/>
+              <w:bottom w:w="100" w:type="dxa"/>
+              <w:left w:w="130" w:type="dxa"/>
+              <w:right w:w="130" w:type="dxa"/>
+            </w:tcMar>
+            <w:tcBorders>
+              <w:top w:val="single" w:sz="6" w:space="0" w:color="000000"/>
+              <w:left w:val="single" w:sz="6" w:space="0" w:color="000000"/>
+              <w:bottom w:val="single" w:sz="6" w:space="0" w:color="000000"/>
+              <w:right w:val="single" w:sz="6" w:space="0" w:color="000000"/>
+            </w:tcBorders>
+          </w:tcPr>
+          <w:p>
+            <w:pPr>
+              <w:spacing w:after="0" w:line="276" w:lineRule="auto"/>
+              <w:jc w:val="left"/>
+            </w:pPr>
+            <w:r>
+              <w:rPr>
+                <w:rFonts w:ascii="Times New Roman" w:hAnsi="Times New Roman"/>
+                <w:color w:val="000000"/>
+                <w:sz w:val="24"/>
+              </w:rPr>
+              <w:t>Academic lab reports with informal formatting</w:t>
+            </w:r>
+          </w:p>
+        </w:tc>
+        <w:tc>
+          <w:tcPr>
+            <w:tcW w:type="dxa" w:w="2736"/>
+            <w:shd w:fill="FFFFFF"/>
+            <w:tcMar>
+              <w:top w:w="100" w:type="dxa"/>
+              <w:bottom w:w="100" w:type="dxa"/>
+              <w:left w:w="130" w:type="dxa"/>
+              <w:right w:w="130" w:type="dxa"/>
+            </w:tcMar>
+            <w:tcBorders>
+              <w:top w:val="single" w:sz="6" w:space="0" w:color="000000"/>
+              <w:left w:val="single" w:sz="6" w:space="0" w:color="000000"/>
+              <w:bottom w:val="single" w:sz="6" w:space="0" w:color="000000"/>
+              <w:right w:val="single" w:sz="6" w:space="0" w:color="000000"/>
+            </w:tcBorders>
+          </w:tcPr>
+          <w:p>
+            <w:pPr>
+              <w:spacing w:after="0" w:line="276" w:lineRule="auto"/>
+              <w:jc w:val="left"/>
+            </w:pPr>
+            <w:r>
+              <w:rPr>
+                <w:rFonts w:ascii="Times New Roman" w:hAnsi="Times New Roman"/>
+                <w:color w:val="000000"/>
+                <w:sz w:val="24"/>
+              </w:rPr>
+              <w:t>Authored comprehensive, publication-grade executive clinical whitepapers</w:t>
+            </w:r>
+          </w:p>
+        </w:tc>
+        <w:tc>
+          <w:tcPr>
+            <w:tcW w:type="dxa" w:w="2592"/>
+            <w:shd w:fill="FFFFFF"/>
+            <w:tcMar>
+              <w:top w:w="100" w:type="dxa"/>
+              <w:bottom w:w="100" w:type="dxa"/>
+              <w:left w:w="130" w:type="dxa"/>
+              <w:right w:w="130" w:type="dxa"/>
+            </w:tcMar>
+            <w:tcBorders>
+              <w:top w:val="single" w:sz="6" w:space="0" w:color="000000"/>
+              <w:left w:val="single" w:sz="6" w:space="0" w:color="000000"/>
+              <w:bottom w:val="single" w:sz="6" w:space="0" w:color="000000"/>
+              <w:right w:val="single" w:sz="6" w:space="0" w:color="000000"/>
+            </w:tcBorders>
+          </w:tcPr>
+          <w:p>
+            <w:pPr>
+              <w:spacing w:after="0" w:line="276" w:lineRule="auto"/>
+              <w:jc w:val="left"/>
+            </w:pPr>
+            <w:r>
+              <w:rPr>
+                <w:rFonts w:ascii="Times New Roman" w:hAnsi="Times New Roman"/>
+                <w:color w:val="000000"/>
+                <w:sz w:val="24"/>
+              </w:rPr>
+              <w:t>Weeks 1-6 Technical Deliverables.</w:t>
+            </w:r>
+          </w:p>
+        </w:tc>
+      </w:tr>
+    </w:tbl>
+    <w:p>
+      <w:pPr>
+        <w:keepNext/>
+        <w:widowControl/>
+        <w:spacing w:before="320" w:after="100"/>
+      </w:pPr>
+      <w:r>
+        <w:rPr>
+          <w:rFonts w:ascii="Times New Roman" w:hAnsi="Times New Roman"/>
+          <w:b/>
+          <w:color w:val="000000"/>
+          <w:sz w:val="36"/>
+        </w:rPr>
+        <w:t>6. Critical Reflection, Lessons Learned &amp; Future Directions</w:t>
+      </w:r>
+    </w:p>
+    <w:p>
+      <w:pPr>
+        <w:keepNext/>
+        <w:widowControl/>
+        <w:spacing w:before="0" w:after="100" w:line="276" w:lineRule="auto"/>
+      </w:pPr>
+      <w:r>
+        <w:rPr>
+          <w:rFonts w:ascii="Times New Roman" w:hAnsi="Times New Roman"/>
+          <w:color w:val="000000"/>
+          <w:sz w:val="24"/>
+        </w:rPr>
+        <w:t>Reflecting on the challenges encountered across the 6-week lifecycle provides critical insights for future healthcare data science implementations:</w:t>
       </w:r>
     </w:p>
     <w:p>
       <w:pPr>
         <w:pStyle w:val="ListBullet"/>
-        <w:spacing w:line="276" w:lineRule="auto" w:after="60"/>
+        <w:keepNext/>
+        <w:spacing w:after="60" w:line="276" w:lineRule="auto"/>
       </w:pPr>
       <w:r>
         <w:rPr>
           <w:rFonts w:ascii="Times New Roman" w:hAnsi="Times New Roman"/>
           <w:b/>
+          <w:color w:val="000000"/>
           <w:sz w:val="24"/>
         </w:rPr>
-        <w:t xml:space="preserve">Limitations of Static Risk Scores: </w:t>
+        <w:t xml:space="preserve">Managing Clinical Imbalance &amp; Cost Trade-Offs: </w:t>
       </w:r>
       <w:r>
         <w:rPr>
           <w:rFonts w:ascii="Times New Roman" w:hAnsi="Times New Roman"/>
+          <w:color w:val="000000"/>
           <w:sz w:val="24"/>
         </w:rPr>
-        <w:t>Traditional bedside tools (like the LACE index) achieved poor discriminative performance (ROC-AUC 0.638). Modern machine learning algorithms incorporating non-linear comorbidity interactions and lab biomarker velocities outperformed static scores by over 30% in discriminative accuracy.</w:t>
+        <w:t>Early iterations of the model prioritized overall accuracy, which masked poor sensitivity on the 20% readmitted cohort. Shifting to PR-AUC optimization and tuning decision thresholds via a clinical cost-utility matrix taught the vital lesson that in healthcare, false negatives are vastly more costly than false positives.</w:t>
       </w:r>
     </w:p>
     <w:p>
       <w:pPr>
         <w:pStyle w:val="ListBullet"/>
-        <w:spacing w:line="276" w:lineRule="auto" w:after="60"/>
+        <w:keepNext/>
+        <w:spacing w:after="60" w:line="276" w:lineRule="auto"/>
       </w:pPr>
       <w:r>
         <w:rPr>
           <w:rFonts w:ascii="Times New Roman" w:hAnsi="Times New Roman"/>
           <w:b/>
+          <w:color w:val="000000"/>
           <w:sz w:val="24"/>
         </w:rPr>
-        <w:t xml:space="preserve">Clinical Risk Concentration: </w:t>
+        <w:t xml:space="preserve">The Primacy of Explainability over Raw Complexity: </w:t>
       </w:r>
       <w:r>
         <w:rPr>
           <w:rFonts w:ascii="Times New Roman" w:hAnsi="Times New Roman"/>
+          <w:color w:val="000000"/>
           <w:sz w:val="24"/>
         </w:rPr>
-        <w:t>Inpatient readmissions are heavily concentrated: the top 15% highest-risk patients accounted for 62% of all 30-day readmissions, demonstrating that targeted clinical resource allocation can achieve massive operational efficiency.</w:t>
+        <w:t>Physicians initially expressed skepticism toward machine learning predictions. Introducing SHAP waterfall plots that highlight top patient-specific risk drivers (e.g., cardiorenal interactions, polypharmacy) transformed algorithmic scores into clinically credible decision support.</w:t>
       </w:r>
     </w:p>
     <w:p>
       <w:pPr>
         <w:pStyle w:val="ListBullet"/>
-        <w:spacing w:line="276" w:lineRule="auto" w:after="60"/>
+        <w:keepNext/>
+        <w:spacing w:after="60" w:line="276" w:lineRule="auto"/>
       </w:pPr>
       <w:r>
         <w:rPr>
           <w:rFonts w:ascii="Times New Roman" w:hAnsi="Times New Roman"/>
           <w:b/>
+          <w:color w:val="000000"/>
           <w:sz w:val="24"/>
         </w:rPr>
-        <w:t xml:space="preserve">Operational Synergy: </w:t>
+        <w:t xml:space="preserve">Future Analytical Horizon: NLP &amp; Social Determinants: </w:t>
       </w:r>
       <w:r>
         <w:rPr>
           <w:rFonts w:ascii="Times New Roman" w:hAnsi="Times New Roman"/>
+          <w:color w:val="000000"/>
           <w:sz w:val="24"/>
         </w:rPr>
-        <w:t>Reducing delayed discharges through proactive 24-hour discharge planning directly reduces emergency department boarding times, creating a positive feedback loop across hospital capacity.</w:t>
+        <w:t>Future enhancements will incorporate unstructured clinical physician progress notes using specialized clinical LLMs (e.g., BioClinicalBERT) and integrate geospatial Social Determinants of Health (SDOH) to capture housing instability and food insecurity.</w:t>
       </w:r>
     </w:p>
     <w:p>
       <w:pPr>
         <w:keepNext/>
-        <w:spacing w:before="280" w:after="80"/>
+        <w:widowControl/>
+        <w:spacing w:before="240" w:after="80"/>
       </w:pPr>
       <w:r>
         <w:rPr>
           <w:rFonts w:ascii="Times New Roman" w:hAnsi="Times New Roman"/>
           <w:b/>
-          <w:color w:val="002060"/>
-          <w:sz w:val="30"/>
+          <w:color w:val="000000"/>
+          <w:sz w:val="32"/>
         </w:rPr>
-        <w:t>4. Reflective Intern Self-Assessment</w:t>
+        <w:t>6.2 Institutional Declaration &amp; Professional Sign-Off</w:t>
       </w:r>
     </w:p>
     <w:p>
       <w:pPr>
-        <w:keepNext/>
-        <w:spacing w:before="200" w:after="60"/>
+        <w:widowControl/>
+        <w:spacing w:before="0" w:after="100" w:line="276" w:lineRule="auto"/>
       </w:pPr>
       <w:r>
         <w:rPr>
           <w:rFonts w:ascii="Times New Roman" w:hAnsi="Times New Roman"/>
-          <w:b/>
-          <w:color w:val="282828"/>
-          <w:sz w:val="26"/>
+          <w:color w:val="000000"/>
+          <w:sz w:val="24"/>
         </w:rPr>
-        <w:t>4.1 Analytical and Technical Competencies Developed</w:t>
+        <w:t>I hereby declare that this capstone portfolio represents my original, comprehensive technical work as a Healthcare Data Analyst Intern. Spanning data problem definition, multi-source data engineering, exploratory visual design, advanced predictive modeling, and evidence-based policy formulation, this project adheres to the highest standards of analytical rigor, clinical safety, and data integrity.</w:t>
       </w:r>
     </w:p>
     <w:p>
       <w:pPr>
-        <w:spacing w:line="276" w:lineRule="auto" w:after="120"/>
+        <w:spacing w:before="280"/>
+        <w:jc w:val="center"/>
       </w:pPr>
       <w:r>
         <w:rPr>
           <w:rFonts w:ascii="Times New Roman" w:hAnsi="Times New Roman"/>
+          <w:i/>
+          <w:color w:val="000000"/>
           <w:sz w:val="24"/>
         </w:rPr>
-        <w:t>During this 6-week virtual internship, I significantly deepened my practical capabilities in health informatics and applied data science. Translating abstract clinical challenges into mathematically rigorous predictive formulations enhanced my proficiency in advanced tabular modeling, cross-validation design for medical records, and model explainability via TreeSHAP. Working with complex clinical constraints taught me to prioritize precision, recall, and calibration over raw classification accuracy, recognizing the life-critical implications of clinical predictions.</w:t>
-      </w:r>
-    </w:p>
-    <w:p>
-      <w:pPr>
-        <w:keepNext/>
-        <w:spacing w:before="200" w:after="60"/>
-      </w:pPr>
-      <w:r>
-        <w:rPr>
-          <w:rFonts w:ascii="Times New Roman" w:hAnsi="Times New Roman"/>
-          <w:b/>
-          <w:color w:val="282828"/>
-          <w:sz w:val="26"/>
-        </w:rPr>
-        <w:t>4.2 Challenges Overcome and Methodological Adjustments</w:t>
-      </w:r>
-    </w:p>
-    <w:p>
-      <w:pPr>
-        <w:spacing w:line="276" w:lineRule="auto" w:after="120"/>
-      </w:pPr>
-      <w:r>
-        <w:rPr>
-          <w:rFonts w:ascii="Times New Roman" w:hAnsi="Times New Roman"/>
-          <w:sz w:val="24"/>
-        </w:rPr>
-        <w:t>A primary challenge was preventing subtle clinical data leakage. In early modeling trials, including post-discharge pharmacy billing codes artificially inflated model performance. Transitioning to strict temporal feature validation and grouping data at the patient level rather than encounter level resolved this vulnerability, ensuring realistic out-of-time generalizability. Navigating HIPAA compliance and safe data handling reinforced the non-negotiable importance of ethical governance in health analytics.</w:t>
-      </w:r>
-    </w:p>
-    <w:p>
-      <w:pPr>
-        <w:keepNext/>
-        <w:spacing w:before="200" w:after="60"/>
-      </w:pPr>
-      <w:r>
-        <w:rPr>
-          <w:rFonts w:ascii="Times New Roman" w:hAnsi="Times New Roman"/>
-          <w:b/>
-          <w:color w:val="282828"/>
-          <w:sz w:val="26"/>
-        </w:rPr>
-        <w:t>4.3 Professional Career Development Pathway</w:t>
-      </w:r>
-    </w:p>
-    <w:p>
-      <w:pPr>
-        <w:spacing w:line="276" w:lineRule="auto" w:after="120"/>
-      </w:pPr>
-      <w:r>
-        <w:rPr>
-          <w:rFonts w:ascii="Times New Roman" w:hAnsi="Times New Roman"/>
-          <w:sz w:val="24"/>
-        </w:rPr>
-        <w:t>This capstone solidified my commitment to pursuing a career as a Healthcare Data Analyst and Clinical Machine Learning Engineer. Moving forward, I plan to expand my technical toolkit into FHIR (Fast Healthcare Interoperability Resources) API standards, OMOP Common Data Model harmonization, and natural language processing of unstructured physician notes, continuing to build analytical solutions that improve patient outcomes.</w:t>
-      </w:r>
-    </w:p>
-    <w:p>
-      <w:pPr>
-        <w:keepNext/>
-        <w:spacing w:before="280" w:after="80"/>
-      </w:pPr>
-      <w:r>
-        <w:rPr>
-          <w:rFonts w:ascii="Times New Roman" w:hAnsi="Times New Roman"/>
-          <w:b/>
-          <w:color w:val="002060"/>
-          <w:sz w:val="30"/>
-        </w:rPr>
-        <w:t>5. Best Practices Guide for Healthcare Data Analytics Projects</w:t>
-      </w:r>
-    </w:p>
-    <w:p>
-      <w:pPr>
-        <w:pStyle w:val="ListBullet"/>
-        <w:spacing w:line="276" w:lineRule="auto" w:after="60"/>
-      </w:pPr>
-      <w:r>
-        <w:rPr>
-          <w:rFonts w:ascii="Times New Roman" w:hAnsi="Times New Roman"/>
-          <w:b/>
-          <w:sz w:val="24"/>
-        </w:rPr>
-        <w:t xml:space="preserve">1. Patient-Centric Grouping: </w:t>
-      </w:r>
-      <w:r>
-        <w:rPr>
-          <w:rFonts w:ascii="Times New Roman" w:hAnsi="Times New Roman"/>
-          <w:sz w:val="24"/>
-        </w:rPr>
-        <w:t>Always group cross-validation splits by unique patient identifiers to prevent multi-encounter patient leakage.</w:t>
-      </w:r>
-    </w:p>
-    <w:p>
-      <w:pPr>
-        <w:pStyle w:val="ListBullet"/>
-        <w:spacing w:line="276" w:lineRule="auto" w:after="60"/>
-      </w:pPr>
-      <w:r>
-        <w:rPr>
-          <w:rFonts w:ascii="Times New Roman" w:hAnsi="Times New Roman"/>
-          <w:b/>
-          <w:sz w:val="24"/>
-        </w:rPr>
-        <w:t xml:space="preserve">2. Prioritize PR-AUC and Calibration: </w:t>
-      </w:r>
-      <w:r>
-        <w:rPr>
-          <w:rFonts w:ascii="Times New Roman" w:hAnsi="Times New Roman"/>
-          <w:sz w:val="24"/>
-        </w:rPr>
-        <w:t>In imbalanced clinical outcomes, optimize Precision-Recall AUC and Brier score calibration rather than overall accuracy.</w:t>
-      </w:r>
-    </w:p>
-    <w:p>
-      <w:pPr>
-        <w:pStyle w:val="ListBullet"/>
-        <w:spacing w:line="276" w:lineRule="auto" w:after="60"/>
-      </w:pPr>
-      <w:r>
-        <w:rPr>
-          <w:rFonts w:ascii="Times New Roman" w:hAnsi="Times New Roman"/>
-          <w:b/>
-          <w:sz w:val="24"/>
-        </w:rPr>
-        <w:t xml:space="preserve">3. Co-Design with Clinical Stakeholders: </w:t>
-      </w:r>
-      <w:r>
-        <w:rPr>
-          <w:rFonts w:ascii="Times New Roman" w:hAnsi="Times New Roman"/>
-          <w:sz w:val="24"/>
-        </w:rPr>
-        <w:t>Always involve physicians, nurse unit managers, and pharmacists during feature engineering and dashboard wireframing to ensure real-world utility.</w:t>
-      </w:r>
-    </w:p>
-    <w:p>
-      <w:pPr>
-        <w:pStyle w:val="ListBullet"/>
-        <w:spacing w:line="276" w:lineRule="auto" w:after="60"/>
-      </w:pPr>
-      <w:r>
-        <w:rPr>
-          <w:rFonts w:ascii="Times New Roman" w:hAnsi="Times New Roman"/>
-          <w:b/>
-          <w:sz w:val="24"/>
-        </w:rPr>
-        <w:t xml:space="preserve">4. Transparent Explainability: </w:t>
-      </w:r>
-      <w:r>
-        <w:rPr>
-          <w:rFonts w:ascii="Times New Roman" w:hAnsi="Times New Roman"/>
-          <w:sz w:val="24"/>
-        </w:rPr>
-        <w:t>Provide local SHAP explanations for every patient risk prediction, empowering clinicians to understand the 'why' behind algorithmic recommendations.</w:t>
+        <w:t>— End of Comprehensive Project Integration and Professional Self-Assessment (Week 6) —</w:t>
+        <w:br/>
+        <w:t>Prepared by Ankit Kumar | Healthcare Data Analyst Intern</w:t>
+        <w:br/>
+        <w:t>Date of Institutional Completion: December 2025</w:t>
       </w:r>
     </w:p>
     <w:sectPr>
-      <w:footerReference w:type="default" r:id="rId9"/>
+      <w:headerReference w:type="default" r:id="rId9"/>
+      <w:footerReference w:type="default" r:id="rId10"/>
       <w:pgSz w:w="12240" w:h="15840"/>
-      <w:pgMar w:top="1440" w:right="1440" w:bottom="1440" w:left="1440" w:header="720" w:footer="720" w:gutter="0"/>
+      <w:pgMar w:top="1224" w:right="1224" w:bottom="1224" w:left="1224" w:header="720" w:footer="720" w:gutter="0"/>
       <w:cols w:space="720"/>
       <w:docGrid w:linePitch="360"/>
     </w:sectPr>
@@ -1203,13 +4761,62 @@
     <w:r>
       <w:rPr>
         <w:rFonts w:ascii="Times New Roman" w:hAnsi="Times New Roman"/>
-        <w:color w:val="787878"/>
-        <w:sz w:val="18"/>
-      </w:rPr>
-      <w:t>Healthcare Data Analytics Capstone | Confidential Clinical Report</w:t>
+        <w:color w:val="000000"/>
+        <w:sz w:val="24"/>
+      </w:rPr>
+      <w:t xml:space="preserve">Healthcare Data Analyst Intern | Page </w:t>
+    </w:r>
+    <w:r>
+      <w:rPr>
+        <w:rFonts w:ascii="Times New Roman" w:hAnsi="Times New Roman"/>
+        <w:color w:val="000000"/>
+        <w:sz w:val="24"/>
+      </w:rPr>
+      <w:fldChar w:fldCharType="begin"/>
+      <w:instrText xml:space="preserve"> PAGE </w:instrText>
+      <w:fldChar w:fldCharType="separate"/>
+      <w:fldChar w:fldCharType="end"/>
+    </w:r>
+    <w:r>
+      <w:rPr>
+        <w:rFonts w:ascii="Times New Roman" w:hAnsi="Times New Roman"/>
+        <w:color w:val="000000"/>
+        <w:sz w:val="24"/>
+      </w:rPr>
+      <w:t xml:space="preserve"> of </w:t>
+    </w:r>
+    <w:r>
+      <w:rPr>
+        <w:rFonts w:ascii="Times New Roman" w:hAnsi="Times New Roman"/>
+        <w:color w:val="000000"/>
+        <w:sz w:val="24"/>
+      </w:rPr>
+      <w:fldChar w:fldCharType="begin"/>
+      <w:instrText xml:space="preserve"> NUMPAGES </w:instrText>
+      <w:fldChar w:fldCharType="separate"/>
+      <w:fldChar w:fldCharType="end"/>
     </w:r>
   </w:p>
 </w:ftr>
+</file>
+
+<file path=word/header1.xml><?xml version="1.0" encoding="utf-8"?>
+<w:hdr xmlns:m="http://schemas.openxmlformats.org/officeDocument/2006/math" xmlns:mc="http://schemas.openxmlformats.org/markup-compatibility/2006" xmlns:mo="http://schemas.microsoft.com/office/mac/office/2008/main" xmlns:mv="urn:schemas-microsoft-com:mac:vml" xmlns:o="urn:schemas-microsoft-com:office:office" xmlns:r="http://schemas.openxmlformats.org/officeDocument/2006/relationships" xmlns:v="urn:schemas-microsoft-com:vml" xmlns:w10="urn:schemas-microsoft-com:office:word" xmlns:w14="http://schemas.microsoft.com/office/word/2010/wordml" xmlns:w="http://schemas.openxmlformats.org/wordprocessingml/2006/main" xmlns:wne="http://schemas.microsoft.com/office/word/2006/wordml" xmlns:wp14="http://schemas.microsoft.com/office/word/2010/wordprocessingDrawing" xmlns:wp="http://schemas.openxmlformats.org/drawingml/2006/wordprocessingDrawing" xmlns:wpc="http://schemas.microsoft.com/office/word/2010/wordprocessingCanvas" xmlns:wpg="http://schemas.microsoft.com/office/word/2010/wordprocessingGroup" xmlns:wpi="http://schemas.microsoft.com/office/word/2010/wordprocessingInk" xmlns:wps="http://schemas.microsoft.com/office/word/2010/wordprocessingShape" mc:Ignorable="w14 wp14">
+  <w:p>
+    <w:pPr>
+      <w:pStyle w:val="Header"/>
+      <w:jc w:val="right"/>
+    </w:pPr>
+    <w:r>
+      <w:rPr>
+        <w:rFonts w:ascii="Times New Roman" w:hAnsi="Times New Roman"/>
+        <w:color w:val="000000"/>
+        <w:sz w:val="24"/>
+      </w:rPr>
+      <w:t>Week 6 Task: Comprehensive Project Integration and Self-Assessment | Ankit Kumar</w:t>
+    </w:r>
+  </w:p>
+</w:hdr>
 </file>
 
 <file path=word/numbering.xml><?xml version="1.0" encoding="utf-8"?>
@@ -1576,7 +5183,8 @@
     <w:qFormat/>
     <w:rsid w:val="00FC693F"/>
     <w:pPr>
-      <w:spacing w:line="276" w:lineRule="auto" w:after="120" w:before="0"/>
+      <w:widowControl/>
+      <w:spacing w:line="276" w:lineRule="auto" w:after="100"/>
     </w:pPr>
     <w:rPr>
       <w:rFonts w:ascii="Times New Roman" w:hAnsi="Times New Roman"/>
